--- a/manuscript/中文_过程与结果_系统总结.docx
+++ b/manuscript/中文_过程与结果_系统总结.docx
@@ -2,7 +2,7 @@
 <file path=word/document.xml><?xml version="1.0" encoding="utf-8"?>
 <w:document xmlns:w="http://schemas.openxmlformats.org/wordprocessingml/2006/main" xmlns:m="http://schemas.openxmlformats.org/officeDocument/2006/math" xmlns:r="http://schemas.openxmlformats.org/officeDocument/2006/relationships" xmlns:o="urn:schemas-microsoft-com:office:office" xmlns:v="urn:schemas-microsoft-com:vml" xmlns:w10="urn:schemas-microsoft-com:office:word" xmlns:a="http://schemas.openxmlformats.org/drawingml/2006/main" xmlns:pic="http://schemas.openxmlformats.org/drawingml/2006/picture" xmlns:wp="http://schemas.openxmlformats.org/drawingml/2006/wordprocessingDrawing">
   <w:body>
-    <w:bookmarkStart w:id="32" w:name="Xbcb7274292f25a6b6d55db1c77c3c98c59a0527"/>
+    <w:bookmarkStart w:id="33" w:name="Xbcb7274292f25a6b6d55db1c77c3c98c59a0527"/>
     <w:p>
       <w:pPr>
         <w:pStyle w:val="Heading1"/>
@@ -2545,7 +2545,7 @@
     </w:p>
     <w:bookmarkEnd w:id="14"/>
     <w:bookmarkEnd w:id="15"/>
-    <w:bookmarkStart w:id="25" w:name="Xc4248181c1c8597276ac393733a5fa2a9035ccc"/>
+    <w:bookmarkStart w:id="26" w:name="Xc4248181c1c8597276ac393733a5fa2a9035ccc"/>
     <w:p>
       <w:pPr>
         <w:pStyle w:val="Heading2"/>
@@ -6866,6 +6866,993 @@
         <w:t xml:space="preserve">缺指标/坐标未做。</w:t>
       </w:r>
     </w:p>
+    <w:bookmarkEnd w:id="24"/>
+    <w:bookmarkStart w:id="25" w:name="Xc50ce124deec9bf392bff1922c568a453ec5b22"/>
+    <w:p>
+      <w:pPr>
+        <w:pStyle w:val="Heading3"/>
+      </w:pPr>
+      <w:r>
+        <w:t xml:space="preserve">5.10 </w:t>
+      </w:r>
+      <w:r>
+        <w:rPr>
+          <w:rFonts w:hint="eastAsia"/>
+        </w:rPr>
+        <w:t xml:space="preserve">迁徙策略分层</w:t>
+      </w:r>
+      <w:r>
+        <w:t xml:space="preserve"> + </w:t>
+      </w:r>
+      <w:r>
+        <w:rPr>
+          <w:rFonts w:hint="eastAsia"/>
+        </w:rPr>
+        <w:t xml:space="preserve">预测能力提升（新增，脚本</w:t>
+      </w:r>
+      <w:r>
+        <w:t xml:space="preserve"> </w:t>
+      </w:r>
+      <w:r>
+        <w:rPr>
+          <w:rFonts w:hint="eastAsia"/>
+        </w:rPr>
+        <w:t xml:space="preserve">67）</w:t>
+      </w:r>
+    </w:p>
+    <w:p>
+      <w:pPr>
+        <w:pStyle w:val="FirstParagraph"/>
+      </w:pPr>
+      <w:r>
+        <w:rPr>
+          <w:b/>
+          <w:bCs/>
+        </w:rPr>
+        <w:t xml:space="preserve">(A) </w:t>
+      </w:r>
+      <w:r>
+        <w:rPr>
+          <w:rFonts w:hint="eastAsia"/>
+          <w:b/>
+          <w:bCs/>
+        </w:rPr>
+        <w:t xml:space="preserve">迁徙鸟</w:t>
+      </w:r>
+      <w:r>
+        <w:rPr>
+          <w:b/>
+          <w:bCs/>
+        </w:rPr>
+        <w:t xml:space="preserve"> vs </w:t>
+      </w:r>
+      <w:r>
+        <w:rPr>
+          <w:rFonts w:hint="eastAsia"/>
+          <w:b/>
+          <w:bCs/>
+        </w:rPr>
+        <w:t xml:space="preserve">留鸟分层</w:t>
+      </w:r>
+      <w:r>
+        <w:rPr>
+          <w:rFonts w:hint="eastAsia"/>
+        </w:rPr>
+        <w:t xml:space="preserve">（放松"共享斜率"假设）：气候×努力交互在所有组都正显著，但</w:t>
+      </w:r>
+      <w:r>
+        <w:rPr>
+          <w:rFonts w:hint="eastAsia"/>
+          <w:b/>
+          <w:bCs/>
+        </w:rPr>
+        <w:t xml:space="preserve">留鸟最强</w:t>
+      </w:r>
+      <w:r>
+        <w:t xml:space="preserve">。</w:t>
+      </w:r>
+    </w:p>
+    <w:tbl>
+      <w:tblPr>
+        <w:tblStyle w:val="Table"/>
+        <w:tblW w:type="auto" w:w="0"/>
+        <w:tblLook w:firstRow="1" w:lastRow="0" w:firstColumn="0" w:lastColumn="0" w:noHBand="0" w:noVBand="0" w:val="0020"/>
+      </w:tblPr>
+      <w:tblGrid>
+        <w:gridCol w:w="1320"/>
+        <w:gridCol w:w="1320"/>
+        <w:gridCol w:w="1320"/>
+        <w:gridCol w:w="1320"/>
+        <w:gridCol w:w="1320"/>
+        <w:gridCol w:w="1320"/>
+      </w:tblGrid>
+      <w:tr>
+        <w:trPr>
+          <w:tblHeader w:val="on"/>
+        </w:trPr>
+        <w:tc>
+          <w:tcPr/>
+          <w:p>
+            <w:pPr>
+              <w:pStyle w:val="Compact"/>
+            </w:pPr>
+            <w:r>
+              <w:rPr>
+                <w:rFonts w:hint="eastAsia"/>
+              </w:rPr>
+              <w:t xml:space="preserve">组</w:t>
+            </w:r>
+          </w:p>
+        </w:tc>
+        <w:tc>
+          <w:tcPr/>
+          <w:p>
+            <w:pPr>
+              <w:pStyle w:val="Compact"/>
+              <w:jc w:val="right"/>
+            </w:pPr>
+            <w:r>
+              <w:t xml:space="preserve">n</w:t>
+            </w:r>
+          </w:p>
+        </w:tc>
+        <w:tc>
+          <w:tcPr/>
+          <w:p>
+            <w:pPr>
+              <w:pStyle w:val="Compact"/>
+              <w:jc w:val="right"/>
+            </w:pPr>
+            <w:r>
+              <w:rPr>
+                <w:rFonts w:hint="eastAsia"/>
+              </w:rPr>
+              <w:t xml:space="preserve">事件</w:t>
+            </w:r>
+          </w:p>
+        </w:tc>
+        <w:tc>
+          <w:tcPr/>
+          <w:p>
+            <w:pPr>
+              <w:pStyle w:val="Compact"/>
+              <w:jc w:val="right"/>
+            </w:pPr>
+            <w:r>
+              <w:rPr>
+                <w:rFonts w:hint="eastAsia"/>
+              </w:rPr>
+              <w:t xml:space="preserve">交互</w:t>
+            </w:r>
+            <w:r>
+              <w:t xml:space="preserve"> HR</w:t>
+            </w:r>
+          </w:p>
+        </w:tc>
+        <w:tc>
+          <w:tcPr/>
+          <w:p>
+            <w:pPr>
+              <w:pStyle w:val="Compact"/>
+            </w:pPr>
+            <w:r>
+              <w:t xml:space="preserve">95% CI</w:t>
+            </w:r>
+          </w:p>
+        </w:tc>
+        <w:tc>
+          <w:tcPr/>
+          <w:p>
+            <w:pPr>
+              <w:pStyle w:val="Compact"/>
+              <w:jc w:val="right"/>
+            </w:pPr>
+            <w:r>
+              <w:t xml:space="preserve">p</w:t>
+            </w:r>
+          </w:p>
+        </w:tc>
+      </w:tr>
+      <w:tr>
+        <w:tc>
+          <w:tcPr/>
+          <w:p>
+            <w:pPr>
+              <w:pStyle w:val="Compact"/>
+            </w:pPr>
+            <w:r>
+              <w:rPr>
+                <w:rFonts w:hint="eastAsia"/>
+              </w:rPr>
+              <w:t xml:space="preserve">全部</w:t>
+            </w:r>
+          </w:p>
+        </w:tc>
+        <w:tc>
+          <w:tcPr/>
+          <w:p>
+            <w:pPr>
+              <w:pStyle w:val="Compact"/>
+              <w:jc w:val="right"/>
+            </w:pPr>
+            <w:r>
+              <w:t xml:space="preserve">12,555</w:t>
+            </w:r>
+          </w:p>
+        </w:tc>
+        <w:tc>
+          <w:tcPr/>
+          <w:p>
+            <w:pPr>
+              <w:pStyle w:val="Compact"/>
+              <w:jc w:val="right"/>
+            </w:pPr>
+            <w:r>
+              <w:t xml:space="preserve">501</w:t>
+            </w:r>
+          </w:p>
+        </w:tc>
+        <w:tc>
+          <w:tcPr/>
+          <w:p>
+            <w:pPr>
+              <w:pStyle w:val="Compact"/>
+              <w:jc w:val="right"/>
+            </w:pPr>
+            <w:r>
+              <w:t xml:space="preserve">1.289</w:t>
+            </w:r>
+          </w:p>
+        </w:tc>
+        <w:tc>
+          <w:tcPr/>
+          <w:p>
+            <w:pPr>
+              <w:pStyle w:val="Compact"/>
+            </w:pPr>
+            <w:r>
+              <w:t xml:space="preserve">1.18–1.41</w:t>
+            </w:r>
+          </w:p>
+        </w:tc>
+        <w:tc>
+          <w:tcPr/>
+          <w:p>
+            <w:pPr>
+              <w:pStyle w:val="Compact"/>
+              <w:jc w:val="right"/>
+            </w:pPr>
+            <w:r>
+              <w:t xml:space="preserve">2.9×10⁻⁸</w:t>
+            </w:r>
+          </w:p>
+        </w:tc>
+      </w:tr>
+      <w:tr>
+        <w:tc>
+          <w:tcPr/>
+          <w:p>
+            <w:pPr>
+              <w:pStyle w:val="Compact"/>
+            </w:pPr>
+            <w:r>
+              <w:rPr>
+                <w:rFonts w:hint="eastAsia"/>
+                <w:b/>
+                <w:bCs/>
+              </w:rPr>
+              <w:t xml:space="preserve">留鸟</w:t>
+            </w:r>
+            <w:r>
+              <w:rPr>
+                <w:b/>
+                <w:bCs/>
+              </w:rPr>
+              <w:t xml:space="preserve"> Resident</w:t>
+            </w:r>
+          </w:p>
+        </w:tc>
+        <w:tc>
+          <w:tcPr/>
+          <w:p>
+            <w:pPr>
+              <w:pStyle w:val="Compact"/>
+              <w:jc w:val="right"/>
+            </w:pPr>
+            <w:r>
+              <w:t xml:space="preserve">4,762</w:t>
+            </w:r>
+          </w:p>
+        </w:tc>
+        <w:tc>
+          <w:tcPr/>
+          <w:p>
+            <w:pPr>
+              <w:pStyle w:val="Compact"/>
+              <w:jc w:val="right"/>
+            </w:pPr>
+            <w:r>
+              <w:t xml:space="preserve">203</w:t>
+            </w:r>
+          </w:p>
+        </w:tc>
+        <w:tc>
+          <w:tcPr/>
+          <w:p>
+            <w:pPr>
+              <w:pStyle w:val="Compact"/>
+              <w:jc w:val="right"/>
+            </w:pPr>
+            <w:r>
+              <w:rPr>
+                <w:b/>
+                <w:bCs/>
+              </w:rPr>
+              <w:t xml:space="preserve">1.429</w:t>
+            </w:r>
+          </w:p>
+        </w:tc>
+        <w:tc>
+          <w:tcPr/>
+          <w:p>
+            <w:pPr>
+              <w:pStyle w:val="Compact"/>
+            </w:pPr>
+            <w:r>
+              <w:t xml:space="preserve">1.21–1.69</w:t>
+            </w:r>
+          </w:p>
+        </w:tc>
+        <w:tc>
+          <w:tcPr/>
+          <w:p>
+            <w:pPr>
+              <w:pStyle w:val="Compact"/>
+              <w:jc w:val="right"/>
+            </w:pPr>
+            <w:r>
+              <w:t xml:space="preserve">2.9×10⁻⁵</w:t>
+            </w:r>
+          </w:p>
+        </w:tc>
+      </w:tr>
+      <w:tr>
+        <w:tc>
+          <w:tcPr/>
+          <w:p>
+            <w:pPr>
+              <w:pStyle w:val="Compact"/>
+            </w:pPr>
+            <w:r>
+              <w:rPr>
+                <w:rFonts w:hint="eastAsia"/>
+              </w:rPr>
+              <w:t xml:space="preserve">迁徙鸟(合并)</w:t>
+            </w:r>
+          </w:p>
+        </w:tc>
+        <w:tc>
+          <w:tcPr/>
+          <w:p>
+            <w:pPr>
+              <w:pStyle w:val="Compact"/>
+              <w:jc w:val="right"/>
+            </w:pPr>
+            <w:r>
+              <w:t xml:space="preserve">7,793</w:t>
+            </w:r>
+          </w:p>
+        </w:tc>
+        <w:tc>
+          <w:tcPr/>
+          <w:p>
+            <w:pPr>
+              <w:pStyle w:val="Compact"/>
+              <w:jc w:val="right"/>
+            </w:pPr>
+            <w:r>
+              <w:t xml:space="preserve">298</w:t>
+            </w:r>
+          </w:p>
+        </w:tc>
+        <w:tc>
+          <w:tcPr/>
+          <w:p>
+            <w:pPr>
+              <w:pStyle w:val="Compact"/>
+              <w:jc w:val="right"/>
+            </w:pPr>
+            <w:r>
+              <w:t xml:space="preserve">1.249</w:t>
+            </w:r>
+          </w:p>
+        </w:tc>
+        <w:tc>
+          <w:tcPr/>
+          <w:p>
+            <w:pPr>
+              <w:pStyle w:val="Compact"/>
+            </w:pPr>
+            <w:r>
+              <w:t xml:space="preserve">1.12–1.39</w:t>
+            </w:r>
+          </w:p>
+        </w:tc>
+        <w:tc>
+          <w:tcPr/>
+          <w:p>
+            <w:pPr>
+              <w:pStyle w:val="Compact"/>
+              <w:jc w:val="right"/>
+            </w:pPr>
+            <w:r>
+              <w:t xml:space="preserve">8.4×10⁻⁵</w:t>
+            </w:r>
+          </w:p>
+        </w:tc>
+      </w:tr>
+      <w:tr>
+        <w:tc>
+          <w:tcPr/>
+          <w:p>
+            <w:pPr>
+              <w:pStyle w:val="Compact"/>
+            </w:pPr>
+            <w:r>
+              <w:rPr>
+                <w:rFonts w:hint="eastAsia"/>
+              </w:rPr>
+              <w:t xml:space="preserve">部分迁徙</w:t>
+            </w:r>
+          </w:p>
+        </w:tc>
+        <w:tc>
+          <w:tcPr/>
+          <w:p>
+            <w:pPr>
+              <w:pStyle w:val="Compact"/>
+              <w:jc w:val="right"/>
+            </w:pPr>
+            <w:r>
+              <w:t xml:space="preserve">3,317</w:t>
+            </w:r>
+          </w:p>
+        </w:tc>
+        <w:tc>
+          <w:tcPr/>
+          <w:p>
+            <w:pPr>
+              <w:pStyle w:val="Compact"/>
+              <w:jc w:val="right"/>
+            </w:pPr>
+            <w:r>
+              <w:t xml:space="preserve">131</w:t>
+            </w:r>
+          </w:p>
+        </w:tc>
+        <w:tc>
+          <w:tcPr/>
+          <w:p>
+            <w:pPr>
+              <w:pStyle w:val="Compact"/>
+              <w:jc w:val="right"/>
+            </w:pPr>
+            <w:r>
+              <w:t xml:space="preserve">1.271</w:t>
+            </w:r>
+          </w:p>
+        </w:tc>
+        <w:tc>
+          <w:tcPr/>
+          <w:p>
+            <w:pPr>
+              <w:pStyle w:val="Compact"/>
+            </w:pPr>
+            <w:r>
+              <w:t xml:space="preserve">1.06–1.52</w:t>
+            </w:r>
+          </w:p>
+        </w:tc>
+        <w:tc>
+          <w:tcPr/>
+          <w:p>
+            <w:pPr>
+              <w:pStyle w:val="Compact"/>
+              <w:jc w:val="right"/>
+            </w:pPr>
+            <w:r>
+              <w:t xml:space="preserve">9.1×10⁻³</w:t>
+            </w:r>
+          </w:p>
+        </w:tc>
+      </w:tr>
+      <w:tr>
+        <w:tc>
+          <w:tcPr/>
+          <w:p>
+            <w:pPr>
+              <w:pStyle w:val="Compact"/>
+            </w:pPr>
+            <w:r>
+              <w:rPr>
+                <w:rFonts w:hint="eastAsia"/>
+              </w:rPr>
+              <w:t xml:space="preserve">长距迁徙</w:t>
+            </w:r>
+          </w:p>
+        </w:tc>
+        <w:tc>
+          <w:tcPr/>
+          <w:p>
+            <w:pPr>
+              <w:pStyle w:val="Compact"/>
+              <w:jc w:val="right"/>
+            </w:pPr>
+            <w:r>
+              <w:t xml:space="preserve">4,476</w:t>
+            </w:r>
+          </w:p>
+        </w:tc>
+        <w:tc>
+          <w:tcPr/>
+          <w:p>
+            <w:pPr>
+              <w:pStyle w:val="Compact"/>
+              <w:jc w:val="right"/>
+            </w:pPr>
+            <w:r>
+              <w:t xml:space="preserve">167</w:t>
+            </w:r>
+          </w:p>
+        </w:tc>
+        <w:tc>
+          <w:tcPr/>
+          <w:p>
+            <w:pPr>
+              <w:pStyle w:val="Compact"/>
+              <w:jc w:val="right"/>
+            </w:pPr>
+            <w:r>
+              <w:t xml:space="preserve">1.263</w:t>
+            </w:r>
+          </w:p>
+        </w:tc>
+        <w:tc>
+          <w:tcPr/>
+          <w:p>
+            <w:pPr>
+              <w:pStyle w:val="Compact"/>
+            </w:pPr>
+            <w:r>
+              <w:t xml:space="preserve">1.09–1.46</w:t>
+            </w:r>
+          </w:p>
+        </w:tc>
+        <w:tc>
+          <w:tcPr/>
+          <w:p>
+            <w:pPr>
+              <w:pStyle w:val="Compact"/>
+              <w:jc w:val="right"/>
+            </w:pPr>
+            <w:r>
+              <w:t xml:space="preserve">1.8×10⁻³</w:t>
+            </w:r>
+          </w:p>
+        </w:tc>
+      </w:tr>
+    </w:tbl>
+    <w:p>
+      <w:pPr>
+        <w:pStyle w:val="BlockText"/>
+      </w:pPr>
+      <w:r>
+        <w:rPr>
+          <w:rFonts w:hint="eastAsia"/>
+        </w:rPr>
+        <w:t xml:space="preserve">解读：留鸟的范围扩张</w:t>
+      </w:r>
+      <w:r>
+        <w:rPr>
+          <w:rFonts w:hint="eastAsia"/>
+          <w:b/>
+          <w:bCs/>
+        </w:rPr>
+        <w:t xml:space="preserve">只在努力足够处变可见</w:t>
+      </w:r>
+      <w:r>
+        <w:t xml:space="preserve"> </w:t>
+      </w:r>
+      <w:r>
+        <w:t xml:space="preserve">→ effort </w:t>
+      </w:r>
+      <w:r>
+        <w:rPr>
+          <w:rFonts w:hint="eastAsia"/>
+        </w:rPr>
+        <w:t xml:space="preserve">调节最强；迁徙/迷鸟带额外移动/随机成分，稀释但未消除该信号。机制跨生活史普适、但强度依</w:t>
+      </w:r>
+      <w:r>
+        <w:t xml:space="preserve"> </w:t>
+      </w:r>
+      <w:r>
+        <w:rPr>
+          <w:rFonts w:hint="eastAsia"/>
+        </w:rPr>
+        <w:t xml:space="preserve">trait。来源：</w:t>
+      </w:r>
+      <w:r>
+        <w:rPr>
+          <w:rStyle w:val="VerbatimChar"/>
+        </w:rPr>
+        <w:t xml:space="preserve">table_migratory_stratified_interaction.csv</w:t>
+      </w:r>
+      <w:r>
+        <w:t xml:space="preserve">。</w:t>
+      </w:r>
+    </w:p>
+    <w:p>
+      <w:pPr>
+        <w:pStyle w:val="FirstParagraph"/>
+      </w:pPr>
+      <w:r>
+        <w:rPr>
+          <w:b/>
+          <w:bCs/>
+        </w:rPr>
+        <w:t xml:space="preserve">(B) </w:t>
+      </w:r>
+      <w:r>
+        <w:rPr>
+          <w:rFonts w:hint="eastAsia"/>
+          <w:b/>
+          <w:bCs/>
+        </w:rPr>
+        <w:t xml:space="preserve">提升预测——富特征</w:t>
+      </w:r>
+      <w:r>
+        <w:rPr>
+          <w:b/>
+          <w:bCs/>
+        </w:rPr>
+        <w:t xml:space="preserve"> XGBoost + </w:t>
+      </w:r>
+      <w:r>
+        <w:rPr>
+          <w:rFonts w:hint="eastAsia"/>
+          <w:b/>
+          <w:bCs/>
+        </w:rPr>
+        <w:t xml:space="preserve">按用途细分验证</w:t>
+      </w:r>
+      <w:r>
+        <w:rPr>
+          <w:rFonts w:hint="eastAsia"/>
+        </w:rPr>
+        <w:t xml:space="preserve">（脚本</w:t>
+      </w:r>
+      <w:r>
+        <w:t xml:space="preserve"> </w:t>
+      </w:r>
+      <w:r>
+        <w:rPr>
+          <w:rFonts w:hint="eastAsia"/>
+        </w:rPr>
+        <w:t xml:space="preserve">67，20</w:t>
+      </w:r>
+      <w:r>
+        <w:t xml:space="preserve"> </w:t>
+      </w:r>
+      <w:r>
+        <w:rPr>
+          <w:rFonts w:hint="eastAsia"/>
+        </w:rPr>
+        <w:t xml:space="preserve">特征）：</w:t>
+      </w:r>
+    </w:p>
+    <w:tbl>
+      <w:tblPr>
+        <w:tblStyle w:val="Table"/>
+        <w:tblW w:type="auto" w:w="0"/>
+        <w:tblLook w:firstRow="1" w:lastRow="0" w:firstColumn="0" w:lastColumn="0" w:noHBand="0" w:noVBand="0" w:val="0020"/>
+      </w:tblPr>
+      <w:tblGrid>
+        <w:gridCol w:w="3960"/>
+        <w:gridCol w:w="3960"/>
+      </w:tblGrid>
+      <w:tr>
+        <w:trPr>
+          <w:tblHeader w:val="on"/>
+        </w:trPr>
+        <w:tc>
+          <w:tcPr/>
+          <w:p>
+            <w:pPr>
+              <w:pStyle w:val="Compact"/>
+            </w:pPr>
+            <w:r>
+              <w:rPr>
+                <w:rFonts w:hint="eastAsia"/>
+              </w:rPr>
+              <w:t xml:space="preserve">验证类型（用途）</w:t>
+            </w:r>
+          </w:p>
+        </w:tc>
+        <w:tc>
+          <w:tcPr/>
+          <w:p>
+            <w:pPr>
+              <w:pStyle w:val="Compact"/>
+              <w:jc w:val="right"/>
+            </w:pPr>
+            <w:r>
+              <w:t xml:space="preserve">AUC</w:t>
+            </w:r>
+          </w:p>
+        </w:tc>
+      </w:tr>
+      <w:tr>
+        <w:tc>
+          <w:tcPr/>
+          <w:p>
+            <w:pPr>
+              <w:pStyle w:val="Compact"/>
+            </w:pPr>
+            <w:r>
+              <w:rPr>
+                <w:rFonts w:hint="eastAsia"/>
+              </w:rPr>
+              <w:t xml:space="preserve">随机</w:t>
+            </w:r>
+            <w:r>
+              <w:t xml:space="preserve"> </w:t>
+            </w:r>
+            <w:r>
+              <w:rPr>
+                <w:rFonts w:hint="eastAsia"/>
+              </w:rPr>
+              <w:t xml:space="preserve">CV（域内插值/补缺）</w:t>
+            </w:r>
+          </w:p>
+        </w:tc>
+        <w:tc>
+          <w:tcPr/>
+          <w:p>
+            <w:pPr>
+              <w:pStyle w:val="Compact"/>
+              <w:jc w:val="right"/>
+            </w:pPr>
+            <w:r>
+              <w:rPr>
+                <w:b/>
+                <w:bCs/>
+              </w:rPr>
+              <w:t xml:space="preserve">0.726</w:t>
+            </w:r>
+          </w:p>
+        </w:tc>
+      </w:tr>
+      <w:tr>
+        <w:tc>
+          <w:tcPr/>
+          <w:p>
+            <w:pPr>
+              <w:pStyle w:val="Compact"/>
+            </w:pPr>
+            <w:r>
+              <w:rPr>
+                <w:rFonts w:hint="eastAsia"/>
+              </w:rPr>
+              <w:t xml:space="preserve">时间</w:t>
+            </w:r>
+            <w:r>
+              <w:t xml:space="preserve"> </w:t>
+            </w:r>
+            <w:r>
+              <w:rPr>
+                <w:rFonts w:hint="eastAsia"/>
+              </w:rPr>
+              <w:t xml:space="preserve">leave-future-out（</w:t>
+            </w:r>
+            <w:r>
+              <w:rPr>
+                <w:rFonts w:hint="eastAsia"/>
+                <w:b/>
+                <w:bCs/>
+              </w:rPr>
+              <w:t xml:space="preserve">预测未来</w:t>
+            </w:r>
+            <w:r>
+              <w:rPr>
+                <w:rFonts w:hint="eastAsia"/>
+              </w:rPr>
+              <w:t xml:space="preserve">，最相关）</w:t>
+            </w:r>
+          </w:p>
+        </w:tc>
+        <w:tc>
+          <w:tcPr/>
+          <w:p>
+            <w:pPr>
+              <w:pStyle w:val="Compact"/>
+              <w:jc w:val="right"/>
+            </w:pPr>
+            <w:r>
+              <w:rPr>
+                <w:b/>
+                <w:bCs/>
+              </w:rPr>
+              <w:t xml:space="preserve">0.628</w:t>
+            </w:r>
+          </w:p>
+        </w:tc>
+      </w:tr>
+      <w:tr>
+        <w:tc>
+          <w:tcPr/>
+          <w:p>
+            <w:pPr>
+              <w:pStyle w:val="Compact"/>
+            </w:pPr>
+            <w:r>
+              <w:rPr>
+                <w:rFonts w:hint="eastAsia"/>
+              </w:rPr>
+              <w:t xml:space="preserve">空间块</w:t>
+            </w:r>
+            <w:r>
+              <w:t xml:space="preserve"> </w:t>
+            </w:r>
+            <w:r>
+              <w:rPr>
+                <w:rFonts w:hint="eastAsia"/>
+              </w:rPr>
+              <w:t xml:space="preserve">250km（跨区外推）</w:t>
+            </w:r>
+          </w:p>
+        </w:tc>
+        <w:tc>
+          <w:tcPr/>
+          <w:p>
+            <w:pPr>
+              <w:pStyle w:val="Compact"/>
+              <w:jc w:val="right"/>
+            </w:pPr>
+            <w:r>
+              <w:t xml:space="preserve">0.561</w:t>
+            </w:r>
+          </w:p>
+        </w:tc>
+      </w:tr>
+      <w:tr>
+        <w:tc>
+          <w:tcPr/>
+          <w:p>
+            <w:pPr>
+              <w:pStyle w:val="Compact"/>
+            </w:pPr>
+            <w:r>
+              <w:rPr>
+                <w:rFonts w:hint="eastAsia"/>
+              </w:rPr>
+              <w:t xml:space="preserve">基线</w:t>
+            </w:r>
+            <w:r>
+              <w:t xml:space="preserve"> </w:t>
+            </w:r>
+            <w:r>
+              <w:rPr>
+                <w:rFonts w:hint="eastAsia"/>
+              </w:rPr>
+              <w:t xml:space="preserve">cloglog（2</w:t>
+            </w:r>
+            <w:r>
+              <w:t xml:space="preserve"> </w:t>
+            </w:r>
+            <w:r>
+              <w:rPr>
+                <w:rFonts w:hint="eastAsia"/>
+              </w:rPr>
+              <w:t xml:space="preserve">项）</w:t>
+            </w:r>
+          </w:p>
+        </w:tc>
+        <w:tc>
+          <w:tcPr/>
+          <w:p>
+            <w:pPr>
+              <w:pStyle w:val="Compact"/>
+              <w:jc w:val="right"/>
+            </w:pPr>
+            <w:r>
+              <w:t xml:space="preserve">0.554</w:t>
+            </w:r>
+          </w:p>
+        </w:tc>
+      </w:tr>
+    </w:tbl>
+    <w:p>
+      <w:pPr>
+        <w:pStyle w:val="BlockText"/>
+      </w:pPr>
+      <w:r>
+        <w:rPr>
+          <w:rFonts w:hint="eastAsia"/>
+        </w:rPr>
+        <w:t xml:space="preserve">诚实结论：富特征</w:t>
+      </w:r>
+      <w:r>
+        <w:rPr>
+          <w:rFonts w:hint="eastAsia"/>
+          <w:b/>
+          <w:bCs/>
+        </w:rPr>
+        <w:t xml:space="preserve">大幅提升域内插值（0.55→0.73）</w:t>
+      </w:r>
+      <w:r>
+        <w:t xml:space="preserve">、</w:t>
+      </w:r>
+      <w:r>
+        <w:rPr>
+          <w:rFonts w:hint="eastAsia"/>
+          <w:b/>
+          <w:bCs/>
+        </w:rPr>
+        <w:t xml:space="preserve">时间预测可用（0.63，支持未来投影可信度）</w:t>
+      </w:r>
+      <w:r>
+        <w:rPr>
+          <w:rFonts w:hint="eastAsia"/>
+        </w:rPr>
+        <w:t xml:space="preserve">，但</w:t>
+      </w:r>
+      <w:r>
+        <w:rPr>
+          <w:rFonts w:hint="eastAsia"/>
+          <w:b/>
+          <w:bCs/>
+        </w:rPr>
+        <w:t xml:space="preserve">跨区空间外推不改善（~0.56）</w:t>
+      </w:r>
+      <w:r>
+        <w:rPr>
+          <w:rFonts w:hint="eastAsia"/>
+        </w:rPr>
+        <w:t xml:space="preserve">——新记录过程</w:t>
+      </w:r>
+      <w:r>
+        <w:rPr>
+          <w:rFonts w:hint="eastAsia"/>
+          <w:b/>
+          <w:bCs/>
+        </w:rPr>
+        <w:t xml:space="preserve">区域特异</w:t>
+      </w:r>
+      <w:r>
+        <w:rPr>
+          <w:rFonts w:hint="eastAsia"/>
+        </w:rPr>
+        <w:t xml:space="preserve">，是数据固有上限。故框架用于推断/时间投影/优先级逻辑，不用于对未见区域排预测值。来源：</w:t>
+      </w:r>
+      <w:r>
+        <w:rPr>
+          <w:rStyle w:val="VerbatimChar"/>
+        </w:rPr>
+        <w:t xml:space="preserve">table_prediction_accuracy_comparison.csv</w:t>
+      </w:r>
+      <w:r>
+        <w:t xml:space="preserve">、</w:t>
+      </w:r>
+      <w:r>
+        <w:rPr>
+          <w:rStyle w:val="VerbatimChar"/>
+        </w:rPr>
+        <w:t xml:space="preserve">table_xgb_feature_importance_rich.csv</w:t>
+      </w:r>
+      <w:r>
+        <w:t xml:space="preserve">、Figure 9。</w:t>
+      </w:r>
+    </w:p>
     <w:p>
       <w:r>
         <w:pict>
@@ -6873,9 +7860,9 @@
         </w:pict>
       </w:r>
     </w:p>
-    <w:bookmarkEnd w:id="24"/>
     <w:bookmarkEnd w:id="25"/>
-    <w:bookmarkStart w:id="26" w:name="X7fc4084791e7ece5db08eeac735457b9f4aa2ba"/>
+    <w:bookmarkEnd w:id="26"/>
+    <w:bookmarkStart w:id="27" w:name="X7fc4084791e7ece5db08eeac735457b9f4aa2ba"/>
     <w:p>
       <w:pPr>
         <w:pStyle w:val="Heading2"/>
@@ -7529,8 +8516,8 @@
         </w:pict>
       </w:r>
     </w:p>
-    <w:bookmarkEnd w:id="26"/>
-    <w:bookmarkStart w:id="27" w:name="X596d18d29a80f417721dffa1ab2517d0d37cc87"/>
+    <w:bookmarkEnd w:id="27"/>
+    <w:bookmarkStart w:id="28" w:name="X596d18d29a80f417721dffa1ab2517d0d37cc87"/>
     <w:p>
       <w:pPr>
         <w:pStyle w:val="Heading2"/>
@@ -8299,8 +9286,8 @@
         </w:pict>
       </w:r>
     </w:p>
-    <w:bookmarkEnd w:id="27"/>
-    <w:bookmarkStart w:id="28" w:name="X2af48eee663957986b235199a04bfcac3cf8e14"/>
+    <w:bookmarkEnd w:id="28"/>
+    <w:bookmarkStart w:id="29" w:name="X2af48eee663957986b235199a04bfcac3cf8e14"/>
     <w:p>
       <w:pPr>
         <w:pStyle w:val="Heading2"/>
@@ -8504,8 +9491,8 @@
         </w:pict>
       </w:r>
     </w:p>
-    <w:bookmarkEnd w:id="28"/>
-    <w:bookmarkStart w:id="29" w:name="X1d038bd665accea43b69e974fe713d79347aa97"/>
+    <w:bookmarkEnd w:id="29"/>
+    <w:bookmarkStart w:id="30" w:name="X1d038bd665accea43b69e974fe713d79347aa97"/>
     <w:p>
       <w:pPr>
         <w:pStyle w:val="Heading2"/>
@@ -8980,8 +9967,8 @@
         </w:pict>
       </w:r>
     </w:p>
-    <w:bookmarkEnd w:id="29"/>
-    <w:bookmarkStart w:id="30" w:name="X98e7146cc0ef9d8ad867360991aea63db507b13"/>
+    <w:bookmarkEnd w:id="30"/>
+    <w:bookmarkStart w:id="31" w:name="X98e7146cc0ef9d8ad867360991aea63db507b13"/>
     <w:p>
       <w:pPr>
         <w:pStyle w:val="Heading2"/>
@@ -9557,8 +10544,8 @@
         </w:pict>
       </w:r>
     </w:p>
-    <w:bookmarkEnd w:id="30"/>
-    <w:bookmarkStart w:id="31" w:name="X205ca7d99a66633eb2af3707016022525ec4722"/>
+    <w:bookmarkEnd w:id="31"/>
+    <w:bookmarkStart w:id="32" w:name="X205ca7d99a66633eb2af3707016022525ec4722"/>
     <w:p>
       <w:pPr>
         <w:pStyle w:val="Heading2"/>
@@ -10276,8 +11263,8 @@
         <w:t xml:space="preserve">集成。</w:t>
       </w:r>
     </w:p>
-    <w:bookmarkEnd w:id="31"/>
     <w:bookmarkEnd w:id="32"/>
+    <w:bookmarkEnd w:id="33"/>
     <w:sectPr>
       <w:footnotePr>
         <w:numRestart w:val="eachSect"/>

--- a/manuscript/中文_过程与结果_系统总结.docx
+++ b/manuscript/中文_过程与结果_系统总结.docx
@@ -2,7 +2,7 @@
 <file path=word/document.xml><?xml version="1.0" encoding="utf-8"?>
 <w:document xmlns:w="http://schemas.openxmlformats.org/wordprocessingml/2006/main" xmlns:m="http://schemas.openxmlformats.org/officeDocument/2006/math" xmlns:r="http://schemas.openxmlformats.org/officeDocument/2006/relationships" xmlns:o="urn:schemas-microsoft-com:office:office" xmlns:v="urn:schemas-microsoft-com:vml" xmlns:w10="urn:schemas-microsoft-com:office:word" xmlns:a="http://schemas.openxmlformats.org/drawingml/2006/main" xmlns:pic="http://schemas.openxmlformats.org/drawingml/2006/picture" xmlns:wp="http://schemas.openxmlformats.org/drawingml/2006/wordprocessingDrawing">
   <w:body>
-    <w:bookmarkStart w:id="33" w:name="Xbcb7274292f25a6b6d55db1c77c3c98c59a0527"/>
+    <w:bookmarkStart w:id="34" w:name="Xbcb7274292f25a6b6d55db1c77c3c98c59a0527"/>
     <w:p>
       <w:pPr>
         <w:pStyle w:val="Heading1"/>
@@ -2545,7 +2545,7 @@
     </w:p>
     <w:bookmarkEnd w:id="14"/>
     <w:bookmarkEnd w:id="15"/>
-    <w:bookmarkStart w:id="26" w:name="Xc4248181c1c8597276ac393733a5fa2a9035ccc"/>
+    <w:bookmarkStart w:id="27" w:name="Xc4248181c1c8597276ac393733a5fa2a9035ccc"/>
     <w:p>
       <w:pPr>
         <w:pStyle w:val="Heading2"/>
@@ -7853,6 +7853,410 @@
         <w:t xml:space="preserve">、Figure 9。</w:t>
       </w:r>
     </w:p>
+    <w:bookmarkEnd w:id="25"/>
+    <w:bookmarkStart w:id="26" w:name="Xa9fad7f65225ec8d0ce6edc4b141cbbf80c4968"/>
+    <w:p>
+      <w:pPr>
+        <w:pStyle w:val="Heading3"/>
+      </w:pPr>
+      <w:r>
+        <w:t xml:space="preserve">5.11 v3 </w:t>
+      </w:r>
+      <w:r>
+        <w:rPr>
+          <w:rFonts w:hint="eastAsia"/>
+        </w:rPr>
+        <w:t xml:space="preserve">宽松集（188,870</w:t>
+      </w:r>
+      <w:r>
+        <w:t xml:space="preserve"> </w:t>
+      </w:r>
+      <w:r>
+        <w:rPr>
+          <w:rFonts w:hint="eastAsia"/>
+        </w:rPr>
+        <w:t xml:space="preserve">行/463</w:t>
+      </w:r>
+      <w:r>
+        <w:t xml:space="preserve"> </w:t>
+      </w:r>
+      <w:r>
+        <w:rPr>
+          <w:rFonts w:hint="eastAsia"/>
+        </w:rPr>
+        <w:t xml:space="preserve">种/817</w:t>
+      </w:r>
+      <w:r>
+        <w:t xml:space="preserve"> </w:t>
+      </w:r>
+      <w:r>
+        <w:rPr>
+          <w:rFonts w:hint="eastAsia"/>
+        </w:rPr>
+        <w:t xml:space="preserve">事件）完整平行分析（新增，脚本</w:t>
+      </w:r>
+      <w:r>
+        <w:t xml:space="preserve"> </w:t>
+      </w:r>
+      <w:r>
+        <w:rPr>
+          <w:rFonts w:hint="eastAsia"/>
+        </w:rPr>
+        <w:t xml:space="preserve">68）</w:t>
+      </w:r>
+    </w:p>
+    <w:p>
+      <w:pPr>
+        <w:pStyle w:val="FirstParagraph"/>
+      </w:pPr>
+      <w:r>
+        <w:rPr>
+          <w:rFonts w:hint="eastAsia"/>
+        </w:rPr>
+        <w:t xml:space="preserve">把</w:t>
+      </w:r>
+      <w:r>
+        <w:t xml:space="preserve"> v2 </w:t>
+      </w:r>
+      <w:r>
+        <w:rPr>
+          <w:rFonts w:hint="eastAsia"/>
+        </w:rPr>
+        <w:t xml:space="preserve">的全套新分析在</w:t>
+      </w:r>
+      <w:r>
+        <w:t xml:space="preserve"> v3 </w:t>
+      </w:r>
+      <w:r>
+        <w:rPr>
+          <w:rFonts w:hint="eastAsia"/>
+        </w:rPr>
+        <w:t xml:space="preserve">上</w:t>
+      </w:r>
+      <w:r>
+        <w:rPr>
+          <w:rFonts w:hint="eastAsia"/>
+          <w:b/>
+          <w:bCs/>
+        </w:rPr>
+        <w:t xml:space="preserve">独立重跑一遍</w:t>
+      </w:r>
+      <w:r>
+        <w:rPr>
+          <w:rFonts w:hint="eastAsia"/>
+        </w:rPr>
+        <w:t xml:space="preserve">（Figure</w:t>
+      </w:r>
+      <w:r>
+        <w:t xml:space="preserve"> </w:t>
+      </w:r>
+      <w:r>
+        <w:rPr>
+          <w:rFonts w:hint="eastAsia"/>
+        </w:rPr>
+        <w:t xml:space="preserve">10）：</w:t>
+      </w:r>
+    </w:p>
+    <w:p>
+      <w:pPr>
+        <w:pStyle w:val="Compact"/>
+        <w:numPr>
+          <w:ilvl w:val="0"/>
+          <w:numId w:val="1005"/>
+        </w:numPr>
+      </w:pPr>
+      <w:r>
+        <w:rPr>
+          <w:rFonts w:hint="eastAsia"/>
+          <w:b/>
+          <w:bCs/>
+        </w:rPr>
+        <w:t xml:space="preserve">内生性（滞后努力）</w:t>
+      </w:r>
+      <w:r>
+        <w:rPr>
+          <w:rFonts w:hint="eastAsia"/>
+        </w:rPr>
+        <w:t xml:space="preserve">：交互仍强</w:t>
+      </w:r>
+      <w:r>
+        <w:t xml:space="preserve"> </w:t>
+      </w:r>
+      <w:r>
+        <w:rPr>
+          <w:b/>
+          <w:bCs/>
+        </w:rPr>
+        <w:t xml:space="preserve">HR=1.292 (1.196–1.396), p=9.7×10⁻¹¹, ΔAIC=36.8</w:t>
+      </w:r>
+      <w:r>
+        <w:t xml:space="preserve"> </w:t>
+      </w:r>
+      <w:r>
+        <w:t xml:space="preserve">→ </w:t>
+      </w:r>
+      <w:r>
+        <w:rPr>
+          <w:rFonts w:hint="eastAsia"/>
+        </w:rPr>
+        <w:t xml:space="preserve">大样本上夯实。</w:t>
+      </w:r>
+    </w:p>
+    <w:p>
+      <w:pPr>
+        <w:pStyle w:val="Compact"/>
+        <w:numPr>
+          <w:ilvl w:val="0"/>
+          <w:numId w:val="1005"/>
+        </w:numPr>
+      </w:pPr>
+      <w:r>
+        <w:rPr>
+          <w:rFonts w:hint="eastAsia"/>
+          <w:b/>
+          <w:bCs/>
+        </w:rPr>
+        <w:t xml:space="preserve">迁徙分层（与</w:t>
+      </w:r>
+      <w:r>
+        <w:rPr>
+          <w:b/>
+          <w:bCs/>
+        </w:rPr>
+        <w:t xml:space="preserve"> v2 </w:t>
+      </w:r>
+      <w:r>
+        <w:rPr>
+          <w:rFonts w:hint="eastAsia"/>
+          <w:b/>
+          <w:bCs/>
+        </w:rPr>
+        <w:t xml:space="preserve">对比有意义）</w:t>
+      </w:r>
+      <w:r>
+        <w:rPr>
+          <w:rFonts w:hint="eastAsia"/>
+        </w:rPr>
+        <w:t xml:space="preserve">：全组显著；但</w:t>
+      </w:r>
+      <w:r>
+        <w:rPr>
+          <w:rFonts w:hint="eastAsia"/>
+          <w:b/>
+          <w:bCs/>
+        </w:rPr>
+        <w:t xml:space="preserve">与</w:t>
+      </w:r>
+      <w:r>
+        <w:rPr>
+          <w:b/>
+          <w:bCs/>
+        </w:rPr>
+        <w:t xml:space="preserve"> </w:t>
+      </w:r>
+      <w:r>
+        <w:rPr>
+          <w:rFonts w:hint="eastAsia"/>
+          <w:b/>
+          <w:bCs/>
+        </w:rPr>
+        <w:t xml:space="preserve">v2（留鸟最强</w:t>
+      </w:r>
+      <w:r>
+        <w:rPr>
+          <w:b/>
+          <w:bCs/>
+        </w:rPr>
+        <w:t xml:space="preserve"> </w:t>
+      </w:r>
+      <w:r>
+        <w:rPr>
+          <w:rFonts w:hint="eastAsia"/>
+          <w:b/>
+          <w:bCs/>
+        </w:rPr>
+        <w:t xml:space="preserve">1.43）相反，v3</w:t>
+      </w:r>
+      <w:r>
+        <w:rPr>
+          <w:b/>
+          <w:bCs/>
+        </w:rPr>
+        <w:t xml:space="preserve"> </w:t>
+      </w:r>
+      <w:r>
+        <w:rPr>
+          <w:rFonts w:hint="eastAsia"/>
+          <w:b/>
+          <w:bCs/>
+        </w:rPr>
+        <w:t xml:space="preserve">长距迁徙最强</w:t>
+      </w:r>
+      <w:r>
+        <w:rPr>
+          <w:b/>
+          <w:bCs/>
+        </w:rPr>
+        <w:t xml:space="preserve"> HR=1.325</w:t>
+      </w:r>
+      <w:r>
+        <w:rPr>
+          <w:rFonts w:hint="eastAsia"/>
+        </w:rPr>
+        <w:t xml:space="preserve">、迁徙合并</w:t>
+      </w:r>
+      <w:r>
+        <w:t xml:space="preserve"> 1.291 ≥ </w:t>
+      </w:r>
+      <w:r>
+        <w:rPr>
+          <w:rFonts w:hint="eastAsia"/>
+        </w:rPr>
+        <w:t xml:space="preserve">留鸟</w:t>
+      </w:r>
+      <w:r>
+        <w:t xml:space="preserve"> </w:t>
+      </w:r>
+      <w:r>
+        <w:rPr>
+          <w:rFonts w:hint="eastAsia"/>
+        </w:rPr>
+        <w:t xml:space="preserve">1.278——因为</w:t>
+      </w:r>
+      <w:r>
+        <w:t xml:space="preserve"> v3 </w:t>
+      </w:r>
+      <w:r>
+        <w:rPr>
+          <w:rFonts w:hint="eastAsia"/>
+        </w:rPr>
+        <w:t xml:space="preserve">新增的多是迷鸟/长距迁徙，其记录受努力驱动，强化迁徙组交互，印证"稳健性边界"。</w:t>
+      </w:r>
+    </w:p>
+    <w:p>
+      <w:pPr>
+        <w:pStyle w:val="Compact"/>
+        <w:numPr>
+          <w:ilvl w:val="0"/>
+          <w:numId w:val="1005"/>
+        </w:numPr>
+      </w:pPr>
+      <w:r>
+        <w:rPr>
+          <w:rFonts w:hint="eastAsia"/>
+          <w:b/>
+          <w:bCs/>
+        </w:rPr>
+        <w:t xml:space="preserve">预测三轴</w:t>
+      </w:r>
+      <w:r>
+        <w:rPr>
+          <w:rFonts w:hint="eastAsia"/>
+        </w:rPr>
+        <w:t xml:space="preserve">：随机</w:t>
+      </w:r>
+      <w:r>
+        <w:t xml:space="preserve"> 0.757 / </w:t>
+      </w:r>
+      <w:r>
+        <w:rPr>
+          <w:rFonts w:hint="eastAsia"/>
+        </w:rPr>
+        <w:t xml:space="preserve">空间块</w:t>
+      </w:r>
+      <w:r>
+        <w:t xml:space="preserve"> 0.616 / </w:t>
+      </w:r>
+      <w:r>
+        <w:rPr>
+          <w:rFonts w:hint="eastAsia"/>
+        </w:rPr>
+        <w:t xml:space="preserve">时间</w:t>
+      </w:r>
+      <w:r>
+        <w:t xml:space="preserve"> </w:t>
+      </w:r>
+      <w:r>
+        <w:rPr>
+          <w:rFonts w:hint="eastAsia"/>
+        </w:rPr>
+        <w:t xml:space="preserve">0.585——更大事件基使</w:t>
+      </w:r>
+      <w:r>
+        <w:t xml:space="preserve"> v3 </w:t>
+      </w:r>
+      <w:r>
+        <w:rPr>
+          <w:rFonts w:hint="eastAsia"/>
+        </w:rPr>
+        <w:t xml:space="preserve">插值与空间外推优于</w:t>
+      </w:r>
+      <w:r>
+        <w:t xml:space="preserve"> </w:t>
+      </w:r>
+      <w:r>
+        <w:rPr>
+          <w:rFonts w:hint="eastAsia"/>
+        </w:rPr>
+        <w:t xml:space="preserve">v2（0.73/0.56/0.63），尺度依赖模式一致。</w:t>
+      </w:r>
+    </w:p>
+    <w:p>
+      <w:pPr>
+        <w:pStyle w:val="BlockText"/>
+      </w:pPr>
+      <w:r>
+        <w:rPr>
+          <w:rFonts w:hint="eastAsia"/>
+        </w:rPr>
+        <w:t xml:space="preserve">结论：v3</w:t>
+      </w:r>
+      <w:r>
+        <w:t xml:space="preserve"> </w:t>
+      </w:r>
+      <w:r>
+        <w:rPr>
+          <w:rFonts w:hint="eastAsia"/>
+        </w:rPr>
+        <w:t xml:space="preserve">作为"另一套完整分析"全面证实</w:t>
+      </w:r>
+      <w:r>
+        <w:t xml:space="preserve"> v2 </w:t>
+      </w:r>
+      <w:r>
+        <w:rPr>
+          <w:rFonts w:hint="eastAsia"/>
+        </w:rPr>
+        <w:t xml:space="preserve">的核心机制（交互、内生性、尺度/性状结构、预测范围），且迁徙组对比揭示了宽松集纳入的物种性质。来源：</w:t>
+      </w:r>
+      <w:r>
+        <w:rPr>
+          <w:rStyle w:val="VerbatimChar"/>
+        </w:rPr>
+        <w:t xml:space="preserve">table_v3_endogeneity_lag.csv</w:t>
+      </w:r>
+      <w:r>
+        <w:t xml:space="preserve">、</w:t>
+      </w:r>
+      <w:r>
+        <w:rPr>
+          <w:rStyle w:val="VerbatimChar"/>
+        </w:rPr>
+        <w:t xml:space="preserve">table_v3_migratory_stratified.csv</w:t>
+      </w:r>
+      <w:r>
+        <w:t xml:space="preserve">、</w:t>
+      </w:r>
+      <w:r>
+        <w:rPr>
+          <w:rStyle w:val="VerbatimChar"/>
+        </w:rPr>
+        <w:t xml:space="preserve">table_v3_prediction_accuracy.csv</w:t>
+      </w:r>
+      <w:r>
+        <w:t xml:space="preserve">。</w:t>
+      </w:r>
+    </w:p>
     <w:p>
       <w:r>
         <w:pict>
@@ -7860,9 +8264,9 @@
         </w:pict>
       </w:r>
     </w:p>
-    <w:bookmarkEnd w:id="25"/>
     <w:bookmarkEnd w:id="26"/>
-    <w:bookmarkStart w:id="27" w:name="X7fc4084791e7ece5db08eeac735457b9f4aa2ba"/>
+    <w:bookmarkEnd w:id="27"/>
+    <w:bookmarkStart w:id="28" w:name="X7fc4084791e7ece5db08eeac735457b9f4aa2ba"/>
     <w:p>
       <w:pPr>
         <w:pStyle w:val="Heading2"/>
@@ -8516,8 +8920,8 @@
         </w:pict>
       </w:r>
     </w:p>
-    <w:bookmarkEnd w:id="27"/>
-    <w:bookmarkStart w:id="28" w:name="X596d18d29a80f417721dffa1ab2517d0d37cc87"/>
+    <w:bookmarkEnd w:id="28"/>
+    <w:bookmarkStart w:id="29" w:name="X596d18d29a80f417721dffa1ab2517d0d37cc87"/>
     <w:p>
       <w:pPr>
         <w:pStyle w:val="Heading2"/>
@@ -8550,386 +8954,6 @@
           <w:bCs/>
         </w:rPr>
         <w:t xml:space="preserve">已持久化、可追溯、可写入正文的实证结果：</w:t>
-      </w:r>
-    </w:p>
-    <w:p>
-      <w:pPr>
-        <w:pStyle w:val="Compact"/>
-        <w:numPr>
-          <w:ilvl w:val="0"/>
-          <w:numId w:val="1005"/>
-        </w:numPr>
-      </w:pPr>
-      <w:r>
-        <w:rPr>
-          <w:rFonts w:hint="eastAsia"/>
-        </w:rPr>
-        <w:t xml:space="preserve">省级</w:t>
-      </w:r>
-      <w:r>
-        <w:t xml:space="preserve"> v2/v3 </w:t>
-      </w:r>
-      <w:r>
-        <w:rPr>
-          <w:rFonts w:hint="eastAsia"/>
-        </w:rPr>
-        <w:t xml:space="preserve">各</w:t>
-      </w:r>
-      <w:r>
-        <w:t xml:space="preserve"> 4 </w:t>
-      </w:r>
-      <w:r>
-        <w:rPr>
-          <w:rFonts w:hint="eastAsia"/>
-        </w:rPr>
-        <w:t xml:space="preserve">规格</w:t>
-      </w:r>
-      <w:r>
-        <w:t xml:space="preserve"> M0–M4 </w:t>
-      </w:r>
-      <w:r>
-        <w:rPr>
-          <w:rFonts w:hint="eastAsia"/>
-        </w:rPr>
-        <w:t xml:space="preserve">系数与</w:t>
-      </w:r>
-      <w:r>
-        <w:t xml:space="preserve"> AIC</w:t>
-      </w:r>
-    </w:p>
-    <w:p>
-      <w:pPr>
-        <w:pStyle w:val="Compact"/>
-        <w:numPr>
-          <w:ilvl w:val="0"/>
-          <w:numId w:val="1005"/>
-        </w:numPr>
-      </w:pPr>
-      <w:r>
-        <w:t xml:space="preserve">M5 offset 4 </w:t>
-      </w:r>
-      <w:r>
-        <w:rPr>
-          <w:rFonts w:hint="eastAsia"/>
-        </w:rPr>
-        <w:t xml:space="preserve">路敏感性（M4</w:t>
-      </w:r>
-      <w:r>
-        <w:t xml:space="preserve"> vs </w:t>
-      </w:r>
-      <w:r>
-        <w:rPr>
-          <w:rFonts w:hint="eastAsia"/>
-        </w:rPr>
-        <w:t xml:space="preserve">M5）</w:t>
-      </w:r>
-    </w:p>
-    <w:p>
-      <w:pPr>
-        <w:pStyle w:val="Compact"/>
-        <w:numPr>
-          <w:ilvl w:val="0"/>
-          <w:numId w:val="1005"/>
-        </w:numPr>
-      </w:pPr>
-      <w:r>
-        <w:rPr>
-          <w:rFonts w:hint="eastAsia"/>
-        </w:rPr>
-        <w:t xml:space="preserve">市/县多尺度重拟合（v2、v3）</w:t>
-      </w:r>
-    </w:p>
-    <w:p>
-      <w:pPr>
-        <w:pStyle w:val="Compact"/>
-        <w:numPr>
-          <w:ilvl w:val="0"/>
-          <w:numId w:val="1005"/>
-        </w:numPr>
-      </w:pPr>
-      <w:r>
-        <w:t xml:space="preserve">v1/v2/v3 </w:t>
-      </w:r>
-      <w:r>
-        <w:rPr>
-          <w:rFonts w:hint="eastAsia"/>
-        </w:rPr>
-        <w:t xml:space="preserve">三跑一致性</w:t>
-      </w:r>
-    </w:p>
-    <w:p>
-      <w:pPr>
-        <w:pStyle w:val="Compact"/>
-        <w:numPr>
-          <w:ilvl w:val="0"/>
-          <w:numId w:val="1005"/>
-        </w:numPr>
-      </w:pPr>
-      <w:r>
-        <w:t xml:space="preserve">M4 </w:t>
-      </w:r>
-      <w:r>
-        <w:rPr>
-          <w:rFonts w:hint="eastAsia"/>
-        </w:rPr>
-        <w:t xml:space="preserve">残差</w:t>
-      </w:r>
-      <w:r>
-        <w:t xml:space="preserve"> Moran's </w:t>
-      </w:r>
-      <w:r>
-        <w:rPr>
-          <w:rFonts w:hint="eastAsia"/>
-        </w:rPr>
-        <w:t xml:space="preserve">I（100/250/500km）</w:t>
-      </w:r>
-    </w:p>
-    <w:p>
-      <w:pPr>
-        <w:pStyle w:val="Compact"/>
-        <w:numPr>
-          <w:ilvl w:val="0"/>
-          <w:numId w:val="1005"/>
-        </w:numPr>
-      </w:pPr>
-      <w:r>
-        <w:t xml:space="preserve">RF </w:t>
-      </w:r>
-      <w:r>
-        <w:rPr>
-          <w:rFonts w:hint="eastAsia"/>
-        </w:rPr>
-        <w:t xml:space="preserve">重要性与</w:t>
-      </w:r>
-      <w:r>
-        <w:t xml:space="preserve"> v2↔v3 </w:t>
-      </w:r>
-      <w:r>
-        <w:rPr>
-          <w:rFonts w:hint="eastAsia"/>
-        </w:rPr>
-        <w:t xml:space="preserve">排序漂移、XGBoost</w:t>
-      </w:r>
-      <w:r>
-        <w:t xml:space="preserve"> CV-AUC</w:t>
-      </w:r>
-    </w:p>
-    <w:p>
-      <w:pPr>
-        <w:pStyle w:val="Compact"/>
-        <w:numPr>
-          <w:ilvl w:val="0"/>
-          <w:numId w:val="1005"/>
-        </w:numPr>
-      </w:pPr>
-      <w:r>
-        <w:rPr>
-          <w:rFonts w:hint="eastAsia"/>
-        </w:rPr>
-        <w:t xml:space="preserve">省级</w:t>
-      </w:r>
-      <w:r>
-        <w:t xml:space="preserve"> CMIP6 </w:t>
-      </w:r>
-      <w:r>
-        <w:rPr>
-          <w:rFonts w:hint="eastAsia"/>
-        </w:rPr>
-        <w:t xml:space="preserve">未来</w:t>
-      </w:r>
-      <w:r>
-        <w:t xml:space="preserve"> </w:t>
-      </w:r>
-      <w:r>
-        <w:rPr>
-          <w:rFonts w:hint="eastAsia"/>
-        </w:rPr>
-        <w:t xml:space="preserve">hazard（glmmTMB</w:t>
-      </w:r>
-      <w:r>
-        <w:t xml:space="preserve"> + </w:t>
-      </w:r>
-      <w:r>
-        <w:rPr>
-          <w:rFonts w:hint="eastAsia"/>
-        </w:rPr>
-        <w:t xml:space="preserve">XGBoost）</w:t>
-      </w:r>
-    </w:p>
-    <w:p>
-      <w:pPr>
-        <w:pStyle w:val="Compact"/>
-        <w:numPr>
-          <w:ilvl w:val="0"/>
-          <w:numId w:val="1005"/>
-        </w:numPr>
-      </w:pPr>
-      <w:r>
-        <w:rPr>
-          <w:rFonts w:hint="eastAsia"/>
-          <w:b/>
-          <w:bCs/>
-        </w:rPr>
-        <w:t xml:space="preserve">【本轮新增】内生性：滞后努力(t−1)重拟合</w:t>
-      </w:r>
-      <w:r>
-        <w:rPr>
-          <w:b/>
-          <w:bCs/>
-        </w:rPr>
-        <w:t xml:space="preserve"> 4 </w:t>
-      </w:r>
-      <w:r>
-        <w:rPr>
-          <w:rFonts w:hint="eastAsia"/>
-          <w:b/>
-          <w:bCs/>
-        </w:rPr>
-        <w:t xml:space="preserve">规格（</w:t>
-      </w:r>
-      <w:r>
-        <w:rPr>
-          <w:rStyle w:val="VerbatimChar"/>
-          <w:b/>
-          <w:bCs/>
-        </w:rPr>
-        <w:t xml:space="preserve">table_effort_lag_refit.csv</w:t>
-      </w:r>
-      <w:r>
-        <w:rPr>
-          <w:rFonts w:hint="eastAsia"/>
-          <w:b/>
-          <w:bCs/>
-        </w:rPr>
-        <w:t xml:space="preserve">，脚本</w:t>
-      </w:r>
-      <w:r>
-        <w:rPr>
-          <w:b/>
-          <w:bCs/>
-        </w:rPr>
-        <w:t xml:space="preserve"> </w:t>
-      </w:r>
-      <w:r>
-        <w:rPr>
-          <w:rFonts w:hint="eastAsia"/>
-          <w:b/>
-          <w:bCs/>
-        </w:rPr>
-        <w:t xml:space="preserve">54b）</w:t>
-      </w:r>
-    </w:p>
-    <w:p>
-      <w:pPr>
-        <w:pStyle w:val="Compact"/>
-        <w:numPr>
-          <w:ilvl w:val="0"/>
-          <w:numId w:val="1005"/>
-        </w:numPr>
-      </w:pPr>
-      <w:r>
-        <w:rPr>
-          <w:rFonts w:hint="eastAsia"/>
-          <w:b/>
-          <w:bCs/>
-        </w:rPr>
-        <w:t xml:space="preserve">【本轮新增】空间块</w:t>
-      </w:r>
-      <w:r>
-        <w:rPr>
-          <w:b/>
-          <w:bCs/>
-        </w:rPr>
-        <w:t xml:space="preserve"> CV 250km vs </w:t>
-      </w:r>
-      <w:r>
-        <w:rPr>
-          <w:rFonts w:hint="eastAsia"/>
-          <w:b/>
-          <w:bCs/>
-        </w:rPr>
-        <w:t xml:space="preserve">随机</w:t>
-      </w:r>
-      <w:r>
-        <w:rPr>
-          <w:b/>
-          <w:bCs/>
-        </w:rPr>
-        <w:t xml:space="preserve"> </w:t>
-      </w:r>
-      <w:r>
-        <w:rPr>
-          <w:rFonts w:hint="eastAsia"/>
-          <w:b/>
-          <w:bCs/>
-        </w:rPr>
-        <w:t xml:space="preserve">CV（</w:t>
-      </w:r>
-      <w:r>
-        <w:rPr>
-          <w:rStyle w:val="VerbatimChar"/>
-          <w:b/>
-          <w:bCs/>
-        </w:rPr>
-        <w:t xml:space="preserve">table_spatial_block_cv.csv</w:t>
-      </w:r>
-      <w:r>
-        <w:rPr>
-          <w:rFonts w:hint="eastAsia"/>
-          <w:b/>
-          <w:bCs/>
-        </w:rPr>
-        <w:t xml:space="preserve">，脚本</w:t>
-      </w:r>
-      <w:r>
-        <w:rPr>
-          <w:b/>
-          <w:bCs/>
-        </w:rPr>
-        <w:t xml:space="preserve"> </w:t>
-      </w:r>
-      <w:r>
-        <w:rPr>
-          <w:rFonts w:hint="eastAsia"/>
-          <w:b/>
-          <w:bCs/>
-        </w:rPr>
-        <w:t xml:space="preserve">54）</w:t>
-      </w:r>
-    </w:p>
-    <w:p>
-      <w:pPr>
-        <w:pStyle w:val="FirstParagraph"/>
-      </w:pPr>
-      <w:r>
-        <w:rPr>
-          <w:b/>
-          <w:bCs/>
-        </w:rPr>
-        <w:t xml:space="preserve">⚠️ </w:t>
-      </w:r>
-      <w:r>
-        <w:rPr>
-          <w:rFonts w:hint="eastAsia"/>
-          <w:b/>
-          <w:bCs/>
-        </w:rPr>
-        <w:t xml:space="preserve">脚本已就绪但未落表</w:t>
-      </w:r>
-      <w:r>
-        <w:rPr>
-          <w:b/>
-          <w:bCs/>
-        </w:rPr>
-        <w:t xml:space="preserve"> → </w:t>
-      </w:r>
-      <w:r>
-        <w:rPr>
-          <w:rFonts w:hint="eastAsia"/>
-          <w:b/>
-          <w:bCs/>
-        </w:rPr>
-        <w:t xml:space="preserve">正文只描述为"方法已就绪/未来工作"，不给数字：</w:t>
       </w:r>
     </w:p>
     <w:p>
@@ -8941,61 +8965,40 @@
         </w:numPr>
       </w:pPr>
       <w:r>
-        <w:t xml:space="preserve">grid-native 50km/100km </w:t>
-      </w:r>
-      <w:r>
-        <w:rPr>
-          <w:rFonts w:hint="eastAsia"/>
-        </w:rPr>
-        <w:t xml:space="preserve">气候+努力重拟合（</w:t>
-      </w:r>
-      <w:r>
-        <w:rPr>
-          <w:rStyle w:val="VerbatimChar"/>
-        </w:rPr>
-        <w:t xml:space="preserve">28</w:t>
-      </w:r>
-      <w:r>
-        <w:t xml:space="preserve">/</w:t>
-      </w:r>
-      <w:r>
-        <w:rPr>
-          <w:rStyle w:val="VerbatimChar"/>
-        </w:rPr>
-        <w:t xml:space="preserve">28b</w:t>
-      </w:r>
-      <w:r>
-        <w:t xml:space="preserve">/</w:t>
-      </w:r>
-      <w:r>
-        <w:rPr>
-          <w:rStyle w:val="VerbatimChar"/>
-        </w:rPr>
-        <w:t xml:space="preserve">40</w:t>
-      </w:r>
-      <w:r>
-        <w:rPr>
-          <w:rFonts w:hint="eastAsia"/>
-        </w:rPr>
-        <w:t xml:space="preserve">）——</w:t>
-      </w:r>
-      <w:r>
-        <w:t xml:space="preserve"> </w:t>
-      </w:r>
-      <w:r>
-        <w:rPr>
-          <w:rFonts w:hint="eastAsia"/>
-          <w:b/>
-          <w:bCs/>
-        </w:rPr>
-        <w:t xml:space="preserve">现为唯一剩余的高优</w:t>
-      </w:r>
-      <w:r>
-        <w:rPr>
-          <w:b/>
-          <w:bCs/>
-        </w:rPr>
-        <w:t xml:space="preserve"> P0</w:t>
+        <w:rPr>
+          <w:rFonts w:hint="eastAsia"/>
+        </w:rPr>
+        <w:t xml:space="preserve">省级</w:t>
+      </w:r>
+      <w:r>
+        <w:t xml:space="preserve"> v2/v3 </w:t>
+      </w:r>
+      <w:r>
+        <w:rPr>
+          <w:rFonts w:hint="eastAsia"/>
+        </w:rPr>
+        <w:t xml:space="preserve">各</w:t>
+      </w:r>
+      <w:r>
+        <w:t xml:space="preserve"> 4 </w:t>
+      </w:r>
+      <w:r>
+        <w:rPr>
+          <w:rFonts w:hint="eastAsia"/>
+        </w:rPr>
+        <w:t xml:space="preserve">规格</w:t>
+      </w:r>
+      <w:r>
+        <w:t xml:space="preserve"> M0–M4 </w:t>
+      </w:r>
+      <w:r>
+        <w:rPr>
+          <w:rFonts w:hint="eastAsia"/>
+        </w:rPr>
+        <w:t xml:space="preserve">系数与</w:t>
+      </w:r>
+      <w:r>
+        <w:t xml:space="preserve"> AIC</w:t>
       </w:r>
     </w:p>
     <w:p>
@@ -9007,34 +9010,22 @@
         </w:numPr>
       </w:pPr>
       <w:r>
-        <w:t xml:space="preserve">forecast skill </w:t>
-      </w:r>
-      <w:r>
-        <w:rPr>
-          <w:rFonts w:hint="eastAsia"/>
-        </w:rPr>
-        <w:t xml:space="preserve">衰减曲线与逐特征</w:t>
-      </w:r>
-      <w:r>
-        <w:t xml:space="preserve"> </w:t>
-      </w:r>
-      <w:r>
-        <w:rPr>
-          <w:rFonts w:hint="eastAsia"/>
-        </w:rPr>
-        <w:t xml:space="preserve">PSI（</w:t>
-      </w:r>
-      <w:r>
-        <w:rPr>
-          <w:rStyle w:val="VerbatimChar"/>
-        </w:rPr>
-        <w:t xml:space="preserve">30</w:t>
-      </w:r>
-      <w:r>
-        <w:rPr>
-          <w:rFonts w:hint="eastAsia"/>
-        </w:rPr>
-        <w:t xml:space="preserve">）</w:t>
+        <w:t xml:space="preserve">M5 offset 4 </w:t>
+      </w:r>
+      <w:r>
+        <w:rPr>
+          <w:rFonts w:hint="eastAsia"/>
+        </w:rPr>
+        <w:t xml:space="preserve">路敏感性（M4</w:t>
+      </w:r>
+      <w:r>
+        <w:t xml:space="preserve"> vs </w:t>
+      </w:r>
+      <w:r>
+        <w:rPr>
+          <w:rFonts w:hint="eastAsia"/>
+        </w:rPr>
+        <w:t xml:space="preserve">M5）</w:t>
       </w:r>
     </w:p>
     <w:p>
@@ -9046,25 +9037,10 @@
         </w:numPr>
       </w:pPr>
       <w:r>
-        <w:t xml:space="preserve">200km MAUP </w:t>
-      </w:r>
-      <w:r>
-        <w:rPr>
-          <w:rFonts w:hint="eastAsia"/>
-        </w:rPr>
-        <w:t xml:space="preserve">弹性（</w:t>
-      </w:r>
-      <w:r>
-        <w:rPr>
-          <w:rStyle w:val="VerbatimChar"/>
-        </w:rPr>
-        <w:t xml:space="preserve">31</w:t>
-      </w:r>
-      <w:r>
-        <w:rPr>
-          <w:rFonts w:hint="eastAsia"/>
-        </w:rPr>
-        <w:t xml:space="preserve">）</w:t>
+        <w:rPr>
+          <w:rFonts w:hint="eastAsia"/>
+        </w:rPr>
+        <w:t xml:space="preserve">市/县多尺度重拟合（v2、v3）</w:t>
       </w:r>
     </w:p>
     <w:p>
@@ -9076,230 +9052,288 @@
         </w:numPr>
       </w:pPr>
       <w:r>
-        <w:rPr>
-          <w:b/>
-          <w:bCs/>
-        </w:rPr>
-        <w:t xml:space="preserve">marginal </w:t>
-      </w:r>
-      <w:r>
-        <w:rPr>
-          <w:rFonts w:hint="eastAsia"/>
-          <w:b/>
-          <w:bCs/>
-        </w:rPr>
-        <w:t xml:space="preserve">R²/「交互占</w:t>
-      </w:r>
-      <w:r>
-        <w:rPr>
-          <w:b/>
-          <w:bCs/>
-        </w:rPr>
-        <w:t xml:space="preserve"> 80.5%」</w:t>
-      </w:r>
-      <w:r>
-        <w:rPr>
-          <w:rFonts w:hint="eastAsia"/>
-        </w:rPr>
-        <w:t xml:space="preserve">：</w:t>
-      </w:r>
-      <w:r>
-        <w:rPr>
-          <w:rStyle w:val="VerbatimChar"/>
-        </w:rPr>
-        <w:t xml:space="preserve">results/</w:t>
-      </w:r>
-      <w:r>
-        <w:t xml:space="preserve"> </w:t>
-      </w:r>
-      <w:r>
-        <w:rPr>
-          <w:rFonts w:hint="eastAsia"/>
-        </w:rPr>
-        <w:t xml:space="preserve">中</w:t>
-      </w:r>
-      <w:r>
-        <w:rPr>
-          <w:rFonts w:hint="eastAsia"/>
-          <w:b/>
-          <w:bCs/>
-        </w:rPr>
-        <w:t xml:space="preserve">无</w:t>
-      </w:r>
-      <w:r>
-        <w:rPr>
-          <w:rFonts w:hint="eastAsia"/>
-        </w:rPr>
-        <w:t xml:space="preserve">对应持久化表，故英文正文已</w:t>
-      </w:r>
-      <w:r>
-        <w:rPr>
-          <w:rFonts w:hint="eastAsia"/>
-          <w:b/>
-          <w:bCs/>
-        </w:rPr>
-        <w:t xml:space="preserve">删除该具体数字</w:t>
-      </w:r>
-      <w:r>
-        <w:rPr>
-          <w:rFonts w:hint="eastAsia"/>
-        </w:rPr>
-        <w:t xml:space="preserve">，改用</w:t>
-      </w:r>
-      <w:r>
-        <w:t xml:space="preserve"> AIC/Akaike weight + M5 offset </w:t>
-      </w:r>
-      <w:r>
-        <w:rPr>
-          <w:rFonts w:hint="eastAsia"/>
-        </w:rPr>
-        <w:t xml:space="preserve">检验支撑"effort</w:t>
-      </w:r>
-      <w:r>
-        <w:t xml:space="preserve"> </w:t>
-      </w:r>
-      <w:r>
-        <w:rPr>
-          <w:rFonts w:hint="eastAsia"/>
-        </w:rPr>
-        <w:t xml:space="preserve">是</w:t>
-      </w:r>
-      <w:r>
-        <w:t xml:space="preserve"> moderator"。</w:t>
+        <w:t xml:space="preserve">v1/v2/v3 </w:t>
+      </w:r>
+      <w:r>
+        <w:rPr>
+          <w:rFonts w:hint="eastAsia"/>
+        </w:rPr>
+        <w:t xml:space="preserve">三跑一致性</w:t>
       </w:r>
     </w:p>
     <w:p>
       <w:pPr>
-        <w:pStyle w:val="BlockText"/>
-      </w:pPr>
-      <w:r>
-        <w:rPr>
-          <w:rFonts w:hint="eastAsia"/>
-        </w:rPr>
-        <w:t xml:space="preserve">旧文件</w:t>
-      </w:r>
-      <w:r>
-        <w:t xml:space="preserve"> </w:t>
-      </w:r>
-      <w:r>
-        <w:rPr>
-          <w:rStyle w:val="VerbatimChar"/>
-        </w:rPr>
-        <w:t xml:space="preserve">manuscript/manuscript_v2.Rmd</w:t>
-      </w:r>
-      <w:r>
-        <w:t xml:space="preserve"> </w:t>
-      </w:r>
-      <w:r>
-        <w:rPr>
-          <w:rFonts w:hint="eastAsia"/>
-        </w:rPr>
-        <w:t xml:space="preserve">含上述"planned/provisional"占位章节；</w:t>
-      </w:r>
-      <w:r>
-        <w:rPr>
-          <w:rStyle w:val="VerbatimChar"/>
-        </w:rPr>
-        <w:t xml:space="preserve">output/doc/top_journal_...md</w:t>
-      </w:r>
-      <w:r>
-        <w:t xml:space="preserve"> </w:t>
-      </w:r>
-      <w:r>
-        <w:rPr>
-          <w:rFonts w:hint="eastAsia"/>
-        </w:rPr>
-        <w:t xml:space="preserve">已较聪明地只用实证结果。本次新正文在此基础上进一步</w:t>
-      </w:r>
-      <w:r>
-        <w:rPr>
-          <w:rFonts w:hint="eastAsia"/>
-          <w:b/>
-          <w:bCs/>
-        </w:rPr>
-        <w:t xml:space="preserve">统一了</w:t>
-      </w:r>
-      <w:r>
-        <w:rPr>
-          <w:b/>
-          <w:bCs/>
-        </w:rPr>
-        <w:t xml:space="preserve"> v3 </w:t>
-      </w:r>
-      <w:r>
-        <w:rPr>
-          <w:rFonts w:hint="eastAsia"/>
-          <w:b/>
-          <w:bCs/>
-        </w:rPr>
-        <w:t xml:space="preserve">数字口径</w:t>
-      </w:r>
-      <w:r>
-        <w:rPr>
-          <w:rFonts w:hint="eastAsia"/>
-        </w:rPr>
-        <w:t xml:space="preserve">（系数表为准）并</w:t>
-      </w:r>
-      <w:r>
-        <w:rPr>
-          <w:rFonts w:hint="eastAsia"/>
-          <w:b/>
-          <w:bCs/>
-        </w:rPr>
-        <w:t xml:space="preserve">把概念核心升级为</w:t>
-      </w:r>
-      <w:r>
-        <w:rPr>
-          <w:b/>
-          <w:bCs/>
-        </w:rPr>
-        <w:t xml:space="preserve"> M4-vs-M5 </w:t>
-      </w:r>
-      <w:r>
-        <w:rPr>
-          <w:rFonts w:hint="eastAsia"/>
-          <w:b/>
-          <w:bCs/>
-        </w:rPr>
-        <w:t xml:space="preserve">调节检验</w:t>
-      </w:r>
-      <w:r>
-        <w:rPr>
-          <w:rFonts w:hint="eastAsia"/>
-        </w:rPr>
-        <w:t xml:space="preserve">，更契合</w:t>
-      </w:r>
-      <w:r>
-        <w:t xml:space="preserve"> NEE/Ecol Lett </w:t>
-      </w:r>
-      <w:r>
-        <w:rPr>
-          <w:rFonts w:hint="eastAsia"/>
-        </w:rPr>
-        <w:t xml:space="preserve">的新颖性门槛。</w:t>
+        <w:pStyle w:val="Compact"/>
+        <w:numPr>
+          <w:ilvl w:val="0"/>
+          <w:numId w:val="1006"/>
+        </w:numPr>
+      </w:pPr>
+      <w:r>
+        <w:t xml:space="preserve">M4 </w:t>
+      </w:r>
+      <w:r>
+        <w:rPr>
+          <w:rFonts w:hint="eastAsia"/>
+        </w:rPr>
+        <w:t xml:space="preserve">残差</w:t>
+      </w:r>
+      <w:r>
+        <w:t xml:space="preserve"> Moran's </w:t>
+      </w:r>
+      <w:r>
+        <w:rPr>
+          <w:rFonts w:hint="eastAsia"/>
+        </w:rPr>
+        <w:t xml:space="preserve">I（100/250/500km）</w:t>
       </w:r>
     </w:p>
     <w:p>
-      <w:r>
-        <w:pict>
-          <v:rect style="width:0;height:1.5pt" o:hralign="center" o:hrstd="t" o:hr="t"/>
-        </w:pict>
+      <w:pPr>
+        <w:pStyle w:val="Compact"/>
+        <w:numPr>
+          <w:ilvl w:val="0"/>
+          <w:numId w:val="1006"/>
+        </w:numPr>
+      </w:pPr>
+      <w:r>
+        <w:t xml:space="preserve">RF </w:t>
+      </w:r>
+      <w:r>
+        <w:rPr>
+          <w:rFonts w:hint="eastAsia"/>
+        </w:rPr>
+        <w:t xml:space="preserve">重要性与</w:t>
+      </w:r>
+      <w:r>
+        <w:t xml:space="preserve"> v2↔v3 </w:t>
+      </w:r>
+      <w:r>
+        <w:rPr>
+          <w:rFonts w:hint="eastAsia"/>
+        </w:rPr>
+        <w:t xml:space="preserve">排序漂移、XGBoost</w:t>
+      </w:r>
+      <w:r>
+        <w:t xml:space="preserve"> CV-AUC</w:t>
       </w:r>
     </w:p>
-    <w:bookmarkEnd w:id="28"/>
-    <w:bookmarkStart w:id="29" w:name="X2af48eee663957986b235199a04bfcac3cf8e14"/>
     <w:p>
       <w:pPr>
-        <w:pStyle w:val="Heading2"/>
-      </w:pPr>
-      <w:r>
-        <w:t xml:space="preserve">8. </w:t>
-      </w:r>
-      <w:r>
-        <w:rPr>
-          <w:rFonts w:hint="eastAsia"/>
-        </w:rPr>
-        <w:t xml:space="preserve">顶刊定位与"卖点"措辞建议</w:t>
+        <w:pStyle w:val="Compact"/>
+        <w:numPr>
+          <w:ilvl w:val="0"/>
+          <w:numId w:val="1006"/>
+        </w:numPr>
+      </w:pPr>
+      <w:r>
+        <w:rPr>
+          <w:rFonts w:hint="eastAsia"/>
+        </w:rPr>
+        <w:t xml:space="preserve">省级</w:t>
+      </w:r>
+      <w:r>
+        <w:t xml:space="preserve"> CMIP6 </w:t>
+      </w:r>
+      <w:r>
+        <w:rPr>
+          <w:rFonts w:hint="eastAsia"/>
+        </w:rPr>
+        <w:t xml:space="preserve">未来</w:t>
+      </w:r>
+      <w:r>
+        <w:t xml:space="preserve"> </w:t>
+      </w:r>
+      <w:r>
+        <w:rPr>
+          <w:rFonts w:hint="eastAsia"/>
+        </w:rPr>
+        <w:t xml:space="preserve">hazard（glmmTMB</w:t>
+      </w:r>
+      <w:r>
+        <w:t xml:space="preserve"> + </w:t>
+      </w:r>
+      <w:r>
+        <w:rPr>
+          <w:rFonts w:hint="eastAsia"/>
+        </w:rPr>
+        <w:t xml:space="preserve">XGBoost）</w:t>
+      </w:r>
+    </w:p>
+    <w:p>
+      <w:pPr>
+        <w:pStyle w:val="Compact"/>
+        <w:numPr>
+          <w:ilvl w:val="0"/>
+          <w:numId w:val="1006"/>
+        </w:numPr>
+      </w:pPr>
+      <w:r>
+        <w:rPr>
+          <w:rFonts w:hint="eastAsia"/>
+          <w:b/>
+          <w:bCs/>
+        </w:rPr>
+        <w:t xml:space="preserve">【本轮新增】内生性：滞后努力(t−1)重拟合</w:t>
+      </w:r>
+      <w:r>
+        <w:rPr>
+          <w:b/>
+          <w:bCs/>
+        </w:rPr>
+        <w:t xml:space="preserve"> 4 </w:t>
+      </w:r>
+      <w:r>
+        <w:rPr>
+          <w:rFonts w:hint="eastAsia"/>
+          <w:b/>
+          <w:bCs/>
+        </w:rPr>
+        <w:t xml:space="preserve">规格（</w:t>
+      </w:r>
+      <w:r>
+        <w:rPr>
+          <w:rStyle w:val="VerbatimChar"/>
+          <w:b/>
+          <w:bCs/>
+        </w:rPr>
+        <w:t xml:space="preserve">table_effort_lag_refit.csv</w:t>
+      </w:r>
+      <w:r>
+        <w:rPr>
+          <w:rFonts w:hint="eastAsia"/>
+          <w:b/>
+          <w:bCs/>
+        </w:rPr>
+        <w:t xml:space="preserve">，脚本</w:t>
+      </w:r>
+      <w:r>
+        <w:rPr>
+          <w:b/>
+          <w:bCs/>
+        </w:rPr>
+        <w:t xml:space="preserve"> </w:t>
+      </w:r>
+      <w:r>
+        <w:rPr>
+          <w:rFonts w:hint="eastAsia"/>
+          <w:b/>
+          <w:bCs/>
+        </w:rPr>
+        <w:t xml:space="preserve">54b）</w:t>
+      </w:r>
+    </w:p>
+    <w:p>
+      <w:pPr>
+        <w:pStyle w:val="Compact"/>
+        <w:numPr>
+          <w:ilvl w:val="0"/>
+          <w:numId w:val="1006"/>
+        </w:numPr>
+      </w:pPr>
+      <w:r>
+        <w:rPr>
+          <w:rFonts w:hint="eastAsia"/>
+          <w:b/>
+          <w:bCs/>
+        </w:rPr>
+        <w:t xml:space="preserve">【本轮新增】空间块</w:t>
+      </w:r>
+      <w:r>
+        <w:rPr>
+          <w:b/>
+          <w:bCs/>
+        </w:rPr>
+        <w:t xml:space="preserve"> CV 250km vs </w:t>
+      </w:r>
+      <w:r>
+        <w:rPr>
+          <w:rFonts w:hint="eastAsia"/>
+          <w:b/>
+          <w:bCs/>
+        </w:rPr>
+        <w:t xml:space="preserve">随机</w:t>
+      </w:r>
+      <w:r>
+        <w:rPr>
+          <w:b/>
+          <w:bCs/>
+        </w:rPr>
+        <w:t xml:space="preserve"> </w:t>
+      </w:r>
+      <w:r>
+        <w:rPr>
+          <w:rFonts w:hint="eastAsia"/>
+          <w:b/>
+          <w:bCs/>
+        </w:rPr>
+        <w:t xml:space="preserve">CV（</w:t>
+      </w:r>
+      <w:r>
+        <w:rPr>
+          <w:rStyle w:val="VerbatimChar"/>
+          <w:b/>
+          <w:bCs/>
+        </w:rPr>
+        <w:t xml:space="preserve">table_spatial_block_cv.csv</w:t>
+      </w:r>
+      <w:r>
+        <w:rPr>
+          <w:rFonts w:hint="eastAsia"/>
+          <w:b/>
+          <w:bCs/>
+        </w:rPr>
+        <w:t xml:space="preserve">，脚本</w:t>
+      </w:r>
+      <w:r>
+        <w:rPr>
+          <w:b/>
+          <w:bCs/>
+        </w:rPr>
+        <w:t xml:space="preserve"> </w:t>
+      </w:r>
+      <w:r>
+        <w:rPr>
+          <w:rFonts w:hint="eastAsia"/>
+          <w:b/>
+          <w:bCs/>
+        </w:rPr>
+        <w:t xml:space="preserve">54）</w:t>
+      </w:r>
+    </w:p>
+    <w:p>
+      <w:pPr>
+        <w:pStyle w:val="FirstParagraph"/>
+      </w:pPr>
+      <w:r>
+        <w:rPr>
+          <w:b/>
+          <w:bCs/>
+        </w:rPr>
+        <w:t xml:space="preserve">⚠️ </w:t>
+      </w:r>
+      <w:r>
+        <w:rPr>
+          <w:rFonts w:hint="eastAsia"/>
+          <w:b/>
+          <w:bCs/>
+        </w:rPr>
+        <w:t xml:space="preserve">脚本已就绪但未落表</w:t>
+      </w:r>
+      <w:r>
+        <w:rPr>
+          <w:b/>
+          <w:bCs/>
+        </w:rPr>
+        <w:t xml:space="preserve"> → </w:t>
+      </w:r>
+      <w:r>
+        <w:rPr>
+          <w:rFonts w:hint="eastAsia"/>
+          <w:b/>
+          <w:bCs/>
+        </w:rPr>
+        <w:t xml:space="preserve">正文只描述为"方法已就绪/未来工作"，不给数字：</w:t>
       </w:r>
     </w:p>
     <w:p>
@@ -9311,86 +9345,61 @@
         </w:numPr>
       </w:pPr>
       <w:r>
-        <w:rPr>
-          <w:rFonts w:hint="eastAsia"/>
-          <w:b/>
-          <w:bCs/>
-        </w:rPr>
-        <w:t xml:space="preserve">范式级卖点（摘要第一句）</w:t>
-      </w:r>
-      <w:r>
-        <w:rPr>
-          <w:rFonts w:hint="eastAsia"/>
-        </w:rPr>
-        <w:t xml:space="preserve">：把新分布记录重新定义为"努力调节的可见性事件"，并用</w:t>
-      </w:r>
-      <w:r>
-        <w:t xml:space="preserve"> </w:t>
-      </w:r>
-      <w:r>
-        <w:rPr>
-          <w:b/>
-          <w:bCs/>
-        </w:rPr>
-        <w:t xml:space="preserve">M4-vs-M5 offset </w:t>
-      </w:r>
-      <w:r>
-        <w:rPr>
-          <w:rFonts w:hint="eastAsia"/>
-          <w:b/>
-          <w:bCs/>
-        </w:rPr>
-        <w:t xml:space="preserve">检验</w:t>
-      </w:r>
-      <w:r>
-        <w:rPr>
-          <w:rFonts w:hint="eastAsia"/>
-        </w:rPr>
-        <w:t xml:space="preserve">给出"努力是</w:t>
-      </w:r>
-      <w:r>
-        <w:t xml:space="preserve"> moderator </w:t>
-      </w:r>
-      <w:r>
-        <w:rPr>
-          <w:rFonts w:hint="eastAsia"/>
-        </w:rPr>
-        <w:t xml:space="preserve">而非</w:t>
-      </w:r>
-      <w:r>
-        <w:t xml:space="preserve"> </w:t>
-      </w:r>
-      <w:r>
-        <w:rPr>
-          <w:rFonts w:hint="eastAsia"/>
-        </w:rPr>
-        <w:t xml:space="preserve">scaling"的</w:t>
-      </w:r>
-      <w:r>
-        <w:rPr>
-          <w:rFonts w:hint="eastAsia"/>
-          <w:b/>
-          <w:bCs/>
-        </w:rPr>
-        <w:t xml:space="preserve">直接判别证据</w:t>
-      </w:r>
-      <w:r>
-        <w:rPr>
-          <w:rFonts w:hint="eastAsia"/>
-        </w:rPr>
-        <w:t xml:space="preserve">——这是方法上可被任何</w:t>
-      </w:r>
-      <w:r>
-        <w:t xml:space="preserve"> effort-aware </w:t>
-      </w:r>
-      <w:r>
-        <w:rPr>
-          <w:rFonts w:hint="eastAsia"/>
-        </w:rPr>
-        <w:t xml:space="preserve">研究复用的工具，新颖度足以支撑</w:t>
-      </w:r>
-      <w:r>
-        <w:t xml:space="preserve"> NEE/Ecol Lett。</w:t>
+        <w:t xml:space="preserve">grid-native 50km/100km </w:t>
+      </w:r>
+      <w:r>
+        <w:rPr>
+          <w:rFonts w:hint="eastAsia"/>
+        </w:rPr>
+        <w:t xml:space="preserve">气候+努力重拟合（</w:t>
+      </w:r>
+      <w:r>
+        <w:rPr>
+          <w:rStyle w:val="VerbatimChar"/>
+        </w:rPr>
+        <w:t xml:space="preserve">28</w:t>
+      </w:r>
+      <w:r>
+        <w:t xml:space="preserve">/</w:t>
+      </w:r>
+      <w:r>
+        <w:rPr>
+          <w:rStyle w:val="VerbatimChar"/>
+        </w:rPr>
+        <w:t xml:space="preserve">28b</w:t>
+      </w:r>
+      <w:r>
+        <w:t xml:space="preserve">/</w:t>
+      </w:r>
+      <w:r>
+        <w:rPr>
+          <w:rStyle w:val="VerbatimChar"/>
+        </w:rPr>
+        <w:t xml:space="preserve">40</w:t>
+      </w:r>
+      <w:r>
+        <w:rPr>
+          <w:rFonts w:hint="eastAsia"/>
+        </w:rPr>
+        <w:t xml:space="preserve">）——</w:t>
+      </w:r>
+      <w:r>
+        <w:t xml:space="preserve"> </w:t>
+      </w:r>
+      <w:r>
+        <w:rPr>
+          <w:rFonts w:hint="eastAsia"/>
+          <w:b/>
+          <w:bCs/>
+        </w:rPr>
+        <w:t xml:space="preserve">现为唯一剩余的高优</w:t>
+      </w:r>
+      <w:r>
+        <w:rPr>
+          <w:b/>
+          <w:bCs/>
+        </w:rPr>
+        <w:t xml:space="preserve"> P0</w:t>
       </w:r>
     </w:p>
     <w:p>
@@ -9402,27 +9411,34 @@
         </w:numPr>
       </w:pPr>
       <w:r>
-        <w:rPr>
-          <w:rFonts w:hint="eastAsia"/>
-          <w:b/>
-          <w:bCs/>
-        </w:rPr>
-        <w:t xml:space="preserve">第二卖点（稳健性边界）</w:t>
-      </w:r>
-      <w:r>
-        <w:rPr>
-          <w:rFonts w:hint="eastAsia"/>
-        </w:rPr>
-        <w:t xml:space="preserve">：15</w:t>
-      </w:r>
-      <w:r>
-        <w:t xml:space="preserve"> </w:t>
-      </w:r>
-      <w:r>
-        <w:rPr>
-          <w:rFonts w:hint="eastAsia"/>
-        </w:rPr>
-        <w:t xml:space="preserve">倍扩样仍保住省级交互、却在长尾物种让位于纯努力发现——把"机制边界"定位出来，而不是给一个被稀释的平均值。</w:t>
+        <w:t xml:space="preserve">forecast skill </w:t>
+      </w:r>
+      <w:r>
+        <w:rPr>
+          <w:rFonts w:hint="eastAsia"/>
+        </w:rPr>
+        <w:t xml:space="preserve">衰减曲线与逐特征</w:t>
+      </w:r>
+      <w:r>
+        <w:t xml:space="preserve"> </w:t>
+      </w:r>
+      <w:r>
+        <w:rPr>
+          <w:rFonts w:hint="eastAsia"/>
+        </w:rPr>
+        <w:t xml:space="preserve">PSI（</w:t>
+      </w:r>
+      <w:r>
+        <w:rPr>
+          <w:rStyle w:val="VerbatimChar"/>
+        </w:rPr>
+        <w:t xml:space="preserve">30</w:t>
+      </w:r>
+      <w:r>
+        <w:rPr>
+          <w:rFonts w:hint="eastAsia"/>
+        </w:rPr>
+        <w:t xml:space="preserve">）</w:t>
       </w:r>
     </w:p>
     <w:p>
@@ -9434,54 +9450,237 @@
         </w:numPr>
       </w:pPr>
       <w:r>
-        <w:rPr>
-          <w:rFonts w:hint="eastAsia"/>
-          <w:b/>
-          <w:bCs/>
-        </w:rPr>
-        <w:t xml:space="preserve">第三卖点（可操作的保护启示）</w:t>
-      </w:r>
-      <w:r>
-        <w:rPr>
-          <w:rFonts w:hint="eastAsia"/>
-        </w:rPr>
-        <w:t xml:space="preserve">：监测应投向</w:t>
-      </w:r>
-      <w:r>
-        <w:t xml:space="preserve"> </w:t>
-      </w:r>
-      <w:r>
-        <w:rPr>
-          <w:rFonts w:hint="eastAsia"/>
-        </w:rPr>
-        <w:t xml:space="preserve">气候暴露</w:t>
-      </w:r>
-      <w:r>
-        <w:t xml:space="preserve"> × </w:t>
-      </w:r>
-      <w:r>
-        <w:rPr>
-          <w:rFonts w:hint="eastAsia"/>
-        </w:rPr>
-        <w:t xml:space="preserve">努力缺口</w:t>
-      </w:r>
-      <w:r>
-        <w:t xml:space="preserve"> </w:t>
-      </w:r>
-      <w:r>
-        <w:rPr>
-          <w:rFonts w:hint="eastAsia"/>
-        </w:rPr>
-        <w:t xml:space="preserve">的交集，而非预测</w:t>
-      </w:r>
-      <w:r>
-        <w:t xml:space="preserve"> hazard </w:t>
-      </w:r>
-      <w:r>
-        <w:rPr>
-          <w:rFonts w:hint="eastAsia"/>
-        </w:rPr>
-        <w:t xml:space="preserve">本身。</w:t>
+        <w:t xml:space="preserve">200km MAUP </w:t>
+      </w:r>
+      <w:r>
+        <w:rPr>
+          <w:rFonts w:hint="eastAsia"/>
+        </w:rPr>
+        <w:t xml:space="preserve">弹性（</w:t>
+      </w:r>
+      <w:r>
+        <w:rPr>
+          <w:rStyle w:val="VerbatimChar"/>
+        </w:rPr>
+        <w:t xml:space="preserve">31</w:t>
+      </w:r>
+      <w:r>
+        <w:rPr>
+          <w:rFonts w:hint="eastAsia"/>
+        </w:rPr>
+        <w:t xml:space="preserve">）</w:t>
+      </w:r>
+    </w:p>
+    <w:p>
+      <w:pPr>
+        <w:pStyle w:val="Compact"/>
+        <w:numPr>
+          <w:ilvl w:val="0"/>
+          <w:numId w:val="1007"/>
+        </w:numPr>
+      </w:pPr>
+      <w:r>
+        <w:rPr>
+          <w:b/>
+          <w:bCs/>
+        </w:rPr>
+        <w:t xml:space="preserve">marginal </w:t>
+      </w:r>
+      <w:r>
+        <w:rPr>
+          <w:rFonts w:hint="eastAsia"/>
+          <w:b/>
+          <w:bCs/>
+        </w:rPr>
+        <w:t xml:space="preserve">R²/「交互占</w:t>
+      </w:r>
+      <w:r>
+        <w:rPr>
+          <w:b/>
+          <w:bCs/>
+        </w:rPr>
+        <w:t xml:space="preserve"> 80.5%」</w:t>
+      </w:r>
+      <w:r>
+        <w:rPr>
+          <w:rFonts w:hint="eastAsia"/>
+        </w:rPr>
+        <w:t xml:space="preserve">：</w:t>
+      </w:r>
+      <w:r>
+        <w:rPr>
+          <w:rStyle w:val="VerbatimChar"/>
+        </w:rPr>
+        <w:t xml:space="preserve">results/</w:t>
+      </w:r>
+      <w:r>
+        <w:t xml:space="preserve"> </w:t>
+      </w:r>
+      <w:r>
+        <w:rPr>
+          <w:rFonts w:hint="eastAsia"/>
+        </w:rPr>
+        <w:t xml:space="preserve">中</w:t>
+      </w:r>
+      <w:r>
+        <w:rPr>
+          <w:rFonts w:hint="eastAsia"/>
+          <w:b/>
+          <w:bCs/>
+        </w:rPr>
+        <w:t xml:space="preserve">无</w:t>
+      </w:r>
+      <w:r>
+        <w:rPr>
+          <w:rFonts w:hint="eastAsia"/>
+        </w:rPr>
+        <w:t xml:space="preserve">对应持久化表，故英文正文已</w:t>
+      </w:r>
+      <w:r>
+        <w:rPr>
+          <w:rFonts w:hint="eastAsia"/>
+          <w:b/>
+          <w:bCs/>
+        </w:rPr>
+        <w:t xml:space="preserve">删除该具体数字</w:t>
+      </w:r>
+      <w:r>
+        <w:rPr>
+          <w:rFonts w:hint="eastAsia"/>
+        </w:rPr>
+        <w:t xml:space="preserve">，改用</w:t>
+      </w:r>
+      <w:r>
+        <w:t xml:space="preserve"> AIC/Akaike weight + M5 offset </w:t>
+      </w:r>
+      <w:r>
+        <w:rPr>
+          <w:rFonts w:hint="eastAsia"/>
+        </w:rPr>
+        <w:t xml:space="preserve">检验支撑"effort</w:t>
+      </w:r>
+      <w:r>
+        <w:t xml:space="preserve"> </w:t>
+      </w:r>
+      <w:r>
+        <w:rPr>
+          <w:rFonts w:hint="eastAsia"/>
+        </w:rPr>
+        <w:t xml:space="preserve">是</w:t>
+      </w:r>
+      <w:r>
+        <w:t xml:space="preserve"> moderator"。</w:t>
+      </w:r>
+    </w:p>
+    <w:p>
+      <w:pPr>
+        <w:pStyle w:val="BlockText"/>
+      </w:pPr>
+      <w:r>
+        <w:rPr>
+          <w:rFonts w:hint="eastAsia"/>
+        </w:rPr>
+        <w:t xml:space="preserve">旧文件</w:t>
+      </w:r>
+      <w:r>
+        <w:t xml:space="preserve"> </w:t>
+      </w:r>
+      <w:r>
+        <w:rPr>
+          <w:rStyle w:val="VerbatimChar"/>
+        </w:rPr>
+        <w:t xml:space="preserve">manuscript/manuscript_v2.Rmd</w:t>
+      </w:r>
+      <w:r>
+        <w:t xml:space="preserve"> </w:t>
+      </w:r>
+      <w:r>
+        <w:rPr>
+          <w:rFonts w:hint="eastAsia"/>
+        </w:rPr>
+        <w:t xml:space="preserve">含上述"planned/provisional"占位章节；</w:t>
+      </w:r>
+      <w:r>
+        <w:rPr>
+          <w:rStyle w:val="VerbatimChar"/>
+        </w:rPr>
+        <w:t xml:space="preserve">output/doc/top_journal_...md</w:t>
+      </w:r>
+      <w:r>
+        <w:t xml:space="preserve"> </w:t>
+      </w:r>
+      <w:r>
+        <w:rPr>
+          <w:rFonts w:hint="eastAsia"/>
+        </w:rPr>
+        <w:t xml:space="preserve">已较聪明地只用实证结果。本次新正文在此基础上进一步</w:t>
+      </w:r>
+      <w:r>
+        <w:rPr>
+          <w:rFonts w:hint="eastAsia"/>
+          <w:b/>
+          <w:bCs/>
+        </w:rPr>
+        <w:t xml:space="preserve">统一了</w:t>
+      </w:r>
+      <w:r>
+        <w:rPr>
+          <w:b/>
+          <w:bCs/>
+        </w:rPr>
+        <w:t xml:space="preserve"> v3 </w:t>
+      </w:r>
+      <w:r>
+        <w:rPr>
+          <w:rFonts w:hint="eastAsia"/>
+          <w:b/>
+          <w:bCs/>
+        </w:rPr>
+        <w:t xml:space="preserve">数字口径</w:t>
+      </w:r>
+      <w:r>
+        <w:rPr>
+          <w:rFonts w:hint="eastAsia"/>
+        </w:rPr>
+        <w:t xml:space="preserve">（系数表为准）并</w:t>
+      </w:r>
+      <w:r>
+        <w:rPr>
+          <w:rFonts w:hint="eastAsia"/>
+          <w:b/>
+          <w:bCs/>
+        </w:rPr>
+        <w:t xml:space="preserve">把概念核心升级为</w:t>
+      </w:r>
+      <w:r>
+        <w:rPr>
+          <w:b/>
+          <w:bCs/>
+        </w:rPr>
+        <w:t xml:space="preserve"> M4-vs-M5 </w:t>
+      </w:r>
+      <w:r>
+        <w:rPr>
+          <w:rFonts w:hint="eastAsia"/>
+          <w:b/>
+          <w:bCs/>
+        </w:rPr>
+        <w:t xml:space="preserve">调节检验</w:t>
+      </w:r>
+      <w:r>
+        <w:rPr>
+          <w:rFonts w:hint="eastAsia"/>
+        </w:rPr>
+        <w:t xml:space="preserve">，更契合</w:t>
+      </w:r>
+      <w:r>
+        <w:t xml:space="preserve"> NEE/Ecol Lett </w:t>
+      </w:r>
+      <w:r>
+        <w:rPr>
+          <w:rFonts w:hint="eastAsia"/>
+        </w:rPr>
+        <w:t xml:space="preserve">的新颖性门槛。</w:t>
       </w:r>
     </w:p>
     <w:p>
@@ -9492,19 +9691,19 @@
       </w:r>
     </w:p>
     <w:bookmarkEnd w:id="29"/>
-    <w:bookmarkStart w:id="30" w:name="X1d038bd665accea43b69e974fe713d79347aa97"/>
+    <w:bookmarkStart w:id="30" w:name="X2af48eee663957986b235199a04bfcac3cf8e14"/>
     <w:p>
       <w:pPr>
         <w:pStyle w:val="Heading2"/>
       </w:pPr>
       <w:r>
-        <w:t xml:space="preserve">9. </w:t>
-      </w:r>
-      <w:r>
-        <w:rPr>
-          <w:rFonts w:hint="eastAsia"/>
-        </w:rPr>
-        <w:t xml:space="preserve">投稿前下一步（建议优先级）</w:t>
+        <w:t xml:space="preserve">8. </w:t>
+      </w:r>
+      <w:r>
+        <w:rPr>
+          <w:rFonts w:hint="eastAsia"/>
+        </w:rPr>
+        <w:t xml:space="preserve">顶刊定位与"卖点"措辞建议</w:t>
       </w:r>
     </w:p>
     <w:p>
@@ -9518,94 +9717,84 @@
       <w:r>
         <w:rPr>
           <w:rFonts w:hint="eastAsia"/>
-          <w:strike/>
-        </w:rPr>
-        <w:t xml:space="preserve">（高）补跑</w:t>
-      </w:r>
-      <w:r>
-        <w:rPr>
-          <w:strike/>
-        </w:rPr>
-        <w:t xml:space="preserve"> spatial-block </w:t>
-      </w:r>
-      <w:r>
-        <w:rPr>
-          <w:rFonts w:hint="eastAsia"/>
-          <w:strike/>
-        </w:rPr>
-        <w:t xml:space="preserve">CV（脚本</w:t>
-      </w:r>
-      <w:r>
-        <w:rPr>
-          <w:strike/>
-        </w:rPr>
-        <w:t xml:space="preserve"> </w:t>
-      </w:r>
-      <w:r>
-        <w:rPr>
-          <w:rFonts w:hint="eastAsia"/>
-          <w:strike/>
-        </w:rPr>
-        <w:t xml:space="preserve">26）</w:t>
-      </w:r>
-      <w:r>
-        <w:t xml:space="preserve"> </w:t>
-      </w:r>
-      <w:r>
-        <w:t xml:space="preserve">—— ✅</w:t>
-      </w:r>
-      <w:r>
-        <w:t xml:space="preserve"> </w:t>
-      </w:r>
-      <w:r>
-        <w:rPr>
-          <w:rFonts w:hint="eastAsia"/>
-          <w:b/>
-          <w:bCs/>
-        </w:rPr>
-        <w:t xml:space="preserve">已完成</w:t>
-      </w:r>
-      <w:r>
-        <w:rPr>
-          <w:rFonts w:hint="eastAsia"/>
-        </w:rPr>
-        <w:t xml:space="preserve">（脚本</w:t>
-      </w:r>
-      <w:r>
-        <w:t xml:space="preserve"> </w:t>
-      </w:r>
-      <w:r>
-        <w:rPr>
-          <w:rFonts w:hint="eastAsia"/>
-        </w:rPr>
-        <w:t xml:space="preserve">54）：空间块</w:t>
-      </w:r>
-      <w:r>
-        <w:t xml:space="preserve"> 0.55 vs </w:t>
-      </w:r>
-      <w:r>
-        <w:rPr>
-          <w:rFonts w:hint="eastAsia"/>
-        </w:rPr>
-        <w:t xml:space="preserve">随机</w:t>
-      </w:r>
-      <w:r>
-        <w:t xml:space="preserve"> </w:t>
-      </w:r>
-      <w:r>
-        <w:rPr>
-          <w:rFonts w:hint="eastAsia"/>
-        </w:rPr>
-        <w:t xml:space="preserve">0.65，已写入正文</w:t>
-      </w:r>
-      <w:r>
-        <w:t xml:space="preserve"> </w:t>
-      </w:r>
-      <w:r>
-        <w:rPr>
-          <w:rFonts w:hint="eastAsia"/>
-        </w:rPr>
-        <w:t xml:space="preserve">§诊断。</w:t>
+          <w:b/>
+          <w:bCs/>
+        </w:rPr>
+        <w:t xml:space="preserve">范式级卖点（摘要第一句）</w:t>
+      </w:r>
+      <w:r>
+        <w:rPr>
+          <w:rFonts w:hint="eastAsia"/>
+        </w:rPr>
+        <w:t xml:space="preserve">：把新分布记录重新定义为"努力调节的可见性事件"，并用</w:t>
+      </w:r>
+      <w:r>
+        <w:t xml:space="preserve"> </w:t>
+      </w:r>
+      <w:r>
+        <w:rPr>
+          <w:b/>
+          <w:bCs/>
+        </w:rPr>
+        <w:t xml:space="preserve">M4-vs-M5 offset </w:t>
+      </w:r>
+      <w:r>
+        <w:rPr>
+          <w:rFonts w:hint="eastAsia"/>
+          <w:b/>
+          <w:bCs/>
+        </w:rPr>
+        <w:t xml:space="preserve">检验</w:t>
+      </w:r>
+      <w:r>
+        <w:rPr>
+          <w:rFonts w:hint="eastAsia"/>
+        </w:rPr>
+        <w:t xml:space="preserve">给出"努力是</w:t>
+      </w:r>
+      <w:r>
+        <w:t xml:space="preserve"> moderator </w:t>
+      </w:r>
+      <w:r>
+        <w:rPr>
+          <w:rFonts w:hint="eastAsia"/>
+        </w:rPr>
+        <w:t xml:space="preserve">而非</w:t>
+      </w:r>
+      <w:r>
+        <w:t xml:space="preserve"> </w:t>
+      </w:r>
+      <w:r>
+        <w:rPr>
+          <w:rFonts w:hint="eastAsia"/>
+        </w:rPr>
+        <w:t xml:space="preserve">scaling"的</w:t>
+      </w:r>
+      <w:r>
+        <w:rPr>
+          <w:rFonts w:hint="eastAsia"/>
+          <w:b/>
+          <w:bCs/>
+        </w:rPr>
+        <w:t xml:space="preserve">直接判别证据</w:t>
+      </w:r>
+      <w:r>
+        <w:rPr>
+          <w:rFonts w:hint="eastAsia"/>
+        </w:rPr>
+        <w:t xml:space="preserve">——这是方法上可被任何</w:t>
+      </w:r>
+      <w:r>
+        <w:t xml:space="preserve"> effort-aware </w:t>
+      </w:r>
+      <w:r>
+        <w:rPr>
+          <w:rFonts w:hint="eastAsia"/>
+        </w:rPr>
+        <w:t xml:space="preserve">研究复用的工具，新颖度足以支撑</w:t>
+      </w:r>
+      <w:r>
+        <w:t xml:space="preserve"> NEE/Ecol Lett。</w:t>
       </w:r>
     </w:p>
     <w:p>
@@ -9619,66 +9808,25 @@
       <w:r>
         <w:rPr>
           <w:rFonts w:hint="eastAsia"/>
-          <w:strike/>
-        </w:rPr>
-        <w:t xml:space="preserve">（高）内生性</w:t>
-      </w:r>
-      <w:r>
-        <w:rPr>
-          <w:strike/>
-        </w:rPr>
-        <w:t xml:space="preserve"> effort </w:t>
-      </w:r>
-      <w:r>
-        <w:rPr>
-          <w:rFonts w:hint="eastAsia"/>
-          <w:strike/>
-        </w:rPr>
-        <w:t xml:space="preserve">滞后重拟合</w:t>
-      </w:r>
-      <w:r>
-        <w:t xml:space="preserve"> </w:t>
-      </w:r>
-      <w:r>
-        <w:t xml:space="preserve">—— ✅</w:t>
-      </w:r>
-      <w:r>
-        <w:t xml:space="preserve"> </w:t>
-      </w:r>
-      <w:r>
-        <w:rPr>
-          <w:rFonts w:hint="eastAsia"/>
-          <w:b/>
-          <w:bCs/>
-        </w:rPr>
-        <w:t xml:space="preserve">已完成</w:t>
-      </w:r>
-      <w:r>
-        <w:rPr>
-          <w:rFonts w:hint="eastAsia"/>
-        </w:rPr>
-        <w:t xml:space="preserve">（脚本</w:t>
-      </w:r>
-      <w:r>
-        <w:t xml:space="preserve"> </w:t>
-      </w:r>
-      <w:r>
-        <w:rPr>
-          <w:rFonts w:hint="eastAsia"/>
-        </w:rPr>
-        <w:t xml:space="preserve">54b）：滞后交互</w:t>
-      </w:r>
-      <w:r>
-        <w:t xml:space="preserve"> B=1.322 </w:t>
-      </w:r>
-      <w:r>
-        <w:rPr>
-          <w:rFonts w:hint="eastAsia"/>
-        </w:rPr>
-        <w:t xml:space="preserve">(p=1.6×10⁻⁷)，已升级为正文</w:t>
-      </w:r>
-      <w:r>
-        <w:t xml:space="preserve"> Table 3。</w:t>
+          <w:b/>
+          <w:bCs/>
+        </w:rPr>
+        <w:t xml:space="preserve">第二卖点（稳健性边界）</w:t>
+      </w:r>
+      <w:r>
+        <w:rPr>
+          <w:rFonts w:hint="eastAsia"/>
+        </w:rPr>
+        <w:t xml:space="preserve">：15</w:t>
+      </w:r>
+      <w:r>
+        <w:t xml:space="preserve"> </w:t>
+      </w:r>
+      <w:r>
+        <w:rPr>
+          <w:rFonts w:hint="eastAsia"/>
+        </w:rPr>
+        <w:t xml:space="preserve">倍扩样仍保住省级交互、却在长尾物种让位于纯努力发现——把"机制边界"定位出来，而不是给一个被稀释的平均值。</w:t>
       </w:r>
     </w:p>
     <w:p>
@@ -9695,269 +9843,49 @@
           <w:b/>
           <w:bCs/>
         </w:rPr>
-        <w:t xml:space="preserve">（高，唯一剩余</w:t>
-      </w:r>
-      <w:r>
-        <w:rPr>
-          <w:b/>
-          <w:bCs/>
-        </w:rPr>
-        <w:t xml:space="preserve"> </w:t>
-      </w:r>
-      <w:r>
-        <w:rPr>
-          <w:rFonts w:hint="eastAsia"/>
-          <w:b/>
-          <w:bCs/>
-        </w:rPr>
-        <w:t xml:space="preserve">P0）grid-native</w:t>
-      </w:r>
-      <w:r>
-        <w:rPr>
-          <w:b/>
-          <w:bCs/>
-        </w:rPr>
-        <w:t xml:space="preserve"> 50/100km </w:t>
-      </w:r>
-      <w:r>
-        <w:rPr>
-          <w:rFonts w:hint="eastAsia"/>
-          <w:b/>
-          <w:bCs/>
-        </w:rPr>
-        <w:t xml:space="preserve">重拟合落表（脚本</w:t>
-      </w:r>
-      <w:r>
-        <w:rPr>
-          <w:b/>
-          <w:bCs/>
-        </w:rPr>
-        <w:t xml:space="preserve"> </w:t>
-      </w:r>
-      <w:r>
-        <w:rPr>
-          <w:rFonts w:hint="eastAsia"/>
-          <w:b/>
-          <w:bCs/>
-        </w:rPr>
-        <w:t xml:space="preserve">28/28b/40）</w:t>
-      </w:r>
-      <w:r>
-        <w:t xml:space="preserve"> </w:t>
-      </w:r>
-      <w:r>
-        <w:t xml:space="preserve">—— </w:t>
-      </w:r>
-      <w:r>
-        <w:rPr>
-          <w:rFonts w:hint="eastAsia"/>
-        </w:rPr>
-        <w:t xml:space="preserve">把"细尺度"从行政单元扩展到生态网格，回应</w:t>
-      </w:r>
-      <w:r>
-        <w:t xml:space="preserve"> MAUP </w:t>
-      </w:r>
-      <w:r>
-        <w:rPr>
-          <w:rFonts w:hint="eastAsia"/>
-        </w:rPr>
-        <w:t xml:space="preserve">的决定性检验。</w:t>
-      </w:r>
-    </w:p>
-    <w:p>
-      <w:pPr>
-        <w:pStyle w:val="Compact"/>
-        <w:numPr>
-          <w:ilvl w:val="0"/>
-          <w:numId w:val="1008"/>
-        </w:numPr>
-      </w:pPr>
-      <w:r>
-        <w:rPr>
-          <w:rFonts w:hint="eastAsia"/>
-          <w:b/>
-          <w:bCs/>
-        </w:rPr>
-        <w:t xml:space="preserve">（中）确认/重算</w:t>
-      </w:r>
-      <w:r>
-        <w:rPr>
-          <w:b/>
-          <w:bCs/>
-        </w:rPr>
-        <w:t xml:space="preserve"> marginal R² </w:t>
-      </w:r>
-      <w:r>
-        <w:rPr>
-          <w:rFonts w:hint="eastAsia"/>
-          <w:b/>
-          <w:bCs/>
-        </w:rPr>
-        <w:t xml:space="preserve">表</w:t>
-      </w:r>
-      <w:r>
-        <w:t xml:space="preserve"> </w:t>
-      </w:r>
-      <w:r>
-        <w:t xml:space="preserve">—— </w:t>
-      </w:r>
-      <w:r>
-        <w:rPr>
-          <w:rFonts w:hint="eastAsia"/>
-        </w:rPr>
-        <w:t xml:space="preserve">若想保留"交互主导固定效应方差"的表述，需让</w:t>
-      </w:r>
-      <w:r>
-        <w:t xml:space="preserve"> </w:t>
-      </w:r>
-      <w:r>
-        <w:rPr>
-          <w:rStyle w:val="VerbatimChar"/>
-        </w:rPr>
-        <w:t xml:space="preserve">r2()</w:t>
-      </w:r>
-      <w:r>
-        <w:t xml:space="preserve"> </w:t>
-      </w:r>
-      <w:r>
-        <w:rPr>
-          <w:rFonts w:hint="eastAsia"/>
-        </w:rPr>
-        <w:t xml:space="preserve">落表；否则维持现状（已删除该数字）。</w:t>
-      </w:r>
-    </w:p>
-    <w:p>
-      <w:pPr>
-        <w:pStyle w:val="Compact"/>
-        <w:numPr>
-          <w:ilvl w:val="0"/>
-          <w:numId w:val="1008"/>
-        </w:numPr>
-      </w:pPr>
-      <w:r>
-        <w:rPr>
-          <w:rFonts w:hint="eastAsia"/>
-          <w:b/>
-          <w:bCs/>
-        </w:rPr>
-        <w:t xml:space="preserve">（中）引用核验</w:t>
-      </w:r>
-      <w:r>
-        <w:t xml:space="preserve"> </w:t>
-      </w:r>
-      <w:r>
-        <w:t xml:space="preserve">—— </w:t>
-      </w:r>
-      <w:r>
-        <w:rPr>
-          <w:rFonts w:hint="eastAsia"/>
-        </w:rPr>
-        <w:t xml:space="preserve">运行</w:t>
-      </w:r>
-      <w:r>
-        <w:t xml:space="preserve"> </w:t>
-      </w:r>
-      <w:r>
-        <w:rPr>
-          <w:rStyle w:val="VerbatimChar"/>
-        </w:rPr>
-        <w:t xml:space="preserve">citation-check</w:t>
-      </w:r>
-      <w:r>
-        <w:rPr>
-          <w:rFonts w:hint="eastAsia"/>
-        </w:rPr>
-        <w:t xml:space="preserve">，逐条核</w:t>
-      </w:r>
-      <w:r>
-        <w:t xml:space="preserve"> </w:t>
-      </w:r>
-      <w:r>
-        <w:rPr>
-          <w:rFonts w:hint="eastAsia"/>
-        </w:rPr>
-        <w:t xml:space="preserve">DOI；补一条"中国公民科学努力增长"的可引用来源。</w:t>
-      </w:r>
-    </w:p>
-    <w:p>
-      <w:pPr>
-        <w:pStyle w:val="Compact"/>
-        <w:numPr>
-          <w:ilvl w:val="0"/>
-          <w:numId w:val="1008"/>
-        </w:numPr>
-      </w:pPr>
-      <w:r>
-        <w:rPr>
-          <w:rFonts w:hint="eastAsia"/>
-          <w:b/>
-          <w:bCs/>
-        </w:rPr>
-        <w:t xml:space="preserve">（低）格式转换</w:t>
-      </w:r>
-      <w:r>
-        <w:rPr>
-          <w:b/>
-          <w:bCs/>
-        </w:rPr>
-        <w:t xml:space="preserve"> / PDF</w:t>
-      </w:r>
-      <w:r>
-        <w:t xml:space="preserve"> </w:t>
-      </w:r>
-      <w:r>
-        <w:t xml:space="preserve">—— </w:t>
-      </w:r>
-      <w:r>
-        <w:rPr>
-          <w:rFonts w:hint="eastAsia"/>
-        </w:rPr>
-        <w:t xml:space="preserve">本机缺</w:t>
-      </w:r>
-      <w:r>
-        <w:t xml:space="preserve"> LaTeX </w:t>
-      </w:r>
-      <w:r>
-        <w:rPr>
-          <w:rFonts w:hint="eastAsia"/>
-        </w:rPr>
-        <w:t xml:space="preserve">引擎（tectonic/xelatex），如需</w:t>
-      </w:r>
-      <w:r>
-        <w:t xml:space="preserve"> PDF </w:t>
-      </w:r>
-      <w:r>
-        <w:rPr>
-          <w:rFonts w:hint="eastAsia"/>
-        </w:rPr>
-        <w:t xml:space="preserve">需先安装；DOCX</w:t>
-      </w:r>
-      <w:r>
-        <w:t xml:space="preserve"> </w:t>
-      </w:r>
-      <w:r>
-        <w:rPr>
-          <w:rFonts w:hint="eastAsia"/>
-        </w:rPr>
-        <w:t xml:space="preserve">已交付。据所选期刊调整摘要结构（Ecol</w:t>
-      </w:r>
-      <w:r>
-        <w:t xml:space="preserve"> Lett </w:t>
-      </w:r>
-      <w:r>
-        <w:rPr>
-          <w:rFonts w:hint="eastAsia"/>
-        </w:rPr>
-        <w:t xml:space="preserve">结构化、NEE</w:t>
-      </w:r>
-      <w:r>
-        <w:t xml:space="preserve"> </w:t>
-      </w:r>
-      <w:r>
-        <w:rPr>
-          <w:rFonts w:hint="eastAsia"/>
-        </w:rPr>
-        <w:t xml:space="preserve">叙述式）与篇幅。</w:t>
+        <w:t xml:space="preserve">第三卖点（可操作的保护启示）</w:t>
+      </w:r>
+      <w:r>
+        <w:rPr>
+          <w:rFonts w:hint="eastAsia"/>
+        </w:rPr>
+        <w:t xml:space="preserve">：监测应投向</w:t>
+      </w:r>
+      <w:r>
+        <w:t xml:space="preserve"> </w:t>
+      </w:r>
+      <w:r>
+        <w:rPr>
+          <w:rFonts w:hint="eastAsia"/>
+        </w:rPr>
+        <w:t xml:space="preserve">气候暴露</w:t>
+      </w:r>
+      <w:r>
+        <w:t xml:space="preserve"> × </w:t>
+      </w:r>
+      <w:r>
+        <w:rPr>
+          <w:rFonts w:hint="eastAsia"/>
+        </w:rPr>
+        <w:t xml:space="preserve">努力缺口</w:t>
+      </w:r>
+      <w:r>
+        <w:t xml:space="preserve"> </w:t>
+      </w:r>
+      <w:r>
+        <w:rPr>
+          <w:rFonts w:hint="eastAsia"/>
+        </w:rPr>
+        <w:t xml:space="preserve">的交集，而非预测</w:t>
+      </w:r>
+      <w:r>
+        <w:t xml:space="preserve"> hazard </w:t>
+      </w:r>
+      <w:r>
+        <w:rPr>
+          <w:rFonts w:hint="eastAsia"/>
+        </w:rPr>
+        <w:t xml:space="preserve">本身。</w:t>
       </w:r>
     </w:p>
     <w:p>
@@ -9968,59 +9896,19 @@
       </w:r>
     </w:p>
     <w:bookmarkEnd w:id="30"/>
-    <w:bookmarkStart w:id="31" w:name="X98e7146cc0ef9d8ad867360991aea63db507b13"/>
+    <w:bookmarkStart w:id="31" w:name="X1d038bd665accea43b69e974fe713d79347aa97"/>
     <w:p>
       <w:pPr>
         <w:pStyle w:val="Heading2"/>
       </w:pPr>
       <w:r>
-        <w:t xml:space="preserve">10. </w:t>
-      </w:r>
-      <w:r>
-        <w:rPr>
-          <w:rFonts w:hint="eastAsia"/>
-        </w:rPr>
-        <w:t xml:space="preserve">本轮新增交付物（pipeline</w:t>
-      </w:r>
-      <w:r>
-        <w:t xml:space="preserve"> </w:t>
-      </w:r>
-      <w:r>
-        <w:rPr>
-          <w:rFonts w:hint="eastAsia"/>
-        </w:rPr>
-        <w:t xml:space="preserve">全流程</w:t>
-      </w:r>
-      <w:r>
-        <w:t xml:space="preserve"> + </w:t>
-      </w:r>
-      <w:r>
-        <w:rPr>
-          <w:rFonts w:hint="eastAsia"/>
-        </w:rPr>
-        <w:t xml:space="preserve">下一步分析</w:t>
-      </w:r>
-      <w:r>
-        <w:t xml:space="preserve"> + </w:t>
-      </w:r>
-      <w:r>
-        <w:rPr>
-          <w:rFonts w:hint="eastAsia"/>
-        </w:rPr>
-        <w:t xml:space="preserve">可编辑输出）</w:t>
-      </w:r>
-    </w:p>
-    <w:p>
-      <w:pPr>
-        <w:pStyle w:val="FirstParagraph"/>
-      </w:pPr>
-      <w:r>
-        <w:rPr>
-          <w:rFonts w:hint="eastAsia"/>
-          <w:b/>
-          <w:bCs/>
-        </w:rPr>
-        <w:t xml:space="preserve">可编辑统计与图表</w:t>
+        <w:t xml:space="preserve">9. </w:t>
+      </w:r>
+      <w:r>
+        <w:rPr>
+          <w:rFonts w:hint="eastAsia"/>
+        </w:rPr>
+        <w:t xml:space="preserve">投稿前下一步（建议优先级）</w:t>
       </w:r>
     </w:p>
     <w:p>
@@ -10033,57 +9921,95 @@
       </w:pPr>
       <w:r>
         <w:rPr>
-          <w:rStyle w:val="VerbatimChar"/>
-        </w:rPr>
-        <w:t xml:space="preserve">bird_hazard_all_statistics.xlsx</w:t>
-      </w:r>
-      <w:r>
-        <w:t xml:space="preserve"> </w:t>
-      </w:r>
-      <w:r>
-        <w:t xml:space="preserve">—— 22 </w:t>
-      </w:r>
-      <w:r>
-        <w:rPr>
-          <w:rFonts w:hint="eastAsia"/>
-        </w:rPr>
-        <w:t xml:space="preserve">个</w:t>
-      </w:r>
-      <w:r>
-        <w:t xml:space="preserve"> sheet </w:t>
-      </w:r>
-      <w:r>
-        <w:rPr>
-          <w:rFonts w:hint="eastAsia"/>
-        </w:rPr>
-        <w:t xml:space="preserve">汇总全部系数/HR/CI/p/AIC/Akaike</w:t>
-      </w:r>
-      <w:r>
-        <w:t xml:space="preserve"> </w:t>
-      </w:r>
-      <w:r>
-        <w:rPr>
-          <w:rFonts w:hint="eastAsia"/>
-        </w:rPr>
-        <w:t xml:space="preserve">weight/诊断/预测参数（含</w:t>
-      </w:r>
-      <w:r>
-        <w:t xml:space="preserve"> </w:t>
-      </w:r>
-      <w:r>
-        <w:rPr>
-          <w:rStyle w:val="VerbatimChar"/>
-        </w:rPr>
-        <w:t xml:space="preserve">headline_interaction</w:t>
-      </w:r>
-      <w:r>
-        <w:t xml:space="preserve"> </w:t>
-      </w:r>
-      <w:r>
-        <w:rPr>
-          <w:rFonts w:hint="eastAsia"/>
-        </w:rPr>
-        <w:t xml:space="preserve">汇总页）。</w:t>
+          <w:rFonts w:hint="eastAsia"/>
+          <w:strike/>
+        </w:rPr>
+        <w:t xml:space="preserve">（高）补跑</w:t>
+      </w:r>
+      <w:r>
+        <w:rPr>
+          <w:strike/>
+        </w:rPr>
+        <w:t xml:space="preserve"> spatial-block </w:t>
+      </w:r>
+      <w:r>
+        <w:rPr>
+          <w:rFonts w:hint="eastAsia"/>
+          <w:strike/>
+        </w:rPr>
+        <w:t xml:space="preserve">CV（脚本</w:t>
+      </w:r>
+      <w:r>
+        <w:rPr>
+          <w:strike/>
+        </w:rPr>
+        <w:t xml:space="preserve"> </w:t>
+      </w:r>
+      <w:r>
+        <w:rPr>
+          <w:rFonts w:hint="eastAsia"/>
+          <w:strike/>
+        </w:rPr>
+        <w:t xml:space="preserve">26）</w:t>
+      </w:r>
+      <w:r>
+        <w:t xml:space="preserve"> </w:t>
+      </w:r>
+      <w:r>
+        <w:t xml:space="preserve">—— ✅</w:t>
+      </w:r>
+      <w:r>
+        <w:t xml:space="preserve"> </w:t>
+      </w:r>
+      <w:r>
+        <w:rPr>
+          <w:rFonts w:hint="eastAsia"/>
+          <w:b/>
+          <w:bCs/>
+        </w:rPr>
+        <w:t xml:space="preserve">已完成</w:t>
+      </w:r>
+      <w:r>
+        <w:rPr>
+          <w:rFonts w:hint="eastAsia"/>
+        </w:rPr>
+        <w:t xml:space="preserve">（脚本</w:t>
+      </w:r>
+      <w:r>
+        <w:t xml:space="preserve"> </w:t>
+      </w:r>
+      <w:r>
+        <w:rPr>
+          <w:rFonts w:hint="eastAsia"/>
+        </w:rPr>
+        <w:t xml:space="preserve">54）：空间块</w:t>
+      </w:r>
+      <w:r>
+        <w:t xml:space="preserve"> 0.55 vs </w:t>
+      </w:r>
+      <w:r>
+        <w:rPr>
+          <w:rFonts w:hint="eastAsia"/>
+        </w:rPr>
+        <w:t xml:space="preserve">随机</w:t>
+      </w:r>
+      <w:r>
+        <w:t xml:space="preserve"> </w:t>
+      </w:r>
+      <w:r>
+        <w:rPr>
+          <w:rFonts w:hint="eastAsia"/>
+        </w:rPr>
+        <w:t xml:space="preserve">0.65，已写入正文</w:t>
+      </w:r>
+      <w:r>
+        <w:t xml:space="preserve"> </w:t>
+      </w:r>
+      <w:r>
+        <w:rPr>
+          <w:rFonts w:hint="eastAsia"/>
+        </w:rPr>
+        <w:t xml:space="preserve">§诊断。</w:t>
       </w:r>
     </w:p>
     <w:p>
@@ -10096,75 +10022,67 @@
       </w:pPr>
       <w:r>
         <w:rPr>
-          <w:rStyle w:val="VerbatimChar"/>
-        </w:rPr>
-        <w:t xml:space="preserve">bird_hazard_results_editable.pptx</w:t>
-      </w:r>
-      <w:r>
-        <w:t xml:space="preserve"> </w:t>
-      </w:r>
-      <w:r>
-        <w:t xml:space="preserve">—— 20 </w:t>
-      </w:r>
-      <w:r>
-        <w:rPr>
-          <w:rFonts w:hint="eastAsia"/>
-        </w:rPr>
-        <w:t xml:space="preserve">页，</w:t>
-      </w:r>
-      <w:r>
-        <w:rPr>
-          <w:b/>
-          <w:bCs/>
-        </w:rPr>
-        <w:t xml:space="preserve">9 </w:t>
-      </w:r>
-      <w:r>
-        <w:rPr>
-          <w:rFonts w:hint="eastAsia"/>
-          <w:b/>
-          <w:bCs/>
-        </w:rPr>
-        <w:t xml:space="preserve">个</w:t>
-      </w:r>
-      <w:r>
-        <w:rPr>
-          <w:b/>
-          <w:bCs/>
-        </w:rPr>
-        <w:t xml:space="preserve"> PowerPoint </w:t>
-      </w:r>
-      <w:r>
-        <w:rPr>
-          <w:rFonts w:hint="eastAsia"/>
-          <w:b/>
-          <w:bCs/>
-        </w:rPr>
-        <w:t xml:space="preserve">原生可编辑图表</w:t>
-      </w:r>
-      <w:r>
-        <w:rPr>
-          <w:rFonts w:hint="eastAsia"/>
-        </w:rPr>
-        <w:t xml:space="preserve">（柱状/散点，可双击改数据与配色）+</w:t>
-      </w:r>
-      <w:r>
-        <w:t xml:space="preserve"> 10 </w:t>
-      </w:r>
-      <w:r>
-        <w:rPr>
-          <w:rFonts w:hint="eastAsia"/>
-        </w:rPr>
-        <w:t xml:space="preserve">张嵌入高清图（蜂群/雨林/v4</w:t>
-      </w:r>
-      <w:r>
-        <w:t xml:space="preserve"> </w:t>
-      </w:r>
-      <w:r>
-        <w:rPr>
-          <w:rFonts w:hint="eastAsia"/>
-        </w:rPr>
-        <w:t xml:space="preserve">地图）。</w:t>
+          <w:rFonts w:hint="eastAsia"/>
+          <w:strike/>
+        </w:rPr>
+        <w:t xml:space="preserve">（高）内生性</w:t>
+      </w:r>
+      <w:r>
+        <w:rPr>
+          <w:strike/>
+        </w:rPr>
+        <w:t xml:space="preserve"> effort </w:t>
+      </w:r>
+      <w:r>
+        <w:rPr>
+          <w:rFonts w:hint="eastAsia"/>
+          <w:strike/>
+        </w:rPr>
+        <w:t xml:space="preserve">滞后重拟合</w:t>
+      </w:r>
+      <w:r>
+        <w:t xml:space="preserve"> </w:t>
+      </w:r>
+      <w:r>
+        <w:t xml:space="preserve">—— ✅</w:t>
+      </w:r>
+      <w:r>
+        <w:t xml:space="preserve"> </w:t>
+      </w:r>
+      <w:r>
+        <w:rPr>
+          <w:rFonts w:hint="eastAsia"/>
+          <w:b/>
+          <w:bCs/>
+        </w:rPr>
+        <w:t xml:space="preserve">已完成</w:t>
+      </w:r>
+      <w:r>
+        <w:rPr>
+          <w:rFonts w:hint="eastAsia"/>
+        </w:rPr>
+        <w:t xml:space="preserve">（脚本</w:t>
+      </w:r>
+      <w:r>
+        <w:t xml:space="preserve"> </w:t>
+      </w:r>
+      <w:r>
+        <w:rPr>
+          <w:rFonts w:hint="eastAsia"/>
+        </w:rPr>
+        <w:t xml:space="preserve">54b）：滞后交互</w:t>
+      </w:r>
+      <w:r>
+        <w:t xml:space="preserve"> B=1.322 </w:t>
+      </w:r>
+      <w:r>
+        <w:rPr>
+          <w:rFonts w:hint="eastAsia"/>
+        </w:rPr>
+        <w:t xml:space="preserve">(p=1.6×10⁻⁷)，已升级为正文</w:t>
+      </w:r>
+      <w:r>
+        <w:t xml:space="preserve"> Table 3。</w:t>
       </w:r>
     </w:p>
     <w:p>
@@ -10177,9 +10095,56 @@
       </w:pPr>
       <w:r>
         <w:rPr>
-          <w:rStyle w:val="VerbatimChar"/>
-        </w:rPr>
-        <w:t xml:space="preserve">figures/main/Figure_R1_interaction_raincloud.{png,pdf,svg}</w:t>
+          <w:rFonts w:hint="eastAsia"/>
+          <w:b/>
+          <w:bCs/>
+        </w:rPr>
+        <w:t xml:space="preserve">（高，唯一剩余</w:t>
+      </w:r>
+      <w:r>
+        <w:rPr>
+          <w:b/>
+          <w:bCs/>
+        </w:rPr>
+        <w:t xml:space="preserve"> </w:t>
+      </w:r>
+      <w:r>
+        <w:rPr>
+          <w:rFonts w:hint="eastAsia"/>
+          <w:b/>
+          <w:bCs/>
+        </w:rPr>
+        <w:t xml:space="preserve">P0）grid-native</w:t>
+      </w:r>
+      <w:r>
+        <w:rPr>
+          <w:b/>
+          <w:bCs/>
+        </w:rPr>
+        <w:t xml:space="preserve"> 50/100km </w:t>
+      </w:r>
+      <w:r>
+        <w:rPr>
+          <w:rFonts w:hint="eastAsia"/>
+          <w:b/>
+          <w:bCs/>
+        </w:rPr>
+        <w:t xml:space="preserve">重拟合落表（脚本</w:t>
+      </w:r>
+      <w:r>
+        <w:rPr>
+          <w:b/>
+          <w:bCs/>
+        </w:rPr>
+        <w:t xml:space="preserve"> </w:t>
+      </w:r>
+      <w:r>
+        <w:rPr>
+          <w:rFonts w:hint="eastAsia"/>
+          <w:b/>
+          <w:bCs/>
+        </w:rPr>
+        <w:t xml:space="preserve">28/28b/40）</w:t>
       </w:r>
       <w:r>
         <w:t xml:space="preserve"> </w:t>
@@ -10191,48 +10156,16 @@
         <w:rPr>
           <w:rFonts w:hint="eastAsia"/>
         </w:rPr>
-        <w:t xml:space="preserve">美观</w:t>
-      </w:r>
-      <w:r>
-        <w:rPr>
-          <w:rFonts w:hint="eastAsia"/>
-          <w:b/>
-          <w:bCs/>
-        </w:rPr>
-        <w:t xml:space="preserve">雨林图</w:t>
-      </w:r>
-      <w:r>
-        <w:rPr>
-          <w:rFonts w:hint="eastAsia"/>
-        </w:rPr>
-        <w:t xml:space="preserve">（4</w:t>
-      </w:r>
-      <w:r>
-        <w:t xml:space="preserve"> </w:t>
-      </w:r>
-      <w:r>
-        <w:rPr>
-          <w:rFonts w:hint="eastAsia"/>
-        </w:rPr>
-        <w:t xml:space="preserve">规格</w:t>
-      </w:r>
-      <w:r>
-        <w:t xml:space="preserve"> × 3 </w:t>
-      </w:r>
-      <w:r>
-        <w:rPr>
-          <w:rFonts w:hint="eastAsia"/>
-        </w:rPr>
-        <w:t xml:space="preserve">数据集交互</w:t>
-      </w:r>
-      <w:r>
-        <w:t xml:space="preserve"> HR </w:t>
-      </w:r>
-      <w:r>
-        <w:rPr>
-          <w:rFonts w:hint="eastAsia"/>
-        </w:rPr>
-        <w:t xml:space="preserve">分布）。</w:t>
+        <w:t xml:space="preserve">把"细尺度"从行政单元扩展到生态网格，回应</w:t>
+      </w:r>
+      <w:r>
+        <w:t xml:space="preserve"> MAUP </w:t>
+      </w:r>
+      <w:r>
+        <w:rPr>
+          <w:rFonts w:hint="eastAsia"/>
+        </w:rPr>
+        <w:t xml:space="preserve">的决定性检验。</w:t>
       </w:r>
     </w:p>
     <w:p>
@@ -10245,9 +10178,26 @@
       </w:pPr>
       <w:r>
         <w:rPr>
-          <w:rStyle w:val="VerbatimChar"/>
-        </w:rPr>
-        <w:t xml:space="preserve">figures/main/Figure_R2_interaction_beeswarm.{png,pdf,svg}</w:t>
+          <w:rFonts w:hint="eastAsia"/>
+          <w:b/>
+          <w:bCs/>
+        </w:rPr>
+        <w:t xml:space="preserve">（中）确认/重算</w:t>
+      </w:r>
+      <w:r>
+        <w:rPr>
+          <w:b/>
+          <w:bCs/>
+        </w:rPr>
+        <w:t xml:space="preserve"> marginal R² </w:t>
+      </w:r>
+      <w:r>
+        <w:rPr>
+          <w:rFonts w:hint="eastAsia"/>
+          <w:b/>
+          <w:bCs/>
+        </w:rPr>
+        <w:t xml:space="preserve">表</w:t>
       </w:r>
       <w:r>
         <w:t xml:space="preserve"> </w:t>
@@ -10259,22 +10209,213 @@
         <w:rPr>
           <w:rFonts w:hint="eastAsia"/>
         </w:rPr>
-        <w:t xml:space="preserve">美观</w:t>
-      </w:r>
-      <w:r>
-        <w:rPr>
-          <w:rFonts w:hint="eastAsia"/>
-          <w:b/>
-          <w:bCs/>
-        </w:rPr>
-        <w:t xml:space="preserve">蜂群图</w:t>
-      </w:r>
-      <w:r>
-        <w:t xml:space="preserve">。</w:t>
+        <w:t xml:space="preserve">若想保留"交互主导固定效应方差"的表述，需让</w:t>
+      </w:r>
+      <w:r>
+        <w:t xml:space="preserve"> </w:t>
+      </w:r>
+      <w:r>
+        <w:rPr>
+          <w:rStyle w:val="VerbatimChar"/>
+        </w:rPr>
+        <w:t xml:space="preserve">r2()</w:t>
+      </w:r>
+      <w:r>
+        <w:t xml:space="preserve"> </w:t>
+      </w:r>
+      <w:r>
+        <w:rPr>
+          <w:rFonts w:hint="eastAsia"/>
+        </w:rPr>
+        <w:t xml:space="preserve">落表；否则维持现状（已删除该数字）。</w:t>
       </w:r>
     </w:p>
     <w:p>
       <w:pPr>
+        <w:pStyle w:val="Compact"/>
+        <w:numPr>
+          <w:ilvl w:val="0"/>
+          <w:numId w:val="1009"/>
+        </w:numPr>
+      </w:pPr>
+      <w:r>
+        <w:rPr>
+          <w:rFonts w:hint="eastAsia"/>
+          <w:b/>
+          <w:bCs/>
+        </w:rPr>
+        <w:t xml:space="preserve">（中）引用核验</w:t>
+      </w:r>
+      <w:r>
+        <w:t xml:space="preserve"> </w:t>
+      </w:r>
+      <w:r>
+        <w:t xml:space="preserve">—— </w:t>
+      </w:r>
+      <w:r>
+        <w:rPr>
+          <w:rFonts w:hint="eastAsia"/>
+        </w:rPr>
+        <w:t xml:space="preserve">运行</w:t>
+      </w:r>
+      <w:r>
+        <w:t xml:space="preserve"> </w:t>
+      </w:r>
+      <w:r>
+        <w:rPr>
+          <w:rStyle w:val="VerbatimChar"/>
+        </w:rPr>
+        <w:t xml:space="preserve">citation-check</w:t>
+      </w:r>
+      <w:r>
+        <w:rPr>
+          <w:rFonts w:hint="eastAsia"/>
+        </w:rPr>
+        <w:t xml:space="preserve">，逐条核</w:t>
+      </w:r>
+      <w:r>
+        <w:t xml:space="preserve"> </w:t>
+      </w:r>
+      <w:r>
+        <w:rPr>
+          <w:rFonts w:hint="eastAsia"/>
+        </w:rPr>
+        <w:t xml:space="preserve">DOI；补一条"中国公民科学努力增长"的可引用来源。</w:t>
+      </w:r>
+    </w:p>
+    <w:p>
+      <w:pPr>
+        <w:pStyle w:val="Compact"/>
+        <w:numPr>
+          <w:ilvl w:val="0"/>
+          <w:numId w:val="1009"/>
+        </w:numPr>
+      </w:pPr>
+      <w:r>
+        <w:rPr>
+          <w:rFonts w:hint="eastAsia"/>
+          <w:b/>
+          <w:bCs/>
+        </w:rPr>
+        <w:t xml:space="preserve">（低）格式转换</w:t>
+      </w:r>
+      <w:r>
+        <w:rPr>
+          <w:b/>
+          <w:bCs/>
+        </w:rPr>
+        <w:t xml:space="preserve"> / PDF</w:t>
+      </w:r>
+      <w:r>
+        <w:t xml:space="preserve"> </w:t>
+      </w:r>
+      <w:r>
+        <w:t xml:space="preserve">—— </w:t>
+      </w:r>
+      <w:r>
+        <w:rPr>
+          <w:rFonts w:hint="eastAsia"/>
+        </w:rPr>
+        <w:t xml:space="preserve">本机缺</w:t>
+      </w:r>
+      <w:r>
+        <w:t xml:space="preserve"> LaTeX </w:t>
+      </w:r>
+      <w:r>
+        <w:rPr>
+          <w:rFonts w:hint="eastAsia"/>
+        </w:rPr>
+        <w:t xml:space="preserve">引擎（tectonic/xelatex），如需</w:t>
+      </w:r>
+      <w:r>
+        <w:t xml:space="preserve"> PDF </w:t>
+      </w:r>
+      <w:r>
+        <w:rPr>
+          <w:rFonts w:hint="eastAsia"/>
+        </w:rPr>
+        <w:t xml:space="preserve">需先安装；DOCX</w:t>
+      </w:r>
+      <w:r>
+        <w:t xml:space="preserve"> </w:t>
+      </w:r>
+      <w:r>
+        <w:rPr>
+          <w:rFonts w:hint="eastAsia"/>
+        </w:rPr>
+        <w:t xml:space="preserve">已交付。据所选期刊调整摘要结构（Ecol</w:t>
+      </w:r>
+      <w:r>
+        <w:t xml:space="preserve"> Lett </w:t>
+      </w:r>
+      <w:r>
+        <w:rPr>
+          <w:rFonts w:hint="eastAsia"/>
+        </w:rPr>
+        <w:t xml:space="preserve">结构化、NEE</w:t>
+      </w:r>
+      <w:r>
+        <w:t xml:space="preserve"> </w:t>
+      </w:r>
+      <w:r>
+        <w:rPr>
+          <w:rFonts w:hint="eastAsia"/>
+        </w:rPr>
+        <w:t xml:space="preserve">叙述式）与篇幅。</w:t>
+      </w:r>
+    </w:p>
+    <w:p>
+      <w:r>
+        <w:pict>
+          <v:rect style="width:0;height:1.5pt" o:hralign="center" o:hrstd="t" o:hr="t"/>
+        </w:pict>
+      </w:r>
+    </w:p>
+    <w:bookmarkEnd w:id="31"/>
+    <w:bookmarkStart w:id="32" w:name="X98e7146cc0ef9d8ad867360991aea63db507b13"/>
+    <w:p>
+      <w:pPr>
+        <w:pStyle w:val="Heading2"/>
+      </w:pPr>
+      <w:r>
+        <w:t xml:space="preserve">10. </w:t>
+      </w:r>
+      <w:r>
+        <w:rPr>
+          <w:rFonts w:hint="eastAsia"/>
+        </w:rPr>
+        <w:t xml:space="preserve">本轮新增交付物（pipeline</w:t>
+      </w:r>
+      <w:r>
+        <w:t xml:space="preserve"> </w:t>
+      </w:r>
+      <w:r>
+        <w:rPr>
+          <w:rFonts w:hint="eastAsia"/>
+        </w:rPr>
+        <w:t xml:space="preserve">全流程</w:t>
+      </w:r>
+      <w:r>
+        <w:t xml:space="preserve"> + </w:t>
+      </w:r>
+      <w:r>
+        <w:rPr>
+          <w:rFonts w:hint="eastAsia"/>
+        </w:rPr>
+        <w:t xml:space="preserve">下一步分析</w:t>
+      </w:r>
+      <w:r>
+        <w:t xml:space="preserve"> + </w:t>
+      </w:r>
+      <w:r>
+        <w:rPr>
+          <w:rFonts w:hint="eastAsia"/>
+        </w:rPr>
+        <w:t xml:space="preserve">可编辑输出）</w:t>
+      </w:r>
+    </w:p>
+    <w:p>
+      <w:pPr>
         <w:pStyle w:val="FirstParagraph"/>
       </w:pPr>
       <w:r>
@@ -10283,7 +10424,7 @@
           <w:b/>
           <w:bCs/>
         </w:rPr>
-        <w:t xml:space="preserve">新分析脚本与结果表</w:t>
+        <w:t xml:space="preserve">可编辑统计与图表</w:t>
       </w:r>
     </w:p>
     <w:p>
@@ -10298,46 +10439,55 @@
         <w:rPr>
           <w:rStyle w:val="VerbatimChar"/>
         </w:rPr>
-        <w:t xml:space="preserve">code/54_endogeneity_and_spatial_cv.R</w:t>
-      </w:r>
-      <w:r>
-        <w:t xml:space="preserve"> </w:t>
-      </w:r>
-      <w:r>
-        <w:t xml:space="preserve">+</w:t>
-      </w:r>
-      <w:r>
-        <w:t xml:space="preserve"> </w:t>
-      </w:r>
-      <w:r>
-        <w:rPr>
-          <w:rStyle w:val="VerbatimChar"/>
-        </w:rPr>
-        <w:t xml:space="preserve">code/54b_endogeneity_provyear_lag.R</w:t>
-      </w:r>
-      <w:r>
-        <w:rPr>
-          <w:rFonts w:hint="eastAsia"/>
-        </w:rPr>
-        <w:t xml:space="preserve">（内生性</w:t>
-      </w:r>
-      <w:r>
-        <w:t xml:space="preserve"> + </w:t>
-      </w:r>
-      <w:r>
-        <w:rPr>
-          <w:rFonts w:hint="eastAsia"/>
-        </w:rPr>
-        <w:t xml:space="preserve">空间</w:t>
-      </w:r>
-      <w:r>
-        <w:t xml:space="preserve"> </w:t>
-      </w:r>
-      <w:r>
-        <w:rPr>
-          <w:rFonts w:hint="eastAsia"/>
-        </w:rPr>
-        <w:t xml:space="preserve">CV）</w:t>
+        <w:t xml:space="preserve">bird_hazard_all_statistics.xlsx</w:t>
+      </w:r>
+      <w:r>
+        <w:t xml:space="preserve"> </w:t>
+      </w:r>
+      <w:r>
+        <w:t xml:space="preserve">—— 22 </w:t>
+      </w:r>
+      <w:r>
+        <w:rPr>
+          <w:rFonts w:hint="eastAsia"/>
+        </w:rPr>
+        <w:t xml:space="preserve">个</w:t>
+      </w:r>
+      <w:r>
+        <w:t xml:space="preserve"> sheet </w:t>
+      </w:r>
+      <w:r>
+        <w:rPr>
+          <w:rFonts w:hint="eastAsia"/>
+        </w:rPr>
+        <w:t xml:space="preserve">汇总全部系数/HR/CI/p/AIC/Akaike</w:t>
+      </w:r>
+      <w:r>
+        <w:t xml:space="preserve"> </w:t>
+      </w:r>
+      <w:r>
+        <w:rPr>
+          <w:rFonts w:hint="eastAsia"/>
+        </w:rPr>
+        <w:t xml:space="preserve">weight/诊断/预测参数（含</w:t>
+      </w:r>
+      <w:r>
+        <w:t xml:space="preserve"> </w:t>
+      </w:r>
+      <w:r>
+        <w:rPr>
+          <w:rStyle w:val="VerbatimChar"/>
+        </w:rPr>
+        <w:t xml:space="preserve">headline_interaction</w:t>
+      </w:r>
+      <w:r>
+        <w:t xml:space="preserve"> </w:t>
+      </w:r>
+      <w:r>
+        <w:rPr>
+          <w:rFonts w:hint="eastAsia"/>
+        </w:rPr>
+        <w:t xml:space="preserve">汇总页）。</w:t>
       </w:r>
     </w:p>
     <w:p>
@@ -10352,37 +10502,73 @@
         <w:rPr>
           <w:rStyle w:val="VerbatimChar"/>
         </w:rPr>
-        <w:t xml:space="preserve">code/55_stats_workbook.py</w:t>
-      </w:r>
-      <w:r>
-        <w:t xml:space="preserve"> </w:t>
-      </w:r>
-      <w:r>
-        <w:t xml:space="preserve">/</w:t>
-      </w:r>
-      <w:r>
-        <w:t xml:space="preserve"> </w:t>
-      </w:r>
-      <w:r>
-        <w:rPr>
-          <w:rStyle w:val="VerbatimChar"/>
-        </w:rPr>
-        <w:t xml:space="preserve">56_beeswarm_raincloud.py</w:t>
-      </w:r>
-      <w:r>
-        <w:t xml:space="preserve"> </w:t>
-      </w:r>
-      <w:r>
-        <w:t xml:space="preserve">/</w:t>
-      </w:r>
-      <w:r>
-        <w:t xml:space="preserve"> </w:t>
-      </w:r>
-      <w:r>
-        <w:rPr>
-          <w:rStyle w:val="VerbatimChar"/>
-        </w:rPr>
-        <w:t xml:space="preserve">57_editable_pptx.py</w:t>
+        <w:t xml:space="preserve">bird_hazard_results_editable.pptx</w:t>
+      </w:r>
+      <w:r>
+        <w:t xml:space="preserve"> </w:t>
+      </w:r>
+      <w:r>
+        <w:t xml:space="preserve">—— 20 </w:t>
+      </w:r>
+      <w:r>
+        <w:rPr>
+          <w:rFonts w:hint="eastAsia"/>
+        </w:rPr>
+        <w:t xml:space="preserve">页，</w:t>
+      </w:r>
+      <w:r>
+        <w:rPr>
+          <w:b/>
+          <w:bCs/>
+        </w:rPr>
+        <w:t xml:space="preserve">9 </w:t>
+      </w:r>
+      <w:r>
+        <w:rPr>
+          <w:rFonts w:hint="eastAsia"/>
+          <w:b/>
+          <w:bCs/>
+        </w:rPr>
+        <w:t xml:space="preserve">个</w:t>
+      </w:r>
+      <w:r>
+        <w:rPr>
+          <w:b/>
+          <w:bCs/>
+        </w:rPr>
+        <w:t xml:space="preserve"> PowerPoint </w:t>
+      </w:r>
+      <w:r>
+        <w:rPr>
+          <w:rFonts w:hint="eastAsia"/>
+          <w:b/>
+          <w:bCs/>
+        </w:rPr>
+        <w:t xml:space="preserve">原生可编辑图表</w:t>
+      </w:r>
+      <w:r>
+        <w:rPr>
+          <w:rFonts w:hint="eastAsia"/>
+        </w:rPr>
+        <w:t xml:space="preserve">（柱状/散点，可双击改数据与配色）+</w:t>
+      </w:r>
+      <w:r>
+        <w:t xml:space="preserve"> 10 </w:t>
+      </w:r>
+      <w:r>
+        <w:rPr>
+          <w:rFonts w:hint="eastAsia"/>
+        </w:rPr>
+        <w:t xml:space="preserve">张嵌入高清图（蜂群/雨林/v4</w:t>
+      </w:r>
+      <w:r>
+        <w:t xml:space="preserve"> </w:t>
+      </w:r>
+      <w:r>
+        <w:rPr>
+          <w:rFonts w:hint="eastAsia"/>
+        </w:rPr>
+        <w:t xml:space="preserve">地图）。</w:t>
       </w:r>
     </w:p>
     <w:p>
@@ -10397,93 +10583,95 @@
         <w:rPr>
           <w:rStyle w:val="VerbatimChar"/>
         </w:rPr>
-        <w:t xml:space="preserve">results/tables/table_effort_lag_refit.csv</w:t>
-      </w:r>
-      <w:r>
-        <w:t xml:space="preserve">、</w:t>
-      </w:r>
-      <w:r>
-        <w:rPr>
-          <w:rStyle w:val="VerbatimChar"/>
-        </w:rPr>
-        <w:t xml:space="preserve">table_spatial_block_cv.csv</w:t>
+        <w:t xml:space="preserve">figures/main/Figure_R1_interaction_raincloud.{png,pdf,svg}</w:t>
+      </w:r>
+      <w:r>
+        <w:t xml:space="preserve"> </w:t>
+      </w:r>
+      <w:r>
+        <w:t xml:space="preserve">—— </w:t>
+      </w:r>
+      <w:r>
+        <w:rPr>
+          <w:rFonts w:hint="eastAsia"/>
+        </w:rPr>
+        <w:t xml:space="preserve">美观</w:t>
+      </w:r>
+      <w:r>
+        <w:rPr>
+          <w:rFonts w:hint="eastAsia"/>
+          <w:b/>
+          <w:bCs/>
+        </w:rPr>
+        <w:t xml:space="preserve">雨林图</w:t>
+      </w:r>
+      <w:r>
+        <w:rPr>
+          <w:rFonts w:hint="eastAsia"/>
+        </w:rPr>
+        <w:t xml:space="preserve">（4</w:t>
+      </w:r>
+      <w:r>
+        <w:t xml:space="preserve"> </w:t>
+      </w:r>
+      <w:r>
+        <w:rPr>
+          <w:rFonts w:hint="eastAsia"/>
+        </w:rPr>
+        <w:t xml:space="preserve">规格</w:t>
+      </w:r>
+      <w:r>
+        <w:t xml:space="preserve"> × 3 </w:t>
+      </w:r>
+      <w:r>
+        <w:rPr>
+          <w:rFonts w:hint="eastAsia"/>
+        </w:rPr>
+        <w:t xml:space="preserve">数据集交互</w:t>
+      </w:r>
+      <w:r>
+        <w:t xml:space="preserve"> HR </w:t>
+      </w:r>
+      <w:r>
+        <w:rPr>
+          <w:rFonts w:hint="eastAsia"/>
+        </w:rPr>
+        <w:t xml:space="preserve">分布）。</w:t>
       </w:r>
     </w:p>
     <w:p>
       <w:pPr>
-        <w:pStyle w:val="FirstParagraph"/>
-      </w:pPr>
-      <w:r>
-        <w:rPr>
-          <w:b/>
-          <w:bCs/>
-        </w:rPr>
-        <w:t xml:space="preserve">pipeline </w:t>
-      </w:r>
-      <w:r>
-        <w:rPr>
-          <w:rFonts w:hint="eastAsia"/>
-          <w:b/>
-          <w:bCs/>
-        </w:rPr>
-        <w:t xml:space="preserve">审计链</w:t>
-      </w:r>
-      <w:r>
-        <w:rPr>
-          <w:rFonts w:hint="eastAsia"/>
-        </w:rPr>
-        <w:t xml:space="preserve">：</w:t>
-      </w:r>
-      <w:r>
-        <w:rPr>
-          <w:rStyle w:val="VerbatimChar"/>
-        </w:rPr>
-        <w:t xml:space="preserve">pipeline_stage2.5_integrity_report.md</w:t>
-      </w:r>
-      <w:r>
-        <w:t xml:space="preserve">、</w:t>
-      </w:r>
-      <w:r>
-        <w:rPr>
-          <w:rStyle w:val="VerbatimChar"/>
-        </w:rPr>
-        <w:t xml:space="preserve">pipeline_stage3_peer_review.md</w:t>
-      </w:r>
-      <w:r>
-        <w:t xml:space="preserve">、</w:t>
-      </w:r>
-      <w:r>
-        <w:rPr>
-          <w:rStyle w:val="VerbatimChar"/>
-        </w:rPr>
-        <w:t xml:space="preserve">pipeline_stage4_response_to_reviewers.md</w:t>
-      </w:r>
-      <w:r>
-        <w:t xml:space="preserve">、</w:t>
-      </w:r>
-      <w:r>
-        <w:rPr>
-          <w:rStyle w:val="VerbatimChar"/>
-        </w:rPr>
-        <w:t xml:space="preserve">pipeline_stage6_process_record.md</w:t>
-      </w:r>
-      <w:r>
-        <w:t xml:space="preserve">、</w:t>
-      </w:r>
-      <w:r>
-        <w:rPr>
-          <w:rStyle w:val="VerbatimChar"/>
-        </w:rPr>
-        <w:t xml:space="preserve">pipeline_review_package.docx</w:t>
-      </w:r>
-      <w:r>
-        <w:t xml:space="preserve">、</w:t>
-      </w:r>
-      <w:r>
-        <w:rPr>
-          <w:rStyle w:val="VerbatimChar"/>
-        </w:rPr>
-        <w:t xml:space="preserve">cover_letter_v4.{md,docx}</w:t>
+        <w:pStyle w:val="Compact"/>
+        <w:numPr>
+          <w:ilvl w:val="0"/>
+          <w:numId w:val="1010"/>
+        </w:numPr>
+      </w:pPr>
+      <w:r>
+        <w:rPr>
+          <w:rStyle w:val="VerbatimChar"/>
+        </w:rPr>
+        <w:t xml:space="preserve">figures/main/Figure_R2_interaction_beeswarm.{png,pdf,svg}</w:t>
+      </w:r>
+      <w:r>
+        <w:t xml:space="preserve"> </w:t>
+      </w:r>
+      <w:r>
+        <w:t xml:space="preserve">—— </w:t>
+      </w:r>
+      <w:r>
+        <w:rPr>
+          <w:rFonts w:hint="eastAsia"/>
+        </w:rPr>
+        <w:t xml:space="preserve">美观</w:t>
+      </w:r>
+      <w:r>
+        <w:rPr>
+          <w:rFonts w:hint="eastAsia"/>
+          <w:b/>
+          <w:bCs/>
+        </w:rPr>
+        <w:t xml:space="preserve">蜂群图</w:t>
       </w:r>
       <w:r>
         <w:t xml:space="preserve">。</w:t>
@@ -10491,100 +10679,15 @@
     </w:p>
     <w:p>
       <w:pPr>
-        <w:pStyle w:val="BlockText"/>
-      </w:pPr>
-      <w:r>
-        <w:rPr>
-          <w:rFonts w:hint="eastAsia"/>
-        </w:rPr>
-        <w:t xml:space="preserve">重要诚实声明：内生性滞后检验是</w:t>
-      </w:r>
-      <w:r>
-        <w:rPr>
-          <w:rFonts w:hint="eastAsia"/>
-          <w:b/>
-          <w:bCs/>
-        </w:rPr>
-        <w:t xml:space="preserve">正向、加强</w:t>
-      </w:r>
-      <w:r>
-        <w:rPr>
-          <w:rFonts w:hint="eastAsia"/>
-        </w:rPr>
-        <w:t xml:space="preserve">结论的好结果；空间块</w:t>
-      </w:r>
-      <w:r>
-        <w:t xml:space="preserve"> CV </w:t>
-      </w:r>
-      <w:r>
-        <w:rPr>
-          <w:rFonts w:hint="eastAsia"/>
-        </w:rPr>
-        <w:t xml:space="preserve">是</w:t>
-      </w:r>
-      <w:r>
-        <w:rPr>
-          <w:rFonts w:hint="eastAsia"/>
-          <w:b/>
-          <w:bCs/>
-        </w:rPr>
-        <w:t xml:space="preserve">诚实、降温</w:t>
-      </w:r>
-      <w:r>
-        <w:rPr>
-          <w:rFonts w:hint="eastAsia"/>
-        </w:rPr>
-        <w:t xml:space="preserve">的结果（迁移力弱）。两者都已如实写入正文，未做选择性报告。</w:t>
-      </w:r>
-    </w:p>
-    <w:p>
-      <w:r>
-        <w:pict>
-          <v:rect style="width:0;height:1.5pt" o:hralign="center" o:hrstd="t" o:hr="t"/>
-        </w:pict>
-      </w:r>
-    </w:p>
-    <w:bookmarkEnd w:id="31"/>
-    <w:bookmarkStart w:id="32" w:name="X205ca7d99a66633eb2af3707016022525ec4722"/>
-    <w:p>
-      <w:pPr>
-        <w:pStyle w:val="Heading2"/>
-      </w:pPr>
-      <w:r>
-        <w:t xml:space="preserve">11. </w:t>
-      </w:r>
-      <w:r>
-        <w:rPr>
-          <w:rFonts w:hint="eastAsia"/>
-        </w:rPr>
-        <w:t xml:space="preserve">本轮新增（任务</w:t>
-      </w:r>
-      <w:r>
-        <w:t xml:space="preserve"> </w:t>
-      </w:r>
-      <w:r>
-        <w:rPr>
-          <w:rFonts w:hint="eastAsia"/>
-        </w:rPr>
-        <w:t xml:space="preserve">1→4：50km</w:t>
-      </w:r>
-      <w:r>
-        <w:t xml:space="preserve"> / CMIP6 / </w:t>
-      </w:r>
-      <w:r>
-        <w:rPr>
-          <w:rFonts w:hint="eastAsia"/>
-        </w:rPr>
-        <w:t xml:space="preserve">市县统一</w:t>
-      </w:r>
-      <w:r>
-        <w:t xml:space="preserve"> plug-in / </w:t>
-      </w:r>
-      <w:r>
-        <w:rPr>
-          <w:rFonts w:hint="eastAsia"/>
-        </w:rPr>
-        <w:t xml:space="preserve">定稿走查）</w:t>
+        <w:pStyle w:val="FirstParagraph"/>
+      </w:pPr>
+      <w:r>
+        <w:rPr>
+          <w:rFonts w:hint="eastAsia"/>
+          <w:b/>
+          <w:bCs/>
+        </w:rPr>
+        <w:t xml:space="preserve">新分析脚本与结果表</w:t>
       </w:r>
     </w:p>
     <w:p>
@@ -10597,126 +10700,48 @@
       </w:pPr>
       <w:r>
         <w:rPr>
-          <w:b/>
-          <w:bCs/>
-        </w:rPr>
-        <w:t xml:space="preserve">50km </w:t>
-      </w:r>
-      <w:r>
-        <w:rPr>
-          <w:rFonts w:hint="eastAsia"/>
-          <w:b/>
-          <w:bCs/>
-        </w:rPr>
-        <w:t xml:space="preserve">网格</w:t>
-      </w:r>
-      <w:r>
-        <w:rPr>
-          <w:b/>
-          <w:bCs/>
-        </w:rPr>
-        <w:t xml:space="preserve"> </w:t>
-      </w:r>
-      <w:r>
-        <w:rPr>
-          <w:rFonts w:hint="eastAsia"/>
-          <w:b/>
-          <w:bCs/>
-        </w:rPr>
-        <w:t xml:space="preserve">plug-in（任务1）</w:t>
-      </w:r>
-      <w:r>
-        <w:rPr>
-          <w:rFonts w:hint="eastAsia"/>
-        </w:rPr>
-        <w:t xml:space="preserve">：建</w:t>
-      </w:r>
-      <w:r>
-        <w:t xml:space="preserve"> 50km </w:t>
-      </w:r>
-      <w:r>
-        <w:rPr>
-          <w:rFonts w:hint="eastAsia"/>
-        </w:rPr>
-        <w:t xml:space="preserve">网格（10km</w:t>
-      </w:r>
-      <w:r>
-        <w:t xml:space="preserve"> </w:t>
-      </w:r>
-      <w:r>
-        <w:rPr>
-          <w:rFonts w:hint="eastAsia"/>
-        </w:rPr>
-        <w:t xml:space="preserve">合并努力聚合</w:t>
-      </w:r>
-      <w:r>
-        <w:t xml:space="preserve"> + CRU </w:t>
-      </w:r>
-      <w:r>
-        <w:rPr>
-          <w:rFonts w:hint="eastAsia"/>
-        </w:rPr>
-        <w:t xml:space="preserve">气候），与</w:t>
-      </w:r>
-      <w:r>
-        <w:t xml:space="preserve"> 100km </w:t>
-      </w:r>
-      <w:r>
-        <w:rPr>
-          <w:rFonts w:hint="eastAsia"/>
-        </w:rPr>
-        <w:t xml:space="preserve">同口径</w:t>
-      </w:r>
-      <w:r>
-        <w:t xml:space="preserve"> </w:t>
-      </w:r>
-      <w:r>
-        <w:rPr>
-          <w:rFonts w:hint="eastAsia"/>
-        </w:rPr>
-        <w:t xml:space="preserve">plug-in，</w:t>
-      </w:r>
-      <w:r>
-        <w:rPr>
-          <w:b/>
-          <w:bCs/>
-        </w:rPr>
-        <w:t xml:space="preserve">2570 </w:t>
-      </w:r>
-      <w:r>
-        <w:rPr>
-          <w:rFonts w:hint="eastAsia"/>
-          <w:b/>
-          <w:bCs/>
-        </w:rPr>
-        <w:t xml:space="preserve">格</w:t>
-      </w:r>
-      <w:r>
-        <w:rPr>
-          <w:rFonts w:hint="eastAsia"/>
-        </w:rPr>
-        <w:t xml:space="preserve">，现状均值</w:t>
-      </w:r>
-      <w:r>
-        <w:t xml:space="preserve"> </w:t>
-      </w:r>
-      <w:r>
-        <w:rPr>
-          <w:rFonts w:hint="eastAsia"/>
-        </w:rPr>
-        <w:t xml:space="preserve">0.034，与</w:t>
-      </w:r>
-      <w:r>
-        <w:t xml:space="preserve"> 100km </w:t>
-      </w:r>
-      <w:r>
-        <w:rPr>
-          <w:rFonts w:hint="eastAsia"/>
-        </w:rPr>
-        <w:t xml:space="preserve">一致。Figure</w:t>
-      </w:r>
-      <w:r>
-        <w:t xml:space="preserve"> 8b。</w:t>
+          <w:rStyle w:val="VerbatimChar"/>
+        </w:rPr>
+        <w:t xml:space="preserve">code/54_endogeneity_and_spatial_cv.R</w:t>
+      </w:r>
+      <w:r>
+        <w:t xml:space="preserve"> </w:t>
+      </w:r>
+      <w:r>
+        <w:t xml:space="preserve">+</w:t>
+      </w:r>
+      <w:r>
+        <w:t xml:space="preserve"> </w:t>
+      </w:r>
+      <w:r>
+        <w:rPr>
+          <w:rStyle w:val="VerbatimChar"/>
+        </w:rPr>
+        <w:t xml:space="preserve">code/54b_endogeneity_provyear_lag.R</w:t>
+      </w:r>
+      <w:r>
+        <w:rPr>
+          <w:rFonts w:hint="eastAsia"/>
+        </w:rPr>
+        <w:t xml:space="preserve">（内生性</w:t>
+      </w:r>
+      <w:r>
+        <w:t xml:space="preserve"> + </w:t>
+      </w:r>
+      <w:r>
+        <w:rPr>
+          <w:rFonts w:hint="eastAsia"/>
+        </w:rPr>
+        <w:t xml:space="preserve">空间</w:t>
+      </w:r>
+      <w:r>
+        <w:t xml:space="preserve"> </w:t>
+      </w:r>
+      <w:r>
+        <w:rPr>
+          <w:rFonts w:hint="eastAsia"/>
+        </w:rPr>
+        <w:t xml:space="preserve">CV）</w:t>
       </w:r>
     </w:p>
     <w:p>
@@ -10729,134 +10754,39 @@
       </w:pPr>
       <w:r>
         <w:rPr>
-          <w:b/>
-          <w:bCs/>
-        </w:rPr>
-        <w:t xml:space="preserve">CMIP6 </w:t>
-      </w:r>
-      <w:r>
-        <w:rPr>
-          <w:rFonts w:hint="eastAsia"/>
-          <w:b/>
-          <w:bCs/>
-        </w:rPr>
-        <w:t xml:space="preserve">集成（任务2）</w:t>
-      </w:r>
-      <w:r>
-        <w:rPr>
-          <w:rFonts w:hint="eastAsia"/>
-        </w:rPr>
-        <w:t xml:space="preserve">：下载</w:t>
-      </w:r>
-      <w:r>
-        <w:t xml:space="preserve"> WorldClim CMIP6 </w:t>
-      </w:r>
-      <w:r>
-        <w:rPr>
-          <w:rFonts w:hint="eastAsia"/>
-        </w:rPr>
-        <w:t xml:space="preserve">未来</w:t>
-      </w:r>
-      <w:r>
-        <w:t xml:space="preserve"> </w:t>
-      </w:r>
-      <w:r>
-        <w:rPr>
-          <w:rFonts w:hint="eastAsia"/>
-        </w:rPr>
-        <w:t xml:space="preserve">bio1（</w:t>
-      </w:r>
-      <w:r>
-        <w:rPr>
-          <w:b/>
-          <w:bCs/>
-        </w:rPr>
-        <w:t xml:space="preserve">4 GCM</w:t>
-      </w:r>
-      <w:r>
-        <w:rPr>
-          <w:rFonts w:hint="eastAsia"/>
-        </w:rPr>
-        <w:t xml:space="preserve">：ACCESS-CM2/MPI-ESM1-2-HR/MIROC6/UKESM1-0-LL；EC-Earth3</w:t>
-      </w:r>
-      <w:r>
-        <w:t xml:space="preserve"> </w:t>
-      </w:r>
-      <w:r>
-        <w:rPr>
-          <w:rFonts w:hint="eastAsia"/>
-        </w:rPr>
-        <w:t xml:space="preserve">该分辨率缺），相对</w:t>
-      </w:r>
-      <w:r>
-        <w:t xml:space="preserve"> WorldClim </w:t>
-      </w:r>
-      <w:r>
-        <w:rPr>
-          <w:rFonts w:hint="eastAsia"/>
-        </w:rPr>
-        <w:t xml:space="preserve">基线算</w:t>
-      </w:r>
-      <w:r>
-        <w:rPr>
-          <w:rFonts w:hint="eastAsia"/>
-          <w:b/>
-          <w:bCs/>
-        </w:rPr>
-        <w:t xml:space="preserve">集成中位升温</w:t>
-      </w:r>
-      <w:r>
-        <w:rPr>
-          <w:rFonts w:hint="eastAsia"/>
-        </w:rPr>
-        <w:t xml:space="preserve">（SSP585：2050</w:t>
-      </w:r>
-      <w:r>
-        <w:t xml:space="preserve"> +3.3°C、2080 </w:t>
-      </w:r>
-      <w:r>
-        <w:rPr>
-          <w:rFonts w:hint="eastAsia"/>
-        </w:rPr>
-        <w:t xml:space="preserve">+4.8°C），替代</w:t>
-      </w:r>
-      <w:r>
-        <w:t xml:space="preserve"> ±SD </w:t>
-      </w:r>
-      <w:r>
-        <w:rPr>
-          <w:rFonts w:hint="eastAsia"/>
-        </w:rPr>
-        <w:t xml:space="preserve">扰动。未来</w:t>
-      </w:r>
-      <w:r>
-        <w:t xml:space="preserve"> hazard </w:t>
-      </w:r>
-      <w:r>
-        <w:rPr>
-          <w:rFonts w:hint="eastAsia"/>
-        </w:rPr>
-        <w:t xml:space="preserve">在东部高努力区</w:t>
-      </w:r>
-      <w:r>
-        <w:rPr>
-          <w:rFonts w:hint="eastAsia"/>
-          <w:b/>
-          <w:bCs/>
-        </w:rPr>
-        <w:t xml:space="preserve">逐级加深</w:t>
-      </w:r>
-      <w:r>
-        <w:t xml:space="preserve">。</w:t>
-      </w:r>
-      <w:r>
-        <w:rPr>
-          <w:rStyle w:val="VerbatimChar"/>
-        </w:rPr>
-        <w:t xml:space="preserve">table_cmip6_ensemble_delta_summary.csv</w:t>
-      </w:r>
-      <w:r>
-        <w:t xml:space="preserve">。</w:t>
+          <w:rStyle w:val="VerbatimChar"/>
+        </w:rPr>
+        <w:t xml:space="preserve">code/55_stats_workbook.py</w:t>
+      </w:r>
+      <w:r>
+        <w:t xml:space="preserve"> </w:t>
+      </w:r>
+      <w:r>
+        <w:t xml:space="preserve">/</w:t>
+      </w:r>
+      <w:r>
+        <w:t xml:space="preserve"> </w:t>
+      </w:r>
+      <w:r>
+        <w:rPr>
+          <w:rStyle w:val="VerbatimChar"/>
+        </w:rPr>
+        <w:t xml:space="preserve">56_beeswarm_raincloud.py</w:t>
+      </w:r>
+      <w:r>
+        <w:t xml:space="preserve"> </w:t>
+      </w:r>
+      <w:r>
+        <w:t xml:space="preserve">/</w:t>
+      </w:r>
+      <w:r>
+        <w:t xml:space="preserve"> </w:t>
+      </w:r>
+      <w:r>
+        <w:rPr>
+          <w:rStyle w:val="VerbatimChar"/>
+        </w:rPr>
+        <w:t xml:space="preserve">57_editable_pptx.py</w:t>
       </w:r>
     </w:p>
     <w:p>
@@ -10869,154 +10799,196 @@
       </w:pPr>
       <w:r>
         <w:rPr>
-          <w:rFonts w:hint="eastAsia"/>
-          <w:b/>
-          <w:bCs/>
-        </w:rPr>
-        <w:t xml:space="preserve">市/县统一为</w:t>
-      </w:r>
-      <w:r>
-        <w:rPr>
-          <w:b/>
-          <w:bCs/>
-        </w:rPr>
-        <w:t xml:space="preserve"> </w:t>
-      </w:r>
-      <w:r>
-        <w:rPr>
-          <w:rFonts w:hint="eastAsia"/>
-          <w:b/>
-          <w:bCs/>
-        </w:rPr>
-        <w:t xml:space="preserve">plug-in（任务3）</w:t>
-      </w:r>
-      <w:r>
-        <w:rPr>
-          <w:rFonts w:hint="eastAsia"/>
-        </w:rPr>
-        <w:t xml:space="preserve">：市（369</w:t>
-      </w:r>
-      <w:r>
-        <w:t xml:space="preserve"> </w:t>
-      </w:r>
-      <w:r>
-        <w:rPr>
-          <w:rFonts w:hint="eastAsia"/>
-        </w:rPr>
-        <w:t xml:space="preserve">单元）、县（2646</w:t>
-      </w:r>
-      <w:r>
-        <w:t xml:space="preserve"> </w:t>
-      </w:r>
-      <w:r>
-        <w:rPr>
-          <w:rFonts w:hint="eastAsia"/>
-        </w:rPr>
-        <w:t xml:space="preserve">单元）改为与网格同口径的</w:t>
-      </w:r>
-      <w:r>
-        <w:t xml:space="preserve"> plug-in </w:t>
-      </w:r>
-      <w:r>
-        <w:rPr>
-          <w:rFonts w:hint="eastAsia"/>
-        </w:rPr>
-        <w:t xml:space="preserve">预测（CRU</w:t>
-      </w:r>
-      <w:r>
-        <w:t xml:space="preserve"> </w:t>
-      </w:r>
-      <w:r>
-        <w:rPr>
-          <w:rFonts w:hint="eastAsia"/>
-        </w:rPr>
-        <w:t xml:space="preserve">气候</w:t>
-      </w:r>
-      <w:r>
-        <w:t xml:space="preserve"> × comm </w:t>
-      </w:r>
-      <w:r>
-        <w:rPr>
-          <w:rFonts w:hint="eastAsia"/>
-        </w:rPr>
-        <w:t xml:space="preserve">合并努力</w:t>
-      </w:r>
-      <w:r>
-        <w:t xml:space="preserve"> × CMIP6 </w:t>
-      </w:r>
-      <w:r>
-        <w:rPr>
-          <w:rFonts w:hint="eastAsia"/>
-        </w:rPr>
-        <w:t xml:space="preserve">未来）。</w:t>
-      </w:r>
-      <w:r>
-        <w:rPr>
-          <w:rFonts w:hint="eastAsia"/>
-          <w:b/>
-          <w:bCs/>
-        </w:rPr>
-        <w:t xml:space="preserve">全尺度一致</w:t>
-      </w:r>
-      <w:r>
-        <w:rPr>
-          <w:rFonts w:hint="eastAsia"/>
-        </w:rPr>
-        <w:t xml:space="preserve">（省/市/县/50/100km</w:t>
-      </w:r>
-      <w:r>
-        <w:t xml:space="preserve"> </w:t>
-      </w:r>
-      <w:r>
-        <w:rPr>
-          <w:rFonts w:hint="eastAsia"/>
-        </w:rPr>
-        <w:t xml:space="preserve">现状</w:t>
-      </w:r>
-      <w:r>
-        <w:t xml:space="preserve"> </w:t>
-      </w:r>
-      <w:r>
-        <w:rPr>
-          <w:rFonts w:hint="eastAsia"/>
-        </w:rPr>
-        <w:t xml:space="preserve">0.032–0.035，SSP585</w:t>
-      </w:r>
-      <w:r>
-        <w:t xml:space="preserve"> </w:t>
-      </w:r>
-      <w:r>
-        <w:rPr>
-          <w:rFonts w:hint="eastAsia"/>
-        </w:rPr>
-        <w:t xml:space="preserve">均升）。Figure</w:t>
-      </w:r>
-      <w:r>
-        <w:t xml:space="preserve"> </w:t>
-      </w:r>
-      <w:r>
-        <w:rPr>
-          <w:rFonts w:hint="eastAsia"/>
-        </w:rPr>
-        <w:t xml:space="preserve">6/7。正文多尺度章节改为"plug-in</w:t>
-      </w:r>
-      <w:r>
-        <w:t xml:space="preserve"> </w:t>
-      </w:r>
-      <w:r>
-        <w:rPr>
-          <w:rFonts w:hint="eastAsia"/>
-        </w:rPr>
-        <w:t xml:space="preserve">预测为主、重拟合</w:t>
-      </w:r>
-      <w:r>
-        <w:t xml:space="preserve"> Table 4 </w:t>
-      </w:r>
-      <w:r>
-        <w:rPr>
-          <w:rFonts w:hint="eastAsia"/>
-        </w:rPr>
-        <w:t xml:space="preserve">降为敏感性"。</w:t>
+          <w:rStyle w:val="VerbatimChar"/>
+        </w:rPr>
+        <w:t xml:space="preserve">results/tables/table_effort_lag_refit.csv</w:t>
+      </w:r>
+      <w:r>
+        <w:t xml:space="preserve">、</w:t>
+      </w:r>
+      <w:r>
+        <w:rPr>
+          <w:rStyle w:val="VerbatimChar"/>
+        </w:rPr>
+        <w:t xml:space="preserve">table_spatial_block_cv.csv</w:t>
+      </w:r>
+    </w:p>
+    <w:p>
+      <w:pPr>
+        <w:pStyle w:val="FirstParagraph"/>
+      </w:pPr>
+      <w:r>
+        <w:rPr>
+          <w:b/>
+          <w:bCs/>
+        </w:rPr>
+        <w:t xml:space="preserve">pipeline </w:t>
+      </w:r>
+      <w:r>
+        <w:rPr>
+          <w:rFonts w:hint="eastAsia"/>
+          <w:b/>
+          <w:bCs/>
+        </w:rPr>
+        <w:t xml:space="preserve">审计链</w:t>
+      </w:r>
+      <w:r>
+        <w:rPr>
+          <w:rFonts w:hint="eastAsia"/>
+        </w:rPr>
+        <w:t xml:space="preserve">：</w:t>
+      </w:r>
+      <w:r>
+        <w:rPr>
+          <w:rStyle w:val="VerbatimChar"/>
+        </w:rPr>
+        <w:t xml:space="preserve">pipeline_stage2.5_integrity_report.md</w:t>
+      </w:r>
+      <w:r>
+        <w:t xml:space="preserve">、</w:t>
+      </w:r>
+      <w:r>
+        <w:rPr>
+          <w:rStyle w:val="VerbatimChar"/>
+        </w:rPr>
+        <w:t xml:space="preserve">pipeline_stage3_peer_review.md</w:t>
+      </w:r>
+      <w:r>
+        <w:t xml:space="preserve">、</w:t>
+      </w:r>
+      <w:r>
+        <w:rPr>
+          <w:rStyle w:val="VerbatimChar"/>
+        </w:rPr>
+        <w:t xml:space="preserve">pipeline_stage4_response_to_reviewers.md</w:t>
+      </w:r>
+      <w:r>
+        <w:t xml:space="preserve">、</w:t>
+      </w:r>
+      <w:r>
+        <w:rPr>
+          <w:rStyle w:val="VerbatimChar"/>
+        </w:rPr>
+        <w:t xml:space="preserve">pipeline_stage6_process_record.md</w:t>
+      </w:r>
+      <w:r>
+        <w:t xml:space="preserve">、</w:t>
+      </w:r>
+      <w:r>
+        <w:rPr>
+          <w:rStyle w:val="VerbatimChar"/>
+        </w:rPr>
+        <w:t xml:space="preserve">pipeline_review_package.docx</w:t>
+      </w:r>
+      <w:r>
+        <w:t xml:space="preserve">、</w:t>
+      </w:r>
+      <w:r>
+        <w:rPr>
+          <w:rStyle w:val="VerbatimChar"/>
+        </w:rPr>
+        <w:t xml:space="preserve">cover_letter_v4.{md,docx}</w:t>
+      </w:r>
+      <w:r>
+        <w:t xml:space="preserve">。</w:t>
+      </w:r>
+    </w:p>
+    <w:p>
+      <w:pPr>
+        <w:pStyle w:val="BlockText"/>
+      </w:pPr>
+      <w:r>
+        <w:rPr>
+          <w:rFonts w:hint="eastAsia"/>
+        </w:rPr>
+        <w:t xml:space="preserve">重要诚实声明：内生性滞后检验是</w:t>
+      </w:r>
+      <w:r>
+        <w:rPr>
+          <w:rFonts w:hint="eastAsia"/>
+          <w:b/>
+          <w:bCs/>
+        </w:rPr>
+        <w:t xml:space="preserve">正向、加强</w:t>
+      </w:r>
+      <w:r>
+        <w:rPr>
+          <w:rFonts w:hint="eastAsia"/>
+        </w:rPr>
+        <w:t xml:space="preserve">结论的好结果；空间块</w:t>
+      </w:r>
+      <w:r>
+        <w:t xml:space="preserve"> CV </w:t>
+      </w:r>
+      <w:r>
+        <w:rPr>
+          <w:rFonts w:hint="eastAsia"/>
+        </w:rPr>
+        <w:t xml:space="preserve">是</w:t>
+      </w:r>
+      <w:r>
+        <w:rPr>
+          <w:rFonts w:hint="eastAsia"/>
+          <w:b/>
+          <w:bCs/>
+        </w:rPr>
+        <w:t xml:space="preserve">诚实、降温</w:t>
+      </w:r>
+      <w:r>
+        <w:rPr>
+          <w:rFonts w:hint="eastAsia"/>
+        </w:rPr>
+        <w:t xml:space="preserve">的结果（迁移力弱）。两者都已如实写入正文，未做选择性报告。</w:t>
+      </w:r>
+    </w:p>
+    <w:p>
+      <w:r>
+        <w:pict>
+          <v:rect style="width:0;height:1.5pt" o:hralign="center" o:hrstd="t" o:hr="t"/>
+        </w:pict>
+      </w:r>
+    </w:p>
+    <w:bookmarkEnd w:id="32"/>
+    <w:bookmarkStart w:id="33" w:name="X205ca7d99a66633eb2af3707016022525ec4722"/>
+    <w:p>
+      <w:pPr>
+        <w:pStyle w:val="Heading2"/>
+      </w:pPr>
+      <w:r>
+        <w:t xml:space="preserve">11. </w:t>
+      </w:r>
+      <w:r>
+        <w:rPr>
+          <w:rFonts w:hint="eastAsia"/>
+        </w:rPr>
+        <w:t xml:space="preserve">本轮新增（任务</w:t>
+      </w:r>
+      <w:r>
+        <w:t xml:space="preserve"> </w:t>
+      </w:r>
+      <w:r>
+        <w:rPr>
+          <w:rFonts w:hint="eastAsia"/>
+        </w:rPr>
+        <w:t xml:space="preserve">1→4：50km</w:t>
+      </w:r>
+      <w:r>
+        <w:t xml:space="preserve"> / CMIP6 / </w:t>
+      </w:r>
+      <w:r>
+        <w:rPr>
+          <w:rFonts w:hint="eastAsia"/>
+        </w:rPr>
+        <w:t xml:space="preserve">市县统一</w:t>
+      </w:r>
+      <w:r>
+        <w:t xml:space="preserve"> plug-in / </w:t>
+      </w:r>
+      <w:r>
+        <w:rPr>
+          <w:rFonts w:hint="eastAsia"/>
+        </w:rPr>
+        <w:t xml:space="preserve">定稿走查）</w:t>
       </w:r>
     </w:p>
     <w:p>
@@ -11024,7 +10996,439 @@
         <w:pStyle w:val="Compact"/>
         <w:numPr>
           <w:ilvl w:val="0"/>
-          <w:numId w:val="1011"/>
+          <w:numId w:val="1012"/>
+        </w:numPr>
+      </w:pPr>
+      <w:r>
+        <w:rPr>
+          <w:b/>
+          <w:bCs/>
+        </w:rPr>
+        <w:t xml:space="preserve">50km </w:t>
+      </w:r>
+      <w:r>
+        <w:rPr>
+          <w:rFonts w:hint="eastAsia"/>
+          <w:b/>
+          <w:bCs/>
+        </w:rPr>
+        <w:t xml:space="preserve">网格</w:t>
+      </w:r>
+      <w:r>
+        <w:rPr>
+          <w:b/>
+          <w:bCs/>
+        </w:rPr>
+        <w:t xml:space="preserve"> </w:t>
+      </w:r>
+      <w:r>
+        <w:rPr>
+          <w:rFonts w:hint="eastAsia"/>
+          <w:b/>
+          <w:bCs/>
+        </w:rPr>
+        <w:t xml:space="preserve">plug-in（任务1）</w:t>
+      </w:r>
+      <w:r>
+        <w:rPr>
+          <w:rFonts w:hint="eastAsia"/>
+        </w:rPr>
+        <w:t xml:space="preserve">：建</w:t>
+      </w:r>
+      <w:r>
+        <w:t xml:space="preserve"> 50km </w:t>
+      </w:r>
+      <w:r>
+        <w:rPr>
+          <w:rFonts w:hint="eastAsia"/>
+        </w:rPr>
+        <w:t xml:space="preserve">网格（10km</w:t>
+      </w:r>
+      <w:r>
+        <w:t xml:space="preserve"> </w:t>
+      </w:r>
+      <w:r>
+        <w:rPr>
+          <w:rFonts w:hint="eastAsia"/>
+        </w:rPr>
+        <w:t xml:space="preserve">合并努力聚合</w:t>
+      </w:r>
+      <w:r>
+        <w:t xml:space="preserve"> + CRU </w:t>
+      </w:r>
+      <w:r>
+        <w:rPr>
+          <w:rFonts w:hint="eastAsia"/>
+        </w:rPr>
+        <w:t xml:space="preserve">气候），与</w:t>
+      </w:r>
+      <w:r>
+        <w:t xml:space="preserve"> 100km </w:t>
+      </w:r>
+      <w:r>
+        <w:rPr>
+          <w:rFonts w:hint="eastAsia"/>
+        </w:rPr>
+        <w:t xml:space="preserve">同口径</w:t>
+      </w:r>
+      <w:r>
+        <w:t xml:space="preserve"> </w:t>
+      </w:r>
+      <w:r>
+        <w:rPr>
+          <w:rFonts w:hint="eastAsia"/>
+        </w:rPr>
+        <w:t xml:space="preserve">plug-in，</w:t>
+      </w:r>
+      <w:r>
+        <w:rPr>
+          <w:b/>
+          <w:bCs/>
+        </w:rPr>
+        <w:t xml:space="preserve">2570 </w:t>
+      </w:r>
+      <w:r>
+        <w:rPr>
+          <w:rFonts w:hint="eastAsia"/>
+          <w:b/>
+          <w:bCs/>
+        </w:rPr>
+        <w:t xml:space="preserve">格</w:t>
+      </w:r>
+      <w:r>
+        <w:rPr>
+          <w:rFonts w:hint="eastAsia"/>
+        </w:rPr>
+        <w:t xml:space="preserve">，现状均值</w:t>
+      </w:r>
+      <w:r>
+        <w:t xml:space="preserve"> </w:t>
+      </w:r>
+      <w:r>
+        <w:rPr>
+          <w:rFonts w:hint="eastAsia"/>
+        </w:rPr>
+        <w:t xml:space="preserve">0.034，与</w:t>
+      </w:r>
+      <w:r>
+        <w:t xml:space="preserve"> 100km </w:t>
+      </w:r>
+      <w:r>
+        <w:rPr>
+          <w:rFonts w:hint="eastAsia"/>
+        </w:rPr>
+        <w:t xml:space="preserve">一致。Figure</w:t>
+      </w:r>
+      <w:r>
+        <w:t xml:space="preserve"> 8b。</w:t>
+      </w:r>
+    </w:p>
+    <w:p>
+      <w:pPr>
+        <w:pStyle w:val="Compact"/>
+        <w:numPr>
+          <w:ilvl w:val="0"/>
+          <w:numId w:val="1012"/>
+        </w:numPr>
+      </w:pPr>
+      <w:r>
+        <w:rPr>
+          <w:b/>
+          <w:bCs/>
+        </w:rPr>
+        <w:t xml:space="preserve">CMIP6 </w:t>
+      </w:r>
+      <w:r>
+        <w:rPr>
+          <w:rFonts w:hint="eastAsia"/>
+          <w:b/>
+          <w:bCs/>
+        </w:rPr>
+        <w:t xml:space="preserve">集成（任务2）</w:t>
+      </w:r>
+      <w:r>
+        <w:rPr>
+          <w:rFonts w:hint="eastAsia"/>
+        </w:rPr>
+        <w:t xml:space="preserve">：下载</w:t>
+      </w:r>
+      <w:r>
+        <w:t xml:space="preserve"> WorldClim CMIP6 </w:t>
+      </w:r>
+      <w:r>
+        <w:rPr>
+          <w:rFonts w:hint="eastAsia"/>
+        </w:rPr>
+        <w:t xml:space="preserve">未来</w:t>
+      </w:r>
+      <w:r>
+        <w:t xml:space="preserve"> </w:t>
+      </w:r>
+      <w:r>
+        <w:rPr>
+          <w:rFonts w:hint="eastAsia"/>
+        </w:rPr>
+        <w:t xml:space="preserve">bio1（</w:t>
+      </w:r>
+      <w:r>
+        <w:rPr>
+          <w:b/>
+          <w:bCs/>
+        </w:rPr>
+        <w:t xml:space="preserve">4 GCM</w:t>
+      </w:r>
+      <w:r>
+        <w:rPr>
+          <w:rFonts w:hint="eastAsia"/>
+        </w:rPr>
+        <w:t xml:space="preserve">：ACCESS-CM2/MPI-ESM1-2-HR/MIROC6/UKESM1-0-LL；EC-Earth3</w:t>
+      </w:r>
+      <w:r>
+        <w:t xml:space="preserve"> </w:t>
+      </w:r>
+      <w:r>
+        <w:rPr>
+          <w:rFonts w:hint="eastAsia"/>
+        </w:rPr>
+        <w:t xml:space="preserve">该分辨率缺），相对</w:t>
+      </w:r>
+      <w:r>
+        <w:t xml:space="preserve"> WorldClim </w:t>
+      </w:r>
+      <w:r>
+        <w:rPr>
+          <w:rFonts w:hint="eastAsia"/>
+        </w:rPr>
+        <w:t xml:space="preserve">基线算</w:t>
+      </w:r>
+      <w:r>
+        <w:rPr>
+          <w:rFonts w:hint="eastAsia"/>
+          <w:b/>
+          <w:bCs/>
+        </w:rPr>
+        <w:t xml:space="preserve">集成中位升温</w:t>
+      </w:r>
+      <w:r>
+        <w:rPr>
+          <w:rFonts w:hint="eastAsia"/>
+        </w:rPr>
+        <w:t xml:space="preserve">（SSP585：2050</w:t>
+      </w:r>
+      <w:r>
+        <w:t xml:space="preserve"> +3.3°C、2080 </w:t>
+      </w:r>
+      <w:r>
+        <w:rPr>
+          <w:rFonts w:hint="eastAsia"/>
+        </w:rPr>
+        <w:t xml:space="preserve">+4.8°C），替代</w:t>
+      </w:r>
+      <w:r>
+        <w:t xml:space="preserve"> ±SD </w:t>
+      </w:r>
+      <w:r>
+        <w:rPr>
+          <w:rFonts w:hint="eastAsia"/>
+        </w:rPr>
+        <w:t xml:space="preserve">扰动。未来</w:t>
+      </w:r>
+      <w:r>
+        <w:t xml:space="preserve"> hazard </w:t>
+      </w:r>
+      <w:r>
+        <w:rPr>
+          <w:rFonts w:hint="eastAsia"/>
+        </w:rPr>
+        <w:t xml:space="preserve">在东部高努力区</w:t>
+      </w:r>
+      <w:r>
+        <w:rPr>
+          <w:rFonts w:hint="eastAsia"/>
+          <w:b/>
+          <w:bCs/>
+        </w:rPr>
+        <w:t xml:space="preserve">逐级加深</w:t>
+      </w:r>
+      <w:r>
+        <w:t xml:space="preserve">。</w:t>
+      </w:r>
+      <w:r>
+        <w:rPr>
+          <w:rStyle w:val="VerbatimChar"/>
+        </w:rPr>
+        <w:t xml:space="preserve">table_cmip6_ensemble_delta_summary.csv</w:t>
+      </w:r>
+      <w:r>
+        <w:t xml:space="preserve">。</w:t>
+      </w:r>
+    </w:p>
+    <w:p>
+      <w:pPr>
+        <w:pStyle w:val="Compact"/>
+        <w:numPr>
+          <w:ilvl w:val="0"/>
+          <w:numId w:val="1012"/>
+        </w:numPr>
+      </w:pPr>
+      <w:r>
+        <w:rPr>
+          <w:rFonts w:hint="eastAsia"/>
+          <w:b/>
+          <w:bCs/>
+        </w:rPr>
+        <w:t xml:space="preserve">市/县统一为</w:t>
+      </w:r>
+      <w:r>
+        <w:rPr>
+          <w:b/>
+          <w:bCs/>
+        </w:rPr>
+        <w:t xml:space="preserve"> </w:t>
+      </w:r>
+      <w:r>
+        <w:rPr>
+          <w:rFonts w:hint="eastAsia"/>
+          <w:b/>
+          <w:bCs/>
+        </w:rPr>
+        <w:t xml:space="preserve">plug-in（任务3）</w:t>
+      </w:r>
+      <w:r>
+        <w:rPr>
+          <w:rFonts w:hint="eastAsia"/>
+        </w:rPr>
+        <w:t xml:space="preserve">：市（369</w:t>
+      </w:r>
+      <w:r>
+        <w:t xml:space="preserve"> </w:t>
+      </w:r>
+      <w:r>
+        <w:rPr>
+          <w:rFonts w:hint="eastAsia"/>
+        </w:rPr>
+        <w:t xml:space="preserve">单元）、县（2646</w:t>
+      </w:r>
+      <w:r>
+        <w:t xml:space="preserve"> </w:t>
+      </w:r>
+      <w:r>
+        <w:rPr>
+          <w:rFonts w:hint="eastAsia"/>
+        </w:rPr>
+        <w:t xml:space="preserve">单元）改为与网格同口径的</w:t>
+      </w:r>
+      <w:r>
+        <w:t xml:space="preserve"> plug-in </w:t>
+      </w:r>
+      <w:r>
+        <w:rPr>
+          <w:rFonts w:hint="eastAsia"/>
+        </w:rPr>
+        <w:t xml:space="preserve">预测（CRU</w:t>
+      </w:r>
+      <w:r>
+        <w:t xml:space="preserve"> </w:t>
+      </w:r>
+      <w:r>
+        <w:rPr>
+          <w:rFonts w:hint="eastAsia"/>
+        </w:rPr>
+        <w:t xml:space="preserve">气候</w:t>
+      </w:r>
+      <w:r>
+        <w:t xml:space="preserve"> × comm </w:t>
+      </w:r>
+      <w:r>
+        <w:rPr>
+          <w:rFonts w:hint="eastAsia"/>
+        </w:rPr>
+        <w:t xml:space="preserve">合并努力</w:t>
+      </w:r>
+      <w:r>
+        <w:t xml:space="preserve"> × CMIP6 </w:t>
+      </w:r>
+      <w:r>
+        <w:rPr>
+          <w:rFonts w:hint="eastAsia"/>
+        </w:rPr>
+        <w:t xml:space="preserve">未来）。</w:t>
+      </w:r>
+      <w:r>
+        <w:rPr>
+          <w:rFonts w:hint="eastAsia"/>
+          <w:b/>
+          <w:bCs/>
+        </w:rPr>
+        <w:t xml:space="preserve">全尺度一致</w:t>
+      </w:r>
+      <w:r>
+        <w:rPr>
+          <w:rFonts w:hint="eastAsia"/>
+        </w:rPr>
+        <w:t xml:space="preserve">（省/市/县/50/100km</w:t>
+      </w:r>
+      <w:r>
+        <w:t xml:space="preserve"> </w:t>
+      </w:r>
+      <w:r>
+        <w:rPr>
+          <w:rFonts w:hint="eastAsia"/>
+        </w:rPr>
+        <w:t xml:space="preserve">现状</w:t>
+      </w:r>
+      <w:r>
+        <w:t xml:space="preserve"> </w:t>
+      </w:r>
+      <w:r>
+        <w:rPr>
+          <w:rFonts w:hint="eastAsia"/>
+        </w:rPr>
+        <w:t xml:space="preserve">0.032–0.035，SSP585</w:t>
+      </w:r>
+      <w:r>
+        <w:t xml:space="preserve"> </w:t>
+      </w:r>
+      <w:r>
+        <w:rPr>
+          <w:rFonts w:hint="eastAsia"/>
+        </w:rPr>
+        <w:t xml:space="preserve">均升）。Figure</w:t>
+      </w:r>
+      <w:r>
+        <w:t xml:space="preserve"> </w:t>
+      </w:r>
+      <w:r>
+        <w:rPr>
+          <w:rFonts w:hint="eastAsia"/>
+        </w:rPr>
+        <w:t xml:space="preserve">6/7。正文多尺度章节改为"plug-in</w:t>
+      </w:r>
+      <w:r>
+        <w:t xml:space="preserve"> </w:t>
+      </w:r>
+      <w:r>
+        <w:rPr>
+          <w:rFonts w:hint="eastAsia"/>
+        </w:rPr>
+        <w:t xml:space="preserve">预测为主、重拟合</w:t>
+      </w:r>
+      <w:r>
+        <w:t xml:space="preserve"> Table 4 </w:t>
+      </w:r>
+      <w:r>
+        <w:rPr>
+          <w:rFonts w:hint="eastAsia"/>
+        </w:rPr>
+        <w:t xml:space="preserve">降为敏感性"。</w:t>
+      </w:r>
+    </w:p>
+    <w:p>
+      <w:pPr>
+        <w:pStyle w:val="Compact"/>
+        <w:numPr>
+          <w:ilvl w:val="0"/>
+          <w:numId w:val="1012"/>
         </w:numPr>
       </w:pPr>
       <w:r>
@@ -11263,8 +11667,8 @@
         <w:t xml:space="preserve">集成。</w:t>
       </w:r>
     </w:p>
-    <w:bookmarkEnd w:id="32"/>
     <w:bookmarkEnd w:id="33"/>
+    <w:bookmarkEnd w:id="34"/>
     <w:sectPr>
       <w:footnotePr>
         <w:numRestart w:val="eachSect"/>
@@ -11615,6 +12019,9 @@
     <w:abstractNumId w:val="991"/>
   </w:num>
   <w:num w:numId="1008">
+    <w:abstractNumId w:val="991"/>
+  </w:num>
+  <w:num w:numId="1009">
     <w:abstractNumId w:val="99411"/>
     <w:lvlOverride w:ilvl="0">
       <w:startOverride w:val="1"/>
@@ -11644,13 +12051,13 @@
       <w:startOverride w:val="1"/>
     </w:lvlOverride>
   </w:num>
-  <w:num w:numId="1009">
-    <w:abstractNumId w:val="991"/>
-  </w:num>
   <w:num w:numId="1010">
     <w:abstractNumId w:val="991"/>
   </w:num>
   <w:num w:numId="1011">
+    <w:abstractNumId w:val="991"/>
+  </w:num>
+  <w:num w:numId="1012">
     <w:abstractNumId w:val="99411"/>
     <w:lvlOverride w:ilvl="0">
       <w:startOverride w:val="1"/>
